--- a/src/assets/Senior_Full_Stack_Developer_Caesar_Hinlo_Resume.docx
+++ b/src/assets/Senior_Full_Stack_Developer_Caesar_Hinlo_Resume.docx
@@ -1,6 +1,6 @@
 
 <file path=word/document.xml><?xml version="1.0" encoding="utf-8"?>
-<w:document xmlns:wpc="http://schemas.microsoft.com/office/word/2010/wordprocessingCanvas" xmlns:mc="http://schemas.openxmlformats.org/markup-compatibility/2006" xmlns:o="urn:schemas-microsoft-com:office:office" xmlns:r="http://schemas.openxmlformats.org/officeDocument/2006/relationships" xmlns:m="http://schemas.openxmlformats.org/officeDocument/2006/math" xmlns:v="urn:schemas-microsoft-com:vml" xmlns:wp14="http://schemas.microsoft.com/office/word/2010/wordprocessingDrawing" xmlns:wp="http://schemas.openxmlformats.org/drawingml/2006/wordprocessingDrawing" xmlns:w10="urn:schemas-microsoft-com:office:word" xmlns:w="http://schemas.openxmlformats.org/wordprocessingml/2006/main" xmlns:w14="http://schemas.microsoft.com/office/word/2010/wordml" xmlns:w15="http://schemas.microsoft.com/office/word/2012/wordml" xmlns:wpg="http://schemas.microsoft.com/office/word/2010/wordprocessingGroup" xmlns:wpi="http://schemas.microsoft.com/office/word/2010/wordprocessingInk" xmlns:wne="http://schemas.microsoft.com/office/word/2006/wordml" xmlns:wps="http://schemas.microsoft.com/office/word/2010/wordprocessingShape" xmlns:cx="http://schemas.microsoft.com/office/drawing/2014/chartex" xmlns:cx1="http://schemas.microsoft.com/office/drawing/2015/9/8/chartex" xmlns:cx2="http://schemas.microsoft.com/office/drawing/2015/10/21/chartex" xmlns:cx3="http://schemas.microsoft.com/office/drawing/2016/5/9/chartex" xmlns:cx4="http://schemas.microsoft.com/office/drawing/2016/5/10/chartex" xmlns:cx5="http://schemas.microsoft.com/office/drawing/2016/5/11/chartex" xmlns:cx6="http://schemas.microsoft.com/office/drawing/2016/5/12/chartex" xmlns:cx7="http://schemas.microsoft.com/office/drawing/2016/5/13/chartex" xmlns:cx8="http://schemas.microsoft.com/office/drawing/2016/5/14/chartex" xmlns:aink="http://schemas.microsoft.com/office/drawing/2016/ink" xmlns:am3d="http://schemas.microsoft.com/office/drawing/2017/model3d" xmlns:w16cex="http://schemas.microsoft.com/office/word/2018/wordml/cex" xmlns:w16cid="http://schemas.microsoft.com/office/word/2016/wordml/cid" xmlns:w16="http://schemas.microsoft.com/office/word/2018/wordml" xmlns:w16sdtdh="http://schemas.microsoft.com/office/word/2020/wordml/sdtdatahash" xmlns:w16se="http://schemas.microsoft.com/office/word/2015/wordml/symex" mc:Ignorable="w14 w15 wp14">
+<w:document xmlns:wpc="http://schemas.microsoft.com/office/word/2010/wordprocessingCanvas" xmlns:cx="http://schemas.microsoft.com/office/drawing/2014/chartex" xmlns:cx1="http://schemas.microsoft.com/office/drawing/2015/9/8/chartex" xmlns:cx2="http://schemas.microsoft.com/office/drawing/2015/10/21/chartex" xmlns:cx3="http://schemas.microsoft.com/office/drawing/2016/5/9/chartex" xmlns:cx4="http://schemas.microsoft.com/office/drawing/2016/5/10/chartex" xmlns:cx5="http://schemas.microsoft.com/office/drawing/2016/5/11/chartex" xmlns:cx6="http://schemas.microsoft.com/office/drawing/2016/5/12/chartex" xmlns:cx7="http://schemas.microsoft.com/office/drawing/2016/5/13/chartex" xmlns:cx8="http://schemas.microsoft.com/office/drawing/2016/5/14/chartex" xmlns:mc="http://schemas.openxmlformats.org/markup-compatibility/2006" xmlns:o="urn:schemas-microsoft-com:office:office" xmlns:r="http://schemas.openxmlformats.org/officeDocument/2006/relationships" xmlns:m="http://schemas.openxmlformats.org/officeDocument/2006/math" xmlns:v="urn:schemas-microsoft-com:vml" xmlns:wp14="http://schemas.microsoft.com/office/word/2010/wordprocessingDrawing" xmlns:wp="http://schemas.openxmlformats.org/drawingml/2006/wordprocessingDrawing" xmlns:w="http://schemas.openxmlformats.org/wordprocessingml/2006/main" xmlns:w14="http://schemas.microsoft.com/office/word/2010/wordml" xmlns:w10="urn:schemas-microsoft-com:office:word" xmlns:w15="http://schemas.microsoft.com/office/word/2012/wordml" xmlns:wpg="http://schemas.microsoft.com/office/word/2010/wordprocessingGroup" xmlns:wpi="http://schemas.microsoft.com/office/word/2010/wordprocessingInk" xmlns:wne="http://schemas.microsoft.com/office/word/2006/wordml" xmlns:wps="http://schemas.microsoft.com/office/word/2010/wordprocessingShape" xmlns:wpsCustomData="http://www.wps.cn/officeDocument/2013/wpsCustomData" mc:Ignorable="w14 w15 wp14">
   <w:body>
     <w:p>
       <w:pPr>
@@ -9,7 +9,7 @@
       </w:pPr>
       <w:r>
         <w:rPr>
-          <w:rFonts w:ascii="Calibri" w:cs="Calibri" w:eastAsia="Calibri" w:hAnsi="Calibri"/>
+          <w:rFonts w:ascii="Calibri" w:hAnsi="Calibri" w:eastAsia="Calibri" w:cs="Calibri"/>
           <w:b/>
           <w:bCs/>
           <w:color w:val="1F3A5F"/>
@@ -17,7 +17,7 @@
           <w:sz w:val="44"/>
           <w:szCs w:val="44"/>
         </w:rPr>
-        <w:t xml:space="preserve">CAESAR HERMAN N. HINLO</w:t>
+        <w:t>CAESAR HERMAN N. HINLO</w:t>
       </w:r>
     </w:p>
     <w:p>
@@ -27,17 +27,58 @@
       </w:pPr>
       <w:r>
         <w:rPr>
-          <w:rFonts w:ascii="Calibri" w:cs="Calibri" w:eastAsia="Calibri" w:hAnsi="Calibri"/>
+          <w:rFonts w:ascii="Calibri" w:hAnsi="Calibri" w:eastAsia="Calibri" w:cs="Calibri"/>
           <w:b/>
           <w:bCs/>
           <w:sz w:val="24"/>
           <w:szCs w:val="24"/>
         </w:rPr>
-        <w:t xml:space="preserve">Senior Full-Stack Engineer</w:t>
-      </w:r>
-      <w:r>
-        <w:rPr>
-          <w:rFonts w:ascii="Calibri" w:cs="Calibri" w:eastAsia="Calibri" w:hAnsi="Calibri"/>
+        <w:t xml:space="preserve">Senior Full-Stack </w:t>
+      </w:r>
+      <w:r>
+        <w:rPr>
+          <w:rFonts w:hint="default" w:cs="Calibri"/>
+          <w:b/>
+          <w:bCs/>
+          <w:sz w:val="24"/>
+          <w:szCs w:val="24"/>
+          <w:lang w:val="en-US"/>
+        </w:rPr>
+        <w:t xml:space="preserve">Developer  </w:t>
+      </w:r>
+      <w:r>
+        <w:rPr>
+          <w:rFonts w:ascii="Calibri" w:hAnsi="Calibri" w:eastAsia="Calibri" w:cs="Calibri"/>
+          <w:color w:val="A6A6A6"/>
+          <w:sz w:val="20"/>
+          <w:szCs w:val="20"/>
+        </w:rPr>
+        <w:t>|</w:t>
+      </w:r>
+      <w:r>
+        <w:rPr>
+          <w:rFonts w:hint="default" w:cs="Calibri"/>
+          <w:color w:val="A6A6A6"/>
+          <w:sz w:val="20"/>
+          <w:szCs w:val="20"/>
+          <w:lang w:val="en-US"/>
+        </w:rPr>
+        <w:t xml:space="preserve">  </w:t>
+      </w:r>
+      <w:r>
+        <w:rPr>
+          <w:rFonts w:hint="default" w:cs="Calibri"/>
+          <w:b/>
+          <w:bCs/>
+          <w:sz w:val="24"/>
+          <w:szCs w:val="24"/>
+          <w:lang w:val="en-US"/>
+        </w:rPr>
+        <w:t>Front-End Developer</w:t>
+      </w:r>
+      <w:r>
+        <w:rPr>
+          <w:rFonts w:ascii="Calibri" w:hAnsi="Calibri" w:eastAsia="Calibri" w:cs="Calibri"/>
           <w:color w:val="A6A6A6"/>
           <w:sz w:val="24"/>
           <w:szCs w:val="24"/>
@@ -46,11 +87,27 @@
       </w:r>
       <w:r>
         <w:rPr>
-          <w:rFonts w:ascii="Calibri" w:cs="Calibri" w:eastAsia="Calibri" w:hAnsi="Calibri"/>
+          <w:rFonts w:hint="default" w:cs="Calibri"/>
+          <w:b/>
+          <w:bCs/>
           <w:sz w:val="24"/>
           <w:szCs w:val="24"/>
-        </w:rPr>
-        <w:t xml:space="preserve">Certified Vue.js Developer</w:t>
+          <w:lang w:val="en-US"/>
+        </w:rPr>
+        <w:t>Certified Vue.js</w:t>
+      </w:r>
+      <w:bookmarkStart w:id="0" w:name="_GoBack"/>
+      <w:bookmarkEnd w:id="0"/>
+      <w:r>
+        <w:rPr>
+          <w:rFonts w:hint="default" w:cs="Calibri"/>
+          <w:b/>
+          <w:bCs/>
+          <w:sz w:val="24"/>
+          <w:szCs w:val="24"/>
+          <w:lang w:val="en-US"/>
+        </w:rPr>
+        <w:t xml:space="preserve"> Developer</w:t>
       </w:r>
     </w:p>
     <w:p>
@@ -60,15 +117,15 @@
       </w:pPr>
       <w:r>
         <w:rPr>
-          <w:rFonts w:ascii="Calibri" w:cs="Calibri" w:eastAsia="Calibri" w:hAnsi="Calibri"/>
+          <w:rFonts w:ascii="Calibri" w:hAnsi="Calibri" w:eastAsia="Calibri" w:cs="Calibri"/>
           <w:sz w:val="20"/>
           <w:szCs w:val="20"/>
         </w:rPr>
-        <w:t xml:space="preserve">Victorias City, Negros Occidental, Philippines</w:t>
-      </w:r>
-      <w:r>
-        <w:rPr>
-          <w:rFonts w:ascii="Calibri" w:cs="Calibri" w:eastAsia="Calibri" w:hAnsi="Calibri"/>
+        <w:t>Victorias City, Negros Occidental, Philippines</w:t>
+      </w:r>
+      <w:r>
+        <w:rPr>
+          <w:rFonts w:ascii="Calibri" w:hAnsi="Calibri" w:eastAsia="Calibri" w:cs="Calibri"/>
           <w:color w:val="A6A6A6"/>
           <w:sz w:val="20"/>
           <w:szCs w:val="20"/>
@@ -77,15 +134,15 @@
       </w:r>
       <w:r>
         <w:rPr>
-          <w:rFonts w:ascii="Calibri" w:cs="Calibri" w:eastAsia="Calibri" w:hAnsi="Calibri"/>
+          <w:rFonts w:ascii="Calibri" w:hAnsi="Calibri" w:eastAsia="Calibri" w:cs="Calibri"/>
           <w:sz w:val="20"/>
           <w:szCs w:val="20"/>
         </w:rPr>
-        <w:t xml:space="preserve">+63 945 258 2115</w:t>
-      </w:r>
-      <w:r>
-        <w:rPr>
-          <w:rFonts w:ascii="Calibri" w:cs="Calibri" w:eastAsia="Calibri" w:hAnsi="Calibri"/>
+        <w:t>+63 945 258 2115</w:t>
+      </w:r>
+      <w:r>
+        <w:rPr>
+          <w:rFonts w:ascii="Calibri" w:hAnsi="Calibri" w:eastAsia="Calibri" w:cs="Calibri"/>
           <w:color w:val="A6A6A6"/>
           <w:sz w:val="20"/>
           <w:szCs w:val="20"/>
@@ -94,92 +151,160 @@
       </w:r>
       <w:r>
         <w:rPr>
-          <w:rFonts w:ascii="Calibri" w:cs="Calibri" w:eastAsia="Calibri" w:hAnsi="Calibri"/>
+          <w:rFonts w:ascii="Calibri" w:hAnsi="Calibri" w:eastAsia="Calibri" w:cs="Calibri"/>
           <w:sz w:val="20"/>
           <w:szCs w:val="20"/>
         </w:rPr>
-        <w:t xml:space="preserve">caesar.hinlo.careers@gmail.com</w:t>
+        <w:t>caesar.hinlo.jobs@gmail.com</w:t>
       </w:r>
     </w:p>
     <w:p>
       <w:pPr>
         <w:jc w:val="center"/>
       </w:pPr>
-      <w:hyperlink w:history="1" r:id="rIdyju6seexq3_q6aehjrqej">
-        <w:r>
-          <w:rPr>
-            <w:rFonts w:ascii="Calibri" w:cs="Calibri" w:eastAsia="Calibri" w:hAnsi="Calibri"/>
-            <w:color w:val="1F5FA8"/>
-            <w:sz w:val="20"/>
-            <w:szCs w:val="20"/>
-            <w:u w:val="single"/>
-          </w:rPr>
-          <w:t xml:space="preserve">linkedin.com/in/hinlocaesar</w:t>
-        </w:r>
-      </w:hyperlink>
-      <w:r>
-        <w:rPr>
-          <w:rFonts w:ascii="Calibri" w:cs="Calibri" w:eastAsia="Calibri" w:hAnsi="Calibri"/>
+      <w:r>
+        <w:fldChar w:fldCharType="begin"/>
+      </w:r>
+      <w:r>
+        <w:instrText xml:space="preserve"> HYPERLINK "https://www.linkedin.com/in/hinlocaesar" </w:instrText>
+      </w:r>
+      <w:r>
+        <w:fldChar w:fldCharType="separate"/>
+      </w:r>
+      <w:r>
+        <w:rPr>
+          <w:rFonts w:ascii="Calibri" w:hAnsi="Calibri" w:eastAsia="Calibri" w:cs="Calibri"/>
+          <w:color w:val="1F5FA8"/>
+          <w:sz w:val="20"/>
+          <w:szCs w:val="20"/>
+          <w:u w:val="single"/>
+        </w:rPr>
+        <w:t>linkedin.com/in/hinlocaesar</w:t>
+      </w:r>
+      <w:r>
+        <w:rPr>
+          <w:rFonts w:ascii="Calibri" w:hAnsi="Calibri" w:eastAsia="Calibri" w:cs="Calibri"/>
+          <w:color w:val="1F5FA8"/>
+          <w:sz w:val="20"/>
+          <w:szCs w:val="20"/>
+          <w:u w:val="single"/>
+        </w:rPr>
+        <w:fldChar w:fldCharType="end"/>
+      </w:r>
+      <w:r>
+        <w:rPr>
+          <w:rFonts w:ascii="Calibri" w:hAnsi="Calibri" w:eastAsia="Calibri" w:cs="Calibri"/>
           <w:color w:val="A6A6A6"/>
           <w:sz w:val="20"/>
           <w:szCs w:val="20"/>
         </w:rPr>
         <w:t xml:space="preserve">   |   </w:t>
       </w:r>
-      <w:hyperlink w:history="1" r:id="rIdaq2bixs8t_wisagcjuwq3">
-        <w:r>
-          <w:rPr>
-            <w:rFonts w:ascii="Calibri" w:cs="Calibri" w:eastAsia="Calibri" w:hAnsi="Calibri"/>
-            <w:color w:val="1F5FA8"/>
-            <w:sz w:val="20"/>
-            <w:szCs w:val="20"/>
-            <w:u w:val="single"/>
-          </w:rPr>
-          <w:t xml:space="preserve">github.com/hinlocaesar</w:t>
-        </w:r>
-      </w:hyperlink>
-      <w:r>
-        <w:rPr>
-          <w:rFonts w:ascii="Calibri" w:cs="Calibri" w:eastAsia="Calibri" w:hAnsi="Calibri"/>
+      <w:r>
+        <w:fldChar w:fldCharType="begin"/>
+      </w:r>
+      <w:r>
+        <w:instrText xml:space="preserve"> HYPERLINK "https://github.com/hinlocaesar" </w:instrText>
+      </w:r>
+      <w:r>
+        <w:fldChar w:fldCharType="separate"/>
+      </w:r>
+      <w:r>
+        <w:rPr>
+          <w:rFonts w:ascii="Calibri" w:hAnsi="Calibri" w:eastAsia="Calibri" w:cs="Calibri"/>
+          <w:color w:val="1F5FA8"/>
+          <w:sz w:val="20"/>
+          <w:szCs w:val="20"/>
+          <w:u w:val="single"/>
+        </w:rPr>
+        <w:t>github.com/hinlocaesar</w:t>
+      </w:r>
+      <w:r>
+        <w:rPr>
+          <w:rFonts w:ascii="Calibri" w:hAnsi="Calibri" w:eastAsia="Calibri" w:cs="Calibri"/>
+          <w:color w:val="1F5FA8"/>
+          <w:sz w:val="20"/>
+          <w:szCs w:val="20"/>
+          <w:u w:val="single"/>
+        </w:rPr>
+        <w:fldChar w:fldCharType="end"/>
+      </w:r>
+      <w:r>
+        <w:rPr>
+          <w:rFonts w:ascii="Calibri" w:hAnsi="Calibri" w:eastAsia="Calibri" w:cs="Calibri"/>
           <w:color w:val="A6A6A6"/>
           <w:sz w:val="20"/>
           <w:szCs w:val="20"/>
         </w:rPr>
         <w:t xml:space="preserve">   |   </w:t>
       </w:r>
-      <w:hyperlink w:history="1" r:id="rId1xco3tffsqkei72p9t6pa">
-        <w:r>
-          <w:rPr>
-            <w:rFonts w:ascii="Calibri" w:cs="Calibri" w:eastAsia="Calibri" w:hAnsi="Calibri"/>
-            <w:color w:val="1F5FA8"/>
-            <w:sz w:val="20"/>
-            <w:szCs w:val="20"/>
-            <w:u w:val="single"/>
-          </w:rPr>
-          <w:t xml:space="preserve">caesar-hinlo-dev.netlify.app</w:t>
-        </w:r>
-      </w:hyperlink>
-      <w:r>
-        <w:rPr>
-          <w:rFonts w:ascii="Calibri" w:cs="Calibri" w:eastAsia="Calibri" w:hAnsi="Calibri"/>
+      <w:r>
+        <w:fldChar w:fldCharType="begin"/>
+      </w:r>
+      <w:r>
+        <w:instrText xml:space="preserve"> HYPERLINK "https://caesar-hinlo-dev.netlify.app" </w:instrText>
+      </w:r>
+      <w:r>
+        <w:fldChar w:fldCharType="separate"/>
+      </w:r>
+      <w:r>
+        <w:rPr>
+          <w:rFonts w:ascii="Calibri" w:hAnsi="Calibri" w:eastAsia="Calibri" w:cs="Calibri"/>
+          <w:color w:val="1F5FA8"/>
+          <w:sz w:val="20"/>
+          <w:szCs w:val="20"/>
+          <w:u w:val="single"/>
+        </w:rPr>
+        <w:t>caesar-hinlo-dev.netlify.app</w:t>
+      </w:r>
+      <w:r>
+        <w:rPr>
+          <w:rFonts w:ascii="Calibri" w:hAnsi="Calibri" w:eastAsia="Calibri" w:cs="Calibri"/>
+          <w:color w:val="1F5FA8"/>
+          <w:sz w:val="20"/>
+          <w:szCs w:val="20"/>
+          <w:u w:val="single"/>
+        </w:rPr>
+        <w:fldChar w:fldCharType="end"/>
+      </w:r>
+      <w:r>
+        <w:rPr>
+          <w:rFonts w:ascii="Calibri" w:hAnsi="Calibri" w:eastAsia="Calibri" w:cs="Calibri"/>
           <w:color w:val="A6A6A6"/>
           <w:sz w:val="20"/>
           <w:szCs w:val="20"/>
         </w:rPr>
         <w:t xml:space="preserve">   |   </w:t>
       </w:r>
-      <w:hyperlink w:history="1" r:id="rIdjjovm3avtkbrtgq1s5lg9">
-        <w:r>
-          <w:rPr>
-            <w:rFonts w:ascii="Calibri" w:cs="Calibri" w:eastAsia="Calibri" w:hAnsi="Calibri"/>
-            <w:color w:val="1F5FA8"/>
-            <w:sz w:val="20"/>
-            <w:szCs w:val="20"/>
-            <w:u w:val="single"/>
-          </w:rPr>
-          <w:t xml:space="preserve">Video Introduction (Loom)</w:t>
-        </w:r>
-      </w:hyperlink>
+      <w:r>
+        <w:fldChar w:fldCharType="begin"/>
+      </w:r>
+      <w:r>
+        <w:instrText xml:space="preserve"> HYPERLINK "https://www.loom.com/share/04eb2e57c6874b908bde3ae457d1c23e" </w:instrText>
+      </w:r>
+      <w:r>
+        <w:fldChar w:fldCharType="separate"/>
+      </w:r>
+      <w:r>
+        <w:rPr>
+          <w:rFonts w:ascii="Calibri" w:hAnsi="Calibri" w:eastAsia="Calibri" w:cs="Calibri"/>
+          <w:color w:val="1F5FA8"/>
+          <w:sz w:val="20"/>
+          <w:szCs w:val="20"/>
+          <w:u w:val="single"/>
+        </w:rPr>
+        <w:t>Video Introduction (Loom)</w:t>
+      </w:r>
+      <w:r>
+        <w:rPr>
+          <w:rFonts w:ascii="Calibri" w:hAnsi="Calibri" w:eastAsia="Calibri" w:cs="Calibri"/>
+          <w:color w:val="1F5FA8"/>
+          <w:sz w:val="20"/>
+          <w:szCs w:val="20"/>
+          <w:u w:val="single"/>
+        </w:rPr>
+        <w:fldChar w:fldCharType="end"/>
+      </w:r>
     </w:p>
     <w:p>
       <w:pPr>
@@ -187,11 +312,11 @@
         <w:pBdr>
           <w:bottom w:val="single" w:color="1F3A5F" w:sz="8" w:space="2"/>
         </w:pBdr>
-        <w:spacing w:after="90" w:before="220"/>
-      </w:pPr>
-      <w:r>
-        <w:rPr>
-          <w:rFonts w:ascii="Calibri" w:cs="Calibri" w:eastAsia="Calibri" w:hAnsi="Calibri"/>
+        <w:spacing w:before="220" w:after="90"/>
+      </w:pPr>
+      <w:r>
+        <w:rPr>
+          <w:rFonts w:ascii="Calibri" w:hAnsi="Calibri" w:eastAsia="Calibri" w:cs="Calibri"/>
           <w:b/>
           <w:bCs/>
           <w:color w:val="1F3A5F"/>
@@ -199,7 +324,7 @@
           <w:sz w:val="23"/>
           <w:szCs w:val="23"/>
         </w:rPr>
-        <w:t xml:space="preserve">PROFESSIONAL SUMMARY</w:t>
+        <w:t>PROFESSIONAL SUMMARY</w:t>
       </w:r>
     </w:p>
     <w:p>
@@ -208,11 +333,11 @@
       </w:pPr>
       <w:r>
         <w:rPr>
-          <w:rFonts w:ascii="Calibri" w:cs="Calibri" w:eastAsia="Calibri" w:hAnsi="Calibri"/>
-          <w:sz w:val="21"/>
-          <w:szCs w:val="21"/>
-        </w:rPr>
-        <w:t xml:space="preserve">Senior full-stack engineer with 14 years of experience: 7 in firmware engineering and 7 in web development. Ships production platforms end to end with Vue, React, Next.js, Laravel, Python, and Node.js, covering payments, search, real-time features, and security. Technical trainer experienced in Japan-to-Philippines (JP-PH) tech transfer and legacy code modernization.</w:t>
+          <w:rFonts w:ascii="Calibri" w:hAnsi="Calibri" w:eastAsia="Calibri" w:cs="Calibri"/>
+          <w:sz w:val="21"/>
+          <w:szCs w:val="21"/>
+        </w:rPr>
+        <w:t>Senior full-stack engineer with 14 years of experience: 7 in firmware engineering and 7 in web development. Ships production platforms end to end with Vue, React, Next.js, Laravel, Python, and Node.js, covering payments, search, real-time features, and security. Technical trainer experienced in Japan-to-Philippines (JP-PH) tech transfer and legacy code modernization.</w:t>
       </w:r>
     </w:p>
     <w:p>
@@ -221,7 +346,7 @@
       </w:pPr>
       <w:r>
         <w:rPr>
-          <w:rFonts w:ascii="Calibri" w:cs="Calibri" w:eastAsia="Calibri" w:hAnsi="Calibri"/>
+          <w:rFonts w:ascii="Calibri" w:hAnsi="Calibri" w:eastAsia="Calibri" w:cs="Calibri"/>
           <w:b/>
           <w:bCs/>
           <w:sz w:val="21"/>
@@ -231,11 +356,11 @@
       </w:r>
       <w:r>
         <w:rPr>
-          <w:rFonts w:ascii="Calibri" w:cs="Calibri" w:eastAsia="Calibri" w:hAnsi="Calibri"/>
-          <w:sz w:val="21"/>
-          <w:szCs w:val="21"/>
-        </w:rPr>
-        <w:t xml:space="preserve">As Team Leader and Component Leader at Kyocera (formerly Epson), 2012–2020, contributed features to a product lineup that reached ¥500 billion in global sales (approx. USD 3.19 billion).</w:t>
+          <w:rFonts w:ascii="Calibri" w:hAnsi="Calibri" w:eastAsia="Calibri" w:cs="Calibri"/>
+          <w:sz w:val="21"/>
+          <w:szCs w:val="21"/>
+        </w:rPr>
+        <w:t>As Team Leader and Component Leader at Kyocera (formerly Epson), 2012–2020, contributed features to a product lineup that reached ¥500 billion in global sales (approx. USD 3.19 billion).</w:t>
       </w:r>
     </w:p>
     <w:p>
@@ -244,11 +369,11 @@
         <w:pBdr>
           <w:bottom w:val="single" w:color="1F3A5F" w:sz="8" w:space="2"/>
         </w:pBdr>
-        <w:spacing w:after="90" w:before="220"/>
-      </w:pPr>
-      <w:r>
-        <w:rPr>
-          <w:rFonts w:ascii="Calibri" w:cs="Calibri" w:eastAsia="Calibri" w:hAnsi="Calibri"/>
+        <w:spacing w:before="220" w:after="90"/>
+      </w:pPr>
+      <w:r>
+        <w:rPr>
+          <w:rFonts w:ascii="Calibri" w:hAnsi="Calibri" w:eastAsia="Calibri" w:cs="Calibri"/>
           <w:b/>
           <w:bCs/>
           <w:color w:val="1F3A5F"/>
@@ -256,7 +381,7 @@
           <w:sz w:val="23"/>
           <w:szCs w:val="23"/>
         </w:rPr>
-        <w:t xml:space="preserve">TECHNICAL SKILLS</w:t>
+        <w:t>TECHNICAL SKILLS</w:t>
       </w:r>
     </w:p>
     <w:p>
@@ -266,7 +391,7 @@
       </w:pPr>
       <w:r>
         <w:rPr>
-          <w:rFonts w:ascii="Calibri" w:cs="Calibri" w:eastAsia="Calibri" w:hAnsi="Calibri"/>
+          <w:rFonts w:ascii="Calibri" w:hAnsi="Calibri" w:eastAsia="Calibri" w:cs="Calibri"/>
           <w:b/>
           <w:bCs/>
           <w:color w:val="1F3A5F"/>
@@ -277,11 +402,11 @@
       </w:r>
       <w:r>
         <w:rPr>
-          <w:rFonts w:ascii="Calibri" w:cs="Calibri" w:eastAsia="Calibri" w:hAnsi="Calibri"/>
-          <w:sz w:val="21"/>
-          <w:szCs w:val="21"/>
-        </w:rPr>
-        <w:t xml:space="preserve">JavaScript, TypeScript, PHP, Python, C, C++, C#, HTML, CSS, SQL</w:t>
+          <w:rFonts w:ascii="Calibri" w:hAnsi="Calibri" w:eastAsia="Calibri" w:cs="Calibri"/>
+          <w:sz w:val="21"/>
+          <w:szCs w:val="21"/>
+        </w:rPr>
+        <w:t>JavaScript, TypeScript, PHP, Python, C, C++, C#, HTML, CSS, SQL</w:t>
       </w:r>
     </w:p>
     <w:p>
@@ -291,7 +416,7 @@
       </w:pPr>
       <w:r>
         <w:rPr>
-          <w:rFonts w:ascii="Calibri" w:cs="Calibri" w:eastAsia="Calibri" w:hAnsi="Calibri"/>
+          <w:rFonts w:ascii="Calibri" w:hAnsi="Calibri" w:eastAsia="Calibri" w:cs="Calibri"/>
           <w:b/>
           <w:bCs/>
           <w:color w:val="1F3A5F"/>
@@ -302,11 +427,11 @@
       </w:r>
       <w:r>
         <w:rPr>
-          <w:rFonts w:ascii="Calibri" w:cs="Calibri" w:eastAsia="Calibri" w:hAnsi="Calibri"/>
-          <w:sz w:val="21"/>
-          <w:szCs w:val="21"/>
-        </w:rPr>
-        <w:t xml:space="preserve">Vue.js (Certified), React, Next.js, Express.js, Node.js, Laravel, Flask, ASP.NET Core</w:t>
+          <w:rFonts w:ascii="Calibri" w:hAnsi="Calibri" w:eastAsia="Calibri" w:cs="Calibri"/>
+          <w:sz w:val="21"/>
+          <w:szCs w:val="21"/>
+        </w:rPr>
+        <w:t>Vue.js (Certified), React, Next.js, Express.js, Node.js, Laravel, Flask, ASP.NET Core</w:t>
       </w:r>
     </w:p>
     <w:p>
@@ -316,7 +441,7 @@
       </w:pPr>
       <w:r>
         <w:rPr>
-          <w:rFonts w:ascii="Calibri" w:cs="Calibri" w:eastAsia="Calibri" w:hAnsi="Calibri"/>
+          <w:rFonts w:ascii="Calibri" w:hAnsi="Calibri" w:eastAsia="Calibri" w:cs="Calibri"/>
           <w:b/>
           <w:bCs/>
           <w:color w:val="1F3A5F"/>
@@ -327,11 +452,11 @@
       </w:r>
       <w:r>
         <w:rPr>
-          <w:rFonts w:ascii="Calibri" w:cs="Calibri" w:eastAsia="Calibri" w:hAnsi="Calibri"/>
-          <w:sz w:val="21"/>
-          <w:szCs w:val="21"/>
-        </w:rPr>
-        <w:t xml:space="preserve">Pinia, Redux, Inertia.js, jQuery, Tailwind CSS, shadcn/ui, Semantic UI</w:t>
+          <w:rFonts w:ascii="Calibri" w:hAnsi="Calibri" w:eastAsia="Calibri" w:cs="Calibri"/>
+          <w:sz w:val="21"/>
+          <w:szCs w:val="21"/>
+        </w:rPr>
+        <w:t>Pinia, Redux, Inertia.js, jQuery, Tailwind CSS, shadcn/ui, Semantic UI</w:t>
       </w:r>
     </w:p>
     <w:p>
@@ -341,7 +466,7 @@
       </w:pPr>
       <w:r>
         <w:rPr>
-          <w:rFonts w:ascii="Calibri" w:cs="Calibri" w:eastAsia="Calibri" w:hAnsi="Calibri"/>
+          <w:rFonts w:ascii="Calibri" w:hAnsi="Calibri" w:eastAsia="Calibri" w:cs="Calibri"/>
           <w:b/>
           <w:bCs/>
           <w:color w:val="1F3A5F"/>
@@ -352,11 +477,11 @@
       </w:r>
       <w:r>
         <w:rPr>
-          <w:rFonts w:ascii="Calibri" w:cs="Calibri" w:eastAsia="Calibri" w:hAnsi="Calibri"/>
-          <w:sz w:val="21"/>
-          <w:szCs w:val="21"/>
-        </w:rPr>
-        <w:t xml:space="preserve">MySQL, PostgreSQL, Prisma ORM, Redis, Meilisearch</w:t>
+          <w:rFonts w:ascii="Calibri" w:hAnsi="Calibri" w:eastAsia="Calibri" w:cs="Calibri"/>
+          <w:sz w:val="21"/>
+          <w:szCs w:val="21"/>
+        </w:rPr>
+        <w:t>MySQL, PostgreSQL, Prisma ORM, Redis, Meilisearch</w:t>
       </w:r>
     </w:p>
     <w:p>
@@ -366,7 +491,7 @@
       </w:pPr>
       <w:r>
         <w:rPr>
-          <w:rFonts w:ascii="Calibri" w:cs="Calibri" w:eastAsia="Calibri" w:hAnsi="Calibri"/>
+          <w:rFonts w:ascii="Calibri" w:hAnsi="Calibri" w:eastAsia="Calibri" w:cs="Calibri"/>
           <w:b/>
           <w:bCs/>
           <w:color w:val="1F3A5F"/>
@@ -377,11 +502,11 @@
       </w:r>
       <w:r>
         <w:rPr>
-          <w:rFonts w:ascii="Calibri" w:cs="Calibri" w:eastAsia="Calibri" w:hAnsi="Calibri"/>
-          <w:sz w:val="21"/>
-          <w:szCs w:val="21"/>
-        </w:rPr>
-        <w:t xml:space="preserve">Microsoft Azure (Certified), Amazon Web Services (AWS), Cloudflare R2, Laravel Forge, Sentry, Laravel Nightwatch</w:t>
+          <w:rFonts w:ascii="Calibri" w:hAnsi="Calibri" w:eastAsia="Calibri" w:cs="Calibri"/>
+          <w:sz w:val="21"/>
+          <w:szCs w:val="21"/>
+        </w:rPr>
+        <w:t>Microsoft Azure (Certified), Amazon Web Services (AWS), Cloudflare R2, Laravel Forge, Sentry, Laravel Nightwatch</w:t>
       </w:r>
     </w:p>
     <w:p>
@@ -391,7 +516,7 @@
       </w:pPr>
       <w:r>
         <w:rPr>
-          <w:rFonts w:ascii="Calibri" w:cs="Calibri" w:eastAsia="Calibri" w:hAnsi="Calibri"/>
+          <w:rFonts w:ascii="Calibri" w:hAnsi="Calibri" w:eastAsia="Calibri" w:cs="Calibri"/>
           <w:b/>
           <w:bCs/>
           <w:color w:val="1F3A5F"/>
@@ -402,11 +527,11 @@
       </w:r>
       <w:r>
         <w:rPr>
-          <w:rFonts w:ascii="Calibri" w:cs="Calibri" w:eastAsia="Calibri" w:hAnsi="Calibri"/>
-          <w:sz w:val="21"/>
-          <w:szCs w:val="21"/>
-        </w:rPr>
-        <w:t xml:space="preserve">REST API, GraphQL, Webhooks, Laravel Reverb / Echo, Xendit Payments</w:t>
+          <w:rFonts w:ascii="Calibri" w:hAnsi="Calibri" w:eastAsia="Calibri" w:cs="Calibri"/>
+          <w:sz w:val="21"/>
+          <w:szCs w:val="21"/>
+        </w:rPr>
+        <w:t>REST API, GraphQL, Webhooks, Laravel Reverb / Echo, Xendit Payments</w:t>
       </w:r>
     </w:p>
     <w:p>
@@ -416,7 +541,7 @@
       </w:pPr>
       <w:r>
         <w:rPr>
-          <w:rFonts w:ascii="Calibri" w:cs="Calibri" w:eastAsia="Calibri" w:hAnsi="Calibri"/>
+          <w:rFonts w:ascii="Calibri" w:hAnsi="Calibri" w:eastAsia="Calibri" w:cs="Calibri"/>
           <w:b/>
           <w:bCs/>
           <w:color w:val="1F3A5F"/>
@@ -427,11 +552,11 @@
       </w:r>
       <w:r>
         <w:rPr>
-          <w:rFonts w:ascii="Calibri" w:cs="Calibri" w:eastAsia="Calibri" w:hAnsi="Calibri"/>
-          <w:sz w:val="21"/>
-          <w:szCs w:val="21"/>
-        </w:rPr>
-        <w:t xml:space="preserve">Linux, CI/CD, Fortify / 2FA / WebAuthn, WordPress CMS, WordPress Studio, Elementor, Webflow, GoDaddy Website Builder, Cursor, Claude Code, Clearforce, Jira</w:t>
+          <w:rFonts w:ascii="Calibri" w:hAnsi="Calibri" w:eastAsia="Calibri" w:cs="Calibri"/>
+          <w:sz w:val="21"/>
+          <w:szCs w:val="21"/>
+        </w:rPr>
+        <w:t>Linux, CI/CD, Fortify / 2FA / WebAuthn, WordPress CMS, WordPress Studio, Elementor, Webflow, GoDaddy Website Builder, Cursor, Claude Code, Clearforce, Jira</w:t>
       </w:r>
     </w:p>
     <w:p>
@@ -441,7 +566,7 @@
       </w:pPr>
       <w:r>
         <w:rPr>
-          <w:rFonts w:ascii="Calibri" w:cs="Calibri" w:eastAsia="Calibri" w:hAnsi="Calibri"/>
+          <w:rFonts w:ascii="Calibri" w:hAnsi="Calibri" w:eastAsia="Calibri" w:cs="Calibri"/>
           <w:b/>
           <w:bCs/>
           <w:color w:val="1F3A5F"/>
@@ -452,11 +577,11 @@
       </w:r>
       <w:r>
         <w:rPr>
-          <w:rFonts w:ascii="Calibri" w:cs="Calibri" w:eastAsia="Calibri" w:hAnsi="Calibri"/>
-          <w:sz w:val="21"/>
-          <w:szCs w:val="21"/>
-        </w:rPr>
-        <w:t xml:space="preserve">Full-Stack Development, Embedded Systems, Legacy Code Refactoring, ISO Auditing, Technical Training, AI-Assisted Development, Scrum, Waterfall, V-Model</w:t>
+          <w:rFonts w:ascii="Calibri" w:hAnsi="Calibri" w:eastAsia="Calibri" w:cs="Calibri"/>
+          <w:sz w:val="21"/>
+          <w:szCs w:val="21"/>
+        </w:rPr>
+        <w:t>Full-Stack Development, Embedded Systems, Legacy Code Refactoring, ISO Auditing, Technical Training, AI-Assisted Development, Scrum, Waterfall, V-Model</w:t>
       </w:r>
     </w:p>
     <w:p>
@@ -465,11 +590,11 @@
         <w:pBdr>
           <w:bottom w:val="single" w:color="1F3A5F" w:sz="8" w:space="2"/>
         </w:pBdr>
-        <w:spacing w:after="90" w:before="220"/>
-      </w:pPr>
-      <w:r>
-        <w:rPr>
-          <w:rFonts w:ascii="Calibri" w:cs="Calibri" w:eastAsia="Calibri" w:hAnsi="Calibri"/>
+        <w:spacing w:before="220" w:after="90"/>
+      </w:pPr>
+      <w:r>
+        <w:rPr>
+          <w:rFonts w:ascii="Calibri" w:hAnsi="Calibri" w:eastAsia="Calibri" w:cs="Calibri"/>
           <w:b/>
           <w:bCs/>
           <w:color w:val="1F3A5F"/>
@@ -477,7 +602,7 @@
           <w:sz w:val="23"/>
           <w:szCs w:val="23"/>
         </w:rPr>
-        <w:t xml:space="preserve">PROFESSIONAL EXPERIENCE</w:t>
+        <w:t>PROFESSIONAL EXPERIENCE</w:t>
       </w:r>
     </w:p>
     <w:p>
@@ -486,36 +611,36 @@
         <w:tabs>
           <w:tab w:val="right" w:pos="10512"/>
         </w:tabs>
-        <w:spacing w:after="0" w:before="150"/>
-      </w:pPr>
-      <w:r>
-        <w:rPr>
-          <w:rFonts w:ascii="Calibri" w:cs="Calibri" w:eastAsia="Calibri" w:hAnsi="Calibri"/>
+        <w:spacing w:before="150" w:after="0"/>
+      </w:pPr>
+      <w:r>
+        <w:rPr>
+          <w:rFonts w:ascii="Calibri" w:hAnsi="Calibri" w:eastAsia="Calibri" w:cs="Calibri"/>
           <w:b/>
           <w:bCs/>
           <w:sz w:val="22"/>
           <w:szCs w:val="22"/>
         </w:rPr>
-        <w:t xml:space="preserve">Full-Stack Developer</w:t>
-      </w:r>
-      <w:r>
-        <w:rPr>
-          <w:rFonts w:ascii="Calibri" w:cs="Calibri" w:eastAsia="Calibri" w:hAnsi="Calibri"/>
-          <w:sz w:val="21"/>
-          <w:szCs w:val="21"/>
-        </w:rPr>
-        <w:t xml:space="preserve">	</w:t>
-      </w:r>
-      <w:r>
-        <w:rPr>
-          <w:rFonts w:ascii="Calibri" w:cs="Calibri" w:eastAsia="Calibri" w:hAnsi="Calibri"/>
+        <w:t>Full-Stack Developer</w:t>
+      </w:r>
+      <w:r>
+        <w:rPr>
+          <w:rFonts w:ascii="Calibri" w:hAnsi="Calibri" w:eastAsia="Calibri" w:cs="Calibri"/>
+          <w:sz w:val="21"/>
+          <w:szCs w:val="21"/>
+        </w:rPr>
+        <w:tab/>
+      </w:r>
+      <w:r>
+        <w:rPr>
+          <w:rFonts w:ascii="Calibri" w:hAnsi="Calibri" w:eastAsia="Calibri" w:cs="Calibri"/>
           <w:b/>
           <w:bCs/>
           <w:color w:val="1F3A5F"/>
           <w:sz w:val="21"/>
           <w:szCs w:val="21"/>
         </w:rPr>
-        <w:t xml:space="preserve">2025 – Present</w:t>
+        <w:t>2025 – Present</w:t>
       </w:r>
     </w:p>
     <w:p>
@@ -525,18 +650,18 @@
       </w:pPr>
       <w:r>
         <w:rPr>
-          <w:rFonts w:ascii="Calibri" w:cs="Calibri" w:eastAsia="Calibri" w:hAnsi="Calibri"/>
+          <w:rFonts w:ascii="Calibri" w:hAnsi="Calibri" w:eastAsia="Calibri" w:cs="Calibri"/>
           <w:b/>
           <w:bCs/>
           <w:color w:val="1F3A5F"/>
           <w:sz w:val="21"/>
           <w:szCs w:val="21"/>
         </w:rPr>
-        <w:t xml:space="preserve">DevResearch Software Development Solutions (Remote)</w:t>
-      </w:r>
-      <w:r>
-        <w:rPr>
-          <w:rFonts w:ascii="Calibri" w:cs="Calibri" w:eastAsia="Calibri" w:hAnsi="Calibri"/>
+        <w:t>DevResearch Software Development Solutions (Remote)</w:t>
+      </w:r>
+      <w:r>
+        <w:rPr>
+          <w:rFonts w:ascii="Calibri" w:hAnsi="Calibri" w:eastAsia="Calibri" w:cs="Calibri"/>
           <w:color w:val="A6A6A6"/>
           <w:sz w:val="21"/>
           <w:szCs w:val="21"/>
@@ -545,30 +670,30 @@
       </w:r>
       <w:r>
         <w:rPr>
-          <w:rFonts w:ascii="Calibri" w:cs="Calibri" w:eastAsia="Calibri" w:hAnsi="Calibri"/>
+          <w:rFonts w:ascii="Calibri" w:hAnsi="Calibri" w:eastAsia="Calibri" w:cs="Calibri"/>
           <w:i/>
           <w:iCs/>
           <w:color w:val="595959"/>
           <w:sz w:val="21"/>
           <w:szCs w:val="21"/>
         </w:rPr>
-        <w:t xml:space="preserve">Client: DiscoverJobs  ·  discoverjobs.org</w:t>
-      </w:r>
-    </w:p>
-    <w:p>
-      <w:pPr>
-        <w:pStyle w:val="ListParagraph"/>
+        <w:t>Client: DiscoverJobs  ·  discoverjobs.org</w:t>
+      </w:r>
+    </w:p>
+    <w:p>
+      <w:pPr>
+        <w:pStyle w:val="16"/>
         <w:keepNext/>
         <w:keepLines/>
         <w:numPr>
           <w:ilvl w:val="0"/>
-          <w:numId w:val="2"/>
+          <w:numId w:val="1"/>
         </w:numPr>
         <w:spacing w:after="45"/>
       </w:pPr>
       <w:r>
         <w:rPr>
-          <w:rFonts w:ascii="Calibri" w:cs="Calibri" w:eastAsia="Calibri" w:hAnsi="Calibri"/>
+          <w:rFonts w:ascii="Calibri" w:hAnsi="Calibri" w:eastAsia="Calibri" w:cs="Calibri"/>
           <w:b/>
           <w:bCs/>
           <w:sz w:val="21"/>
@@ -578,27 +703,27 @@
       </w:r>
       <w:r>
         <w:rPr>
-          <w:rFonts w:ascii="Calibri" w:cs="Calibri" w:eastAsia="Calibri" w:hAnsi="Calibri"/>
-          <w:sz w:val="21"/>
-          <w:szCs w:val="21"/>
-        </w:rPr>
-        <w:t xml:space="preserve">Built and deployed a multi-market platform (Vue 3, Inertia.js, Laravel, Tailwind) handling seeker, employer, and admin surfaces.</w:t>
-      </w:r>
-    </w:p>
-    <w:p>
-      <w:pPr>
-        <w:pStyle w:val="ListParagraph"/>
+          <w:rFonts w:ascii="Calibri" w:hAnsi="Calibri" w:eastAsia="Calibri" w:cs="Calibri"/>
+          <w:sz w:val="21"/>
+          <w:szCs w:val="21"/>
+        </w:rPr>
+        <w:t>Built and deployed a multi-market platform (Vue 3, Inertia.js, Laravel, Tailwind) handling seeker, employer, and admin surfaces.</w:t>
+      </w:r>
+    </w:p>
+    <w:p>
+      <w:pPr>
+        <w:pStyle w:val="16"/>
         <w:keepNext/>
         <w:keepLines/>
         <w:numPr>
           <w:ilvl w:val="0"/>
-          <w:numId w:val="2"/>
+          <w:numId w:val="1"/>
         </w:numPr>
         <w:spacing w:after="45"/>
       </w:pPr>
       <w:r>
         <w:rPr>
-          <w:rFonts w:ascii="Calibri" w:cs="Calibri" w:eastAsia="Calibri" w:hAnsi="Calibri"/>
+          <w:rFonts w:ascii="Calibri" w:hAnsi="Calibri" w:eastAsia="Calibri" w:cs="Calibri"/>
           <w:b/>
           <w:bCs/>
           <w:sz w:val="21"/>
@@ -608,27 +733,27 @@
       </w:r>
       <w:r>
         <w:rPr>
-          <w:rFonts w:ascii="Calibri" w:cs="Calibri" w:eastAsia="Calibri" w:hAnsi="Calibri"/>
-          <w:sz w:val="21"/>
-          <w:szCs w:val="21"/>
-        </w:rPr>
-        <w:t xml:space="preserve">Integrated automated paid listings via Xendit API/webhooks and Cloudflare R2 for file storage.</w:t>
-      </w:r>
-    </w:p>
-    <w:p>
-      <w:pPr>
-        <w:pStyle w:val="ListParagraph"/>
+          <w:rFonts w:ascii="Calibri" w:hAnsi="Calibri" w:eastAsia="Calibri" w:cs="Calibri"/>
+          <w:sz w:val="21"/>
+          <w:szCs w:val="21"/>
+        </w:rPr>
+        <w:t>Integrated automated paid listings via Xendit API/webhooks and Cloudflare R2 for file storage.</w:t>
+      </w:r>
+    </w:p>
+    <w:p>
+      <w:pPr>
+        <w:pStyle w:val="16"/>
         <w:keepNext/>
         <w:keepLines/>
         <w:numPr>
           <w:ilvl w:val="0"/>
-          <w:numId w:val="2"/>
+          <w:numId w:val="1"/>
         </w:numPr>
         <w:spacing w:after="45"/>
       </w:pPr>
       <w:r>
         <w:rPr>
-          <w:rFonts w:ascii="Calibri" w:cs="Calibri" w:eastAsia="Calibri" w:hAnsi="Calibri"/>
+          <w:rFonts w:ascii="Calibri" w:hAnsi="Calibri" w:eastAsia="Calibri" w:cs="Calibri"/>
           <w:b/>
           <w:bCs/>
           <w:sz w:val="21"/>
@@ -638,27 +763,27 @@
       </w:r>
       <w:r>
         <w:rPr>
-          <w:rFonts w:ascii="Calibri" w:cs="Calibri" w:eastAsia="Calibri" w:hAnsi="Calibri"/>
-          <w:sz w:val="21"/>
-          <w:szCs w:val="21"/>
-        </w:rPr>
-        <w:t xml:space="preserve">Engineered typo-tolerant search using Meilisearch and Redis cache warming fed by external job aggregation APIs.</w:t>
-      </w:r>
-    </w:p>
-    <w:p>
-      <w:pPr>
-        <w:pStyle w:val="ListParagraph"/>
+          <w:rFonts w:ascii="Calibri" w:hAnsi="Calibri" w:eastAsia="Calibri" w:cs="Calibri"/>
+          <w:sz w:val="21"/>
+          <w:szCs w:val="21"/>
+        </w:rPr>
+        <w:t>Engineered typo-tolerant search using Meilisearch and Redis cache warming fed by external job aggregation APIs.</w:t>
+      </w:r>
+    </w:p>
+    <w:p>
+      <w:pPr>
+        <w:pStyle w:val="16"/>
         <w:keepNext/>
         <w:keepLines/>
         <w:numPr>
           <w:ilvl w:val="0"/>
-          <w:numId w:val="2"/>
+          <w:numId w:val="1"/>
         </w:numPr>
         <w:spacing w:after="45"/>
       </w:pPr>
       <w:r>
         <w:rPr>
-          <w:rFonts w:ascii="Calibri" w:cs="Calibri" w:eastAsia="Calibri" w:hAnsi="Calibri"/>
+          <w:rFonts w:ascii="Calibri" w:hAnsi="Calibri" w:eastAsia="Calibri" w:cs="Calibri"/>
           <w:b/>
           <w:bCs/>
           <w:sz w:val="21"/>
@@ -668,27 +793,27 @@
       </w:r>
       <w:r>
         <w:rPr>
-          <w:rFonts w:ascii="Calibri" w:cs="Calibri" w:eastAsia="Calibri" w:hAnsi="Calibri"/>
-          <w:sz w:val="21"/>
-          <w:szCs w:val="21"/>
-        </w:rPr>
-        <w:t xml:space="preserve">Implemented WebSocket chat/notifications (Laravel Reverb/Echo) and robust security with 2FA, passkeys (Fortify), and RBAC policies.</w:t>
-      </w:r>
-    </w:p>
-    <w:p>
-      <w:pPr>
-        <w:pStyle w:val="ListParagraph"/>
+          <w:rFonts w:ascii="Calibri" w:hAnsi="Calibri" w:eastAsia="Calibri" w:cs="Calibri"/>
+          <w:sz w:val="21"/>
+          <w:szCs w:val="21"/>
+        </w:rPr>
+        <w:t>Implemented WebSocket chat/notifications (Laravel Reverb/Echo) and robust security with 2FA, passkeys (Fortify), and RBAC policies.</w:t>
+      </w:r>
+    </w:p>
+    <w:p>
+      <w:pPr>
+        <w:pStyle w:val="16"/>
         <w:keepNext/>
         <w:keepLines/>
         <w:numPr>
           <w:ilvl w:val="0"/>
-          <w:numId w:val="2"/>
+          <w:numId w:val="1"/>
         </w:numPr>
         <w:spacing w:after="45"/>
       </w:pPr>
       <w:r>
         <w:rPr>
-          <w:rFonts w:ascii="Calibri" w:cs="Calibri" w:eastAsia="Calibri" w:hAnsi="Calibri"/>
+          <w:rFonts w:ascii="Calibri" w:hAnsi="Calibri" w:eastAsia="Calibri" w:cs="Calibri"/>
           <w:b/>
           <w:bCs/>
           <w:sz w:val="21"/>
@@ -698,27 +823,27 @@
       </w:r>
       <w:r>
         <w:rPr>
-          <w:rFonts w:ascii="Calibri" w:cs="Calibri" w:eastAsia="Calibri" w:hAnsi="Calibri"/>
-          <w:sz w:val="21"/>
-          <w:szCs w:val="21"/>
-        </w:rPr>
-        <w:t xml:space="preserve">Built a BIR-accredited (Philippine tax authority) accounting microservice in under 1 month and integrated an AI admin tool (LangChain/RAG) for tax data extraction.</w:t>
-      </w:r>
-    </w:p>
-    <w:p>
-      <w:pPr>
-        <w:pStyle w:val="ListParagraph"/>
-        <w:keepNext w:val="false"/>
+          <w:rFonts w:ascii="Calibri" w:hAnsi="Calibri" w:eastAsia="Calibri" w:cs="Calibri"/>
+          <w:sz w:val="21"/>
+          <w:szCs w:val="21"/>
+        </w:rPr>
+        <w:t>Built a BIR-accredited (Philippine tax authority) accounting microservice in under 1 month and integrated an AI admin tool (LangChain/RAG) for tax data extraction.</w:t>
+      </w:r>
+    </w:p>
+    <w:p>
+      <w:pPr>
+        <w:pStyle w:val="16"/>
+        <w:keepNext w:val="0"/>
         <w:keepLines/>
         <w:numPr>
           <w:ilvl w:val="0"/>
-          <w:numId w:val="2"/>
+          <w:numId w:val="1"/>
         </w:numPr>
         <w:spacing w:after="45"/>
       </w:pPr>
       <w:r>
         <w:rPr>
-          <w:rFonts w:ascii="Calibri" w:cs="Calibri" w:eastAsia="Calibri" w:hAnsi="Calibri"/>
+          <w:rFonts w:ascii="Calibri" w:hAnsi="Calibri" w:eastAsia="Calibri" w:cs="Calibri"/>
           <w:b/>
           <w:bCs/>
           <w:sz w:val="21"/>
@@ -728,11 +853,11 @@
       </w:r>
       <w:r>
         <w:rPr>
-          <w:rFonts w:ascii="Calibri" w:cs="Calibri" w:eastAsia="Calibri" w:hAnsi="Calibri"/>
-          <w:sz w:val="21"/>
-          <w:szCs w:val="21"/>
-        </w:rPr>
-        <w:t xml:space="preserve">Maintained PHPUnit test suites, automated Forge deployments, and health monitoring via Laravel Nightwatch.</w:t>
+          <w:rFonts w:ascii="Calibri" w:hAnsi="Calibri" w:eastAsia="Calibri" w:cs="Calibri"/>
+          <w:sz w:val="21"/>
+          <w:szCs w:val="21"/>
+        </w:rPr>
+        <w:t>Maintained PHPUnit test suites, automated Forge deployments, and health monitoring via Laravel Nightwatch.</w:t>
       </w:r>
     </w:p>
     <w:p>
@@ -741,36 +866,36 @@
         <w:tabs>
           <w:tab w:val="right" w:pos="10512"/>
         </w:tabs>
-        <w:spacing w:after="0" w:before="150"/>
-      </w:pPr>
-      <w:r>
-        <w:rPr>
-          <w:rFonts w:ascii="Calibri" w:cs="Calibri" w:eastAsia="Calibri" w:hAnsi="Calibri"/>
+        <w:spacing w:before="150" w:after="0"/>
+      </w:pPr>
+      <w:r>
+        <w:rPr>
+          <w:rFonts w:ascii="Calibri" w:hAnsi="Calibri" w:eastAsia="Calibri" w:cs="Calibri"/>
           <w:b/>
           <w:bCs/>
           <w:sz w:val="22"/>
           <w:szCs w:val="22"/>
         </w:rPr>
-        <w:t xml:space="preserve">Full-Stack Developer</w:t>
-      </w:r>
-      <w:r>
-        <w:rPr>
-          <w:rFonts w:ascii="Calibri" w:cs="Calibri" w:eastAsia="Calibri" w:hAnsi="Calibri"/>
-          <w:sz w:val="21"/>
-          <w:szCs w:val="21"/>
-        </w:rPr>
-        <w:t xml:space="preserve">	</w:t>
-      </w:r>
-      <w:r>
-        <w:rPr>
-          <w:rFonts w:ascii="Calibri" w:cs="Calibri" w:eastAsia="Calibri" w:hAnsi="Calibri"/>
+        <w:t>Full-Stack Developer</w:t>
+      </w:r>
+      <w:r>
+        <w:rPr>
+          <w:rFonts w:ascii="Calibri" w:hAnsi="Calibri" w:eastAsia="Calibri" w:cs="Calibri"/>
+          <w:sz w:val="21"/>
+          <w:szCs w:val="21"/>
+        </w:rPr>
+        <w:tab/>
+      </w:r>
+      <w:r>
+        <w:rPr>
+          <w:rFonts w:ascii="Calibri" w:hAnsi="Calibri" w:eastAsia="Calibri" w:cs="Calibri"/>
           <w:b/>
           <w:bCs/>
           <w:color w:val="1F3A5F"/>
           <w:sz w:val="21"/>
           <w:szCs w:val="21"/>
         </w:rPr>
-        <w:t xml:space="preserve">2021 – 2025</w:t>
+        <w:t>2021 – 2025</w:t>
       </w:r>
     </w:p>
     <w:p>
@@ -780,18 +905,18 @@
       </w:pPr>
       <w:r>
         <w:rPr>
-          <w:rFonts w:ascii="Calibri" w:cs="Calibri" w:eastAsia="Calibri" w:hAnsi="Calibri"/>
+          <w:rFonts w:ascii="Calibri" w:hAnsi="Calibri" w:eastAsia="Calibri" w:cs="Calibri"/>
           <w:b/>
           <w:bCs/>
           <w:color w:val="1F3A5F"/>
           <w:sz w:val="21"/>
           <w:szCs w:val="21"/>
         </w:rPr>
-        <w:t xml:space="preserve">Elgada BPO Solutions (Remote)</w:t>
-      </w:r>
-      <w:r>
-        <w:rPr>
-          <w:rFonts w:ascii="Calibri" w:cs="Calibri" w:eastAsia="Calibri" w:hAnsi="Calibri"/>
+        <w:t>Elgada BPO Solutions (Remote)</w:t>
+      </w:r>
+      <w:r>
+        <w:rPr>
+          <w:rFonts w:ascii="Calibri" w:hAnsi="Calibri" w:eastAsia="Calibri" w:cs="Calibri"/>
           <w:color w:val="A6A6A6"/>
           <w:sz w:val="21"/>
           <w:szCs w:val="21"/>
@@ -800,30 +925,30 @@
       </w:r>
       <w:r>
         <w:rPr>
-          <w:rFonts w:ascii="Calibri" w:cs="Calibri" w:eastAsia="Calibri" w:hAnsi="Calibri"/>
+          <w:rFonts w:ascii="Calibri" w:hAnsi="Calibri" w:eastAsia="Calibri" w:cs="Calibri"/>
           <w:i/>
           <w:iCs/>
           <w:color w:val="595959"/>
           <w:sz w:val="21"/>
           <w:szCs w:val="21"/>
         </w:rPr>
-        <w:t xml:space="preserve">Client: Streamline Verify  ·  streamlineverify.com</w:t>
-      </w:r>
-    </w:p>
-    <w:p>
-      <w:pPr>
-        <w:pStyle w:val="ListParagraph"/>
+        <w:t>Client: Streamline Verify  ·  streamlineverify.com</w:t>
+      </w:r>
+    </w:p>
+    <w:p>
+      <w:pPr>
+        <w:pStyle w:val="16"/>
         <w:keepNext/>
         <w:keepLines/>
         <w:numPr>
           <w:ilvl w:val="0"/>
-          <w:numId w:val="2"/>
+          <w:numId w:val="1"/>
         </w:numPr>
         <w:spacing w:after="45"/>
       </w:pPr>
       <w:r>
         <w:rPr>
-          <w:rFonts w:ascii="Calibri" w:cs="Calibri" w:eastAsia="Calibri" w:hAnsi="Calibri"/>
+          <w:rFonts w:ascii="Calibri" w:hAnsi="Calibri" w:eastAsia="Calibri" w:cs="Calibri"/>
           <w:b/>
           <w:bCs/>
           <w:sz w:val="21"/>
@@ -833,27 +958,27 @@
       </w:r>
       <w:r>
         <w:rPr>
-          <w:rFonts w:ascii="Calibri" w:cs="Calibri" w:eastAsia="Calibri" w:hAnsi="Calibri"/>
-          <w:sz w:val="21"/>
-          <w:szCs w:val="21"/>
-        </w:rPr>
-        <w:t xml:space="preserve">Developed core compliance features for Streamline Verify using React, Next.js, Express, Node.js, GraphQL, Vue, Laravel, and Python (Flask).</w:t>
-      </w:r>
-    </w:p>
-    <w:p>
-      <w:pPr>
-        <w:pStyle w:val="ListParagraph"/>
+          <w:rFonts w:ascii="Calibri" w:hAnsi="Calibri" w:eastAsia="Calibri" w:cs="Calibri"/>
+          <w:sz w:val="21"/>
+          <w:szCs w:val="21"/>
+        </w:rPr>
+        <w:t>Developed core compliance features for Streamline Verify using React, Next.js, Express, Node.js, GraphQL, Vue, Laravel, and Python (Flask).</w:t>
+      </w:r>
+    </w:p>
+    <w:p>
+      <w:pPr>
+        <w:pStyle w:val="16"/>
         <w:keepNext/>
         <w:keepLines/>
         <w:numPr>
           <w:ilvl w:val="0"/>
-          <w:numId w:val="2"/>
+          <w:numId w:val="1"/>
         </w:numPr>
         <w:spacing w:after="45"/>
       </w:pPr>
       <w:r>
         <w:rPr>
-          <w:rFonts w:ascii="Calibri" w:cs="Calibri" w:eastAsia="Calibri" w:hAnsi="Calibri"/>
+          <w:rFonts w:ascii="Calibri" w:hAnsi="Calibri" w:eastAsia="Calibri" w:cs="Calibri"/>
           <w:b/>
           <w:bCs/>
           <w:sz w:val="21"/>
@@ -863,27 +988,27 @@
       </w:r>
       <w:r>
         <w:rPr>
-          <w:rFonts w:ascii="Calibri" w:cs="Calibri" w:eastAsia="Calibri" w:hAnsi="Calibri"/>
-          <w:sz w:val="21"/>
-          <w:szCs w:val="21"/>
-        </w:rPr>
-        <w:t xml:space="preserve">Boosted query speeds and responsiveness up to 40% via targeted UI and SQL optimizations; refactored legacy code for scalability.</w:t>
-      </w:r>
-    </w:p>
-    <w:p>
-      <w:pPr>
-        <w:pStyle w:val="ListParagraph"/>
+          <w:rFonts w:ascii="Calibri" w:hAnsi="Calibri" w:eastAsia="Calibri" w:cs="Calibri"/>
+          <w:sz w:val="21"/>
+          <w:szCs w:val="21"/>
+        </w:rPr>
+        <w:t>Boosted query speeds and responsiveness up to 40% via targeted UI and SQL optimizations; refactored legacy code for scalability.</w:t>
+      </w:r>
+    </w:p>
+    <w:p>
+      <w:pPr>
+        <w:pStyle w:val="16"/>
         <w:keepNext/>
         <w:keepLines/>
         <w:numPr>
           <w:ilvl w:val="0"/>
-          <w:numId w:val="2"/>
+          <w:numId w:val="1"/>
         </w:numPr>
         <w:spacing w:after="45"/>
       </w:pPr>
       <w:r>
         <w:rPr>
-          <w:rFonts w:ascii="Calibri" w:cs="Calibri" w:eastAsia="Calibri" w:hAnsi="Calibri"/>
+          <w:rFonts w:ascii="Calibri" w:hAnsi="Calibri" w:eastAsia="Calibri" w:cs="Calibri"/>
           <w:b/>
           <w:bCs/>
           <w:sz w:val="21"/>
@@ -893,27 +1018,27 @@
       </w:r>
       <w:r>
         <w:rPr>
-          <w:rFonts w:ascii="Calibri" w:cs="Calibri" w:eastAsia="Calibri" w:hAnsi="Calibri"/>
-          <w:sz w:val="21"/>
-          <w:szCs w:val="21"/>
-        </w:rPr>
-        <w:t xml:space="preserve">Managed technical security due diligence, leading responses for client SOC 2 questionnaires and vendor risk assessments.</w:t>
-      </w:r>
-    </w:p>
-    <w:p>
-      <w:pPr>
-        <w:pStyle w:val="ListParagraph"/>
-        <w:keepNext w:val="false"/>
+          <w:rFonts w:ascii="Calibri" w:hAnsi="Calibri" w:eastAsia="Calibri" w:cs="Calibri"/>
+          <w:sz w:val="21"/>
+          <w:szCs w:val="21"/>
+        </w:rPr>
+        <w:t>Managed technical security due diligence, leading responses for client SOC 2 questionnaires and vendor risk assessments.</w:t>
+      </w:r>
+    </w:p>
+    <w:p>
+      <w:pPr>
+        <w:pStyle w:val="16"/>
+        <w:keepNext w:val="0"/>
         <w:keepLines/>
         <w:numPr>
           <w:ilvl w:val="0"/>
-          <w:numId w:val="2"/>
+          <w:numId w:val="1"/>
         </w:numPr>
         <w:spacing w:after="45"/>
       </w:pPr>
       <w:r>
         <w:rPr>
-          <w:rFonts w:ascii="Calibri" w:cs="Calibri" w:eastAsia="Calibri" w:hAnsi="Calibri"/>
+          <w:rFonts w:ascii="Calibri" w:hAnsi="Calibri" w:eastAsia="Calibri" w:cs="Calibri"/>
           <w:b/>
           <w:bCs/>
           <w:sz w:val="21"/>
@@ -923,11 +1048,11 @@
       </w:r>
       <w:r>
         <w:rPr>
-          <w:rFonts w:ascii="Calibri" w:cs="Calibri" w:eastAsia="Calibri" w:hAnsi="Calibri"/>
-          <w:sz w:val="21"/>
-          <w:szCs w:val="21"/>
-        </w:rPr>
-        <w:t xml:space="preserve">Mentored junior engineers, directing daily task execution, code reviews, and quality standards.</w:t>
+          <w:rFonts w:ascii="Calibri" w:hAnsi="Calibri" w:eastAsia="Calibri" w:cs="Calibri"/>
+          <w:sz w:val="21"/>
+          <w:szCs w:val="21"/>
+        </w:rPr>
+        <w:t>Mentored junior engineers, directing daily task execution, code reviews, and quality standards.</w:t>
       </w:r>
     </w:p>
     <w:p>
@@ -936,36 +1061,36 @@
         <w:tabs>
           <w:tab w:val="right" w:pos="10512"/>
         </w:tabs>
-        <w:spacing w:after="0" w:before="150"/>
-      </w:pPr>
-      <w:r>
-        <w:rPr>
-          <w:rFonts w:ascii="Calibri" w:cs="Calibri" w:eastAsia="Calibri" w:hAnsi="Calibri"/>
+        <w:spacing w:before="150" w:after="0"/>
+      </w:pPr>
+      <w:r>
+        <w:rPr>
+          <w:rFonts w:ascii="Calibri" w:hAnsi="Calibri" w:eastAsia="Calibri" w:cs="Calibri"/>
           <w:b/>
           <w:bCs/>
           <w:sz w:val="22"/>
           <w:szCs w:val="22"/>
         </w:rPr>
-        <w:t xml:space="preserve">Full-Stack Developer &amp; Board Member</w:t>
-      </w:r>
-      <w:r>
-        <w:rPr>
-          <w:rFonts w:ascii="Calibri" w:cs="Calibri" w:eastAsia="Calibri" w:hAnsi="Calibri"/>
-          <w:sz w:val="21"/>
-          <w:szCs w:val="21"/>
-        </w:rPr>
-        <w:t xml:space="preserve">	</w:t>
-      </w:r>
-      <w:r>
-        <w:rPr>
-          <w:rFonts w:ascii="Calibri" w:cs="Calibri" w:eastAsia="Calibri" w:hAnsi="Calibri"/>
+        <w:t>Full-Stack Developer &amp; Board Member</w:t>
+      </w:r>
+      <w:r>
+        <w:rPr>
+          <w:rFonts w:ascii="Calibri" w:hAnsi="Calibri" w:eastAsia="Calibri" w:cs="Calibri"/>
+          <w:sz w:val="21"/>
+          <w:szCs w:val="21"/>
+        </w:rPr>
+        <w:tab/>
+      </w:r>
+      <w:r>
+        <w:rPr>
+          <w:rFonts w:ascii="Calibri" w:hAnsi="Calibri" w:eastAsia="Calibri" w:cs="Calibri"/>
           <w:b/>
           <w:bCs/>
           <w:color w:val="1F3A5F"/>
           <w:sz w:val="21"/>
           <w:szCs w:val="21"/>
         </w:rPr>
-        <w:t xml:space="preserve">2020 – 2021</w:t>
+        <w:t>2020 – 2021</w:t>
       </w:r>
     </w:p>
     <w:p>
@@ -975,14 +1100,14 @@
       </w:pPr>
       <w:r>
         <w:rPr>
-          <w:rFonts w:ascii="Calibri" w:cs="Calibri" w:eastAsia="Calibri" w:hAnsi="Calibri"/>
+          <w:rFonts w:ascii="Calibri" w:hAnsi="Calibri" w:eastAsia="Calibri" w:cs="Calibri"/>
           <w:b/>
           <w:bCs/>
           <w:color w:val="1F3A5F"/>
           <w:sz w:val="21"/>
           <w:szCs w:val="21"/>
         </w:rPr>
-        <w:t xml:space="preserve">Champion4Heroes (Remote)</w:t>
+        <w:t>Champion4Heroes (Remote)</w:t>
       </w:r>
     </w:p>
     <w:p>
@@ -992,30 +1117,30 @@
       </w:pPr>
       <w:r>
         <w:rPr>
-          <w:rFonts w:ascii="Calibri" w:cs="Calibri" w:eastAsia="Calibri" w:hAnsi="Calibri"/>
+          <w:rFonts w:ascii="Calibri" w:hAnsi="Calibri" w:eastAsia="Calibri" w:cs="Calibri"/>
           <w:i/>
           <w:iCs/>
           <w:color w:val="595959"/>
           <w:sz w:val="21"/>
           <w:szCs w:val="21"/>
         </w:rPr>
-        <w:t xml:space="preserve">501(c)(3) nonprofit uniting World Champion athletes with Veterans to honor and memorialize their service.</w:t>
-      </w:r>
-    </w:p>
-    <w:p>
-      <w:pPr>
-        <w:pStyle w:val="ListParagraph"/>
+        <w:t>501(c)(3) nonprofit uniting World Champion athletes with Veterans to honor and memorialize their service.</w:t>
+      </w:r>
+    </w:p>
+    <w:p>
+      <w:pPr>
+        <w:pStyle w:val="16"/>
         <w:keepNext/>
         <w:keepLines/>
         <w:numPr>
           <w:ilvl w:val="0"/>
-          <w:numId w:val="2"/>
+          <w:numId w:val="1"/>
         </w:numPr>
         <w:spacing w:after="45"/>
       </w:pPr>
       <w:r>
         <w:rPr>
-          <w:rFonts w:ascii="Calibri" w:cs="Calibri" w:eastAsia="Calibri" w:hAnsi="Calibri"/>
+          <w:rFonts w:ascii="Calibri" w:hAnsi="Calibri" w:eastAsia="Calibri" w:cs="Calibri"/>
           <w:b/>
           <w:bCs/>
           <w:sz w:val="21"/>
@@ -1025,27 +1150,27 @@
       </w:r>
       <w:r>
         <w:rPr>
-          <w:rFonts w:ascii="Calibri" w:cs="Calibri" w:eastAsia="Calibri" w:hAnsi="Calibri"/>
-          <w:sz w:val="21"/>
-          <w:szCs w:val="21"/>
-        </w:rPr>
-        <w:t xml:space="preserve">Served as a remote Board Member, driving strategic decision-making and operational process improvements.</w:t>
-      </w:r>
-    </w:p>
-    <w:p>
-      <w:pPr>
-        <w:pStyle w:val="ListParagraph"/>
-        <w:keepNext w:val="false"/>
+          <w:rFonts w:ascii="Calibri" w:hAnsi="Calibri" w:eastAsia="Calibri" w:cs="Calibri"/>
+          <w:sz w:val="21"/>
+          <w:szCs w:val="21"/>
+        </w:rPr>
+        <w:t>Served as a remote Board Member, driving strategic decision-making and operational process improvements.</w:t>
+      </w:r>
+    </w:p>
+    <w:p>
+      <w:pPr>
+        <w:pStyle w:val="16"/>
+        <w:keepNext w:val="0"/>
         <w:keepLines/>
         <w:numPr>
           <w:ilvl w:val="0"/>
-          <w:numId w:val="2"/>
+          <w:numId w:val="1"/>
         </w:numPr>
         <w:spacing w:after="45"/>
       </w:pPr>
       <w:r>
         <w:rPr>
-          <w:rFonts w:ascii="Calibri" w:cs="Calibri" w:eastAsia="Calibri" w:hAnsi="Calibri"/>
+          <w:rFonts w:ascii="Calibri" w:hAnsi="Calibri" w:eastAsia="Calibri" w:cs="Calibri"/>
           <w:b/>
           <w:bCs/>
           <w:sz w:val="21"/>
@@ -1055,11 +1180,11 @@
       </w:r>
       <w:r>
         <w:rPr>
-          <w:rFonts w:ascii="Calibri" w:cs="Calibri" w:eastAsia="Calibri" w:hAnsi="Calibri"/>
-          <w:sz w:val="21"/>
-          <w:szCs w:val="21"/>
-        </w:rPr>
-        <w:t xml:space="preserve">Developed and maintained the core organizational website using WordPress and Next.js.</w:t>
+          <w:rFonts w:ascii="Calibri" w:hAnsi="Calibri" w:eastAsia="Calibri" w:cs="Calibri"/>
+          <w:sz w:val="21"/>
+          <w:szCs w:val="21"/>
+        </w:rPr>
+        <w:t>Developed and maintained the core organizational website using WordPress and Next.js.</w:t>
       </w:r>
     </w:p>
     <w:p>
@@ -1068,36 +1193,36 @@
         <w:tabs>
           <w:tab w:val="right" w:pos="10512"/>
         </w:tabs>
-        <w:spacing w:after="0" w:before="150"/>
-      </w:pPr>
-      <w:r>
-        <w:rPr>
-          <w:rFonts w:ascii="Calibri" w:cs="Calibri" w:eastAsia="Calibri" w:hAnsi="Calibri"/>
+        <w:spacing w:before="150" w:after="0"/>
+      </w:pPr>
+      <w:r>
+        <w:rPr>
+          <w:rFonts w:ascii="Calibri" w:hAnsi="Calibri" w:eastAsia="Calibri" w:cs="Calibri"/>
           <w:b/>
           <w:bCs/>
           <w:sz w:val="22"/>
           <w:szCs w:val="22"/>
         </w:rPr>
-        <w:t xml:space="preserve">Senior Software Engineer</w:t>
-      </w:r>
-      <w:r>
-        <w:rPr>
-          <w:rFonts w:ascii="Calibri" w:cs="Calibri" w:eastAsia="Calibri" w:hAnsi="Calibri"/>
-          <w:sz w:val="21"/>
-          <w:szCs w:val="21"/>
-        </w:rPr>
-        <w:t xml:space="preserve">	</w:t>
-      </w:r>
-      <w:r>
-        <w:rPr>
-          <w:rFonts w:ascii="Calibri" w:cs="Calibri" w:eastAsia="Calibri" w:hAnsi="Calibri"/>
+        <w:t>Senior Software Engineer</w:t>
+      </w:r>
+      <w:r>
+        <w:rPr>
+          <w:rFonts w:ascii="Calibri" w:hAnsi="Calibri" w:eastAsia="Calibri" w:cs="Calibri"/>
+          <w:sz w:val="21"/>
+          <w:szCs w:val="21"/>
+        </w:rPr>
+        <w:tab/>
+      </w:r>
+      <w:r>
+        <w:rPr>
+          <w:rFonts w:ascii="Calibri" w:hAnsi="Calibri" w:eastAsia="Calibri" w:cs="Calibri"/>
           <w:b/>
           <w:bCs/>
           <w:color w:val="1F3A5F"/>
           <w:sz w:val="21"/>
           <w:szCs w:val="21"/>
         </w:rPr>
-        <w:t xml:space="preserve">2012 – 2020</w:t>
+        <w:t>2012 – 2020</w:t>
       </w:r>
     </w:p>
     <w:p>
@@ -1107,14 +1232,14 @@
       </w:pPr>
       <w:r>
         <w:rPr>
-          <w:rFonts w:ascii="Calibri" w:cs="Calibri" w:eastAsia="Calibri" w:hAnsi="Calibri"/>
+          <w:rFonts w:ascii="Calibri" w:hAnsi="Calibri" w:eastAsia="Calibri" w:cs="Calibri"/>
           <w:b/>
           <w:bCs/>
           <w:color w:val="1F3A5F"/>
           <w:sz w:val="21"/>
           <w:szCs w:val="21"/>
         </w:rPr>
-        <w:t xml:space="preserve">Kyocera Document Solutions</w:t>
+        <w:t>Kyocera Document Solutions</w:t>
       </w:r>
     </w:p>
     <w:p>
@@ -1124,30 +1249,30 @@
       </w:pPr>
       <w:r>
         <w:rPr>
-          <w:rFonts w:ascii="Calibri" w:cs="Calibri" w:eastAsia="Calibri" w:hAnsi="Calibri"/>
+          <w:rFonts w:ascii="Calibri" w:hAnsi="Calibri" w:eastAsia="Calibri" w:cs="Calibri"/>
           <w:i/>
           <w:iCs/>
           <w:color w:val="595959"/>
           <w:sz w:val="21"/>
           <w:szCs w:val="21"/>
         </w:rPr>
-        <w:t xml:space="preserve">Focus: Embedded software &amp; product platforms</w:t>
-      </w:r>
-    </w:p>
-    <w:p>
-      <w:pPr>
-        <w:pStyle w:val="ListParagraph"/>
+        <w:t>Focus: Embedded software &amp; product platforms</w:t>
+      </w:r>
+    </w:p>
+    <w:p>
+      <w:pPr>
+        <w:pStyle w:val="16"/>
         <w:keepNext/>
         <w:keepLines/>
         <w:numPr>
           <w:ilvl w:val="0"/>
-          <w:numId w:val="2"/>
+          <w:numId w:val="1"/>
         </w:numPr>
         <w:spacing w:after="45"/>
       </w:pPr>
       <w:r>
         <w:rPr>
-          <w:rFonts w:ascii="Calibri" w:cs="Calibri" w:eastAsia="Calibri" w:hAnsi="Calibri"/>
+          <w:rFonts w:ascii="Calibri" w:hAnsi="Calibri" w:eastAsia="Calibri" w:cs="Calibri"/>
           <w:b/>
           <w:bCs/>
           <w:sz w:val="21"/>
@@ -1157,27 +1282,27 @@
       </w:r>
       <w:r>
         <w:rPr>
-          <w:rFonts w:ascii="Calibri" w:cs="Calibri" w:eastAsia="Calibri" w:hAnsi="Calibri"/>
-          <w:sz w:val="21"/>
-          <w:szCs w:val="21"/>
-        </w:rPr>
-        <w:t xml:space="preserve">Led C/C++ embedded software development for multifunctional printers; built extended web features using ASP.NET Core, C#, PHP, and jQuery.</w:t>
-      </w:r>
-    </w:p>
-    <w:p>
-      <w:pPr>
-        <w:pStyle w:val="ListParagraph"/>
+          <w:rFonts w:ascii="Calibri" w:hAnsi="Calibri" w:eastAsia="Calibri" w:cs="Calibri"/>
+          <w:sz w:val="21"/>
+          <w:szCs w:val="21"/>
+        </w:rPr>
+        <w:t>Led C/C++ embedded software development for multifunctional printers; built extended web features using ASP.NET Core, C#, PHP, and jQuery.</w:t>
+      </w:r>
+    </w:p>
+    <w:p>
+      <w:pPr>
+        <w:pStyle w:val="16"/>
         <w:keepNext/>
         <w:keepLines/>
         <w:numPr>
           <w:ilvl w:val="0"/>
-          <w:numId w:val="2"/>
+          <w:numId w:val="1"/>
         </w:numPr>
         <w:spacing w:after="45"/>
       </w:pPr>
       <w:r>
         <w:rPr>
-          <w:rFonts w:ascii="Calibri" w:cs="Calibri" w:eastAsia="Calibri" w:hAnsi="Calibri"/>
+          <w:rFonts w:ascii="Calibri" w:hAnsi="Calibri" w:eastAsia="Calibri" w:cs="Calibri"/>
           <w:b/>
           <w:bCs/>
           <w:sz w:val="21"/>
@@ -1187,27 +1312,27 @@
       </w:r>
       <w:r>
         <w:rPr>
-          <w:rFonts w:ascii="Calibri" w:cs="Calibri" w:eastAsia="Calibri" w:hAnsi="Calibri"/>
-          <w:sz w:val="21"/>
-          <w:szCs w:val="21"/>
-        </w:rPr>
-        <w:t xml:space="preserve">Selected for 3–5 Osaka, Japan assignments to lead Japan-to-Philippines technology transfers, team training, and product rollouts.</w:t>
-      </w:r>
-    </w:p>
-    <w:p>
-      <w:pPr>
-        <w:pStyle w:val="ListParagraph"/>
+          <w:rFonts w:ascii="Calibri" w:hAnsi="Calibri" w:eastAsia="Calibri" w:cs="Calibri"/>
+          <w:sz w:val="21"/>
+          <w:szCs w:val="21"/>
+        </w:rPr>
+        <w:t>Selected for 3–5 Osaka, Japan assignments to lead Japan-to-Philippines technology transfers, team training, and product rollouts.</w:t>
+      </w:r>
+    </w:p>
+    <w:p>
+      <w:pPr>
+        <w:pStyle w:val="16"/>
         <w:keepNext/>
         <w:keepLines/>
         <w:numPr>
           <w:ilvl w:val="0"/>
-          <w:numId w:val="2"/>
+          <w:numId w:val="1"/>
         </w:numPr>
         <w:spacing w:after="45"/>
       </w:pPr>
       <w:r>
         <w:rPr>
-          <w:rFonts w:ascii="Calibri" w:cs="Calibri" w:eastAsia="Calibri" w:hAnsi="Calibri"/>
+          <w:rFonts w:ascii="Calibri" w:hAnsi="Calibri" w:eastAsia="Calibri" w:cs="Calibri"/>
           <w:b/>
           <w:bCs/>
           <w:sz w:val="21"/>
@@ -1217,27 +1342,27 @@
       </w:r>
       <w:r>
         <w:rPr>
-          <w:rFonts w:ascii="Calibri" w:cs="Calibri" w:eastAsia="Calibri" w:hAnsi="Calibri"/>
-          <w:sz w:val="21"/>
-          <w:szCs w:val="21"/>
-        </w:rPr>
-        <w:t xml:space="preserve">Taught Unit Testing standards to 30+ new developers and mentored engineers through patent documentation and submission.</w:t>
-      </w:r>
-    </w:p>
-    <w:p>
-      <w:pPr>
-        <w:pStyle w:val="ListParagraph"/>
-        <w:keepNext w:val="false"/>
+          <w:rFonts w:ascii="Calibri" w:hAnsi="Calibri" w:eastAsia="Calibri" w:cs="Calibri"/>
+          <w:sz w:val="21"/>
+          <w:szCs w:val="21"/>
+        </w:rPr>
+        <w:t>Taught Unit Testing standards to 30+ new developers and mentored engineers through patent documentation and submission.</w:t>
+      </w:r>
+    </w:p>
+    <w:p>
+      <w:pPr>
+        <w:pStyle w:val="16"/>
+        <w:keepNext w:val="0"/>
         <w:keepLines/>
         <w:numPr>
           <w:ilvl w:val="0"/>
-          <w:numId w:val="2"/>
+          <w:numId w:val="1"/>
         </w:numPr>
         <w:spacing w:after="45"/>
       </w:pPr>
       <w:r>
         <w:rPr>
-          <w:rFonts w:ascii="Calibri" w:cs="Calibri" w:eastAsia="Calibri" w:hAnsi="Calibri"/>
+          <w:rFonts w:ascii="Calibri" w:hAnsi="Calibri" w:eastAsia="Calibri" w:cs="Calibri"/>
           <w:b/>
           <w:bCs/>
           <w:sz w:val="21"/>
@@ -1247,11 +1372,11 @@
       </w:r>
       <w:r>
         <w:rPr>
-          <w:rFonts w:ascii="Calibri" w:cs="Calibri" w:eastAsia="Calibri" w:hAnsi="Calibri"/>
-          <w:sz w:val="21"/>
-          <w:szCs w:val="21"/>
-        </w:rPr>
-        <w:t xml:space="preserve">Ranked in the top 5% of hires; served as an initial ISO internal auditor helping secure first-round certification while conducting code quality reviews.</w:t>
+          <w:rFonts w:ascii="Calibri" w:hAnsi="Calibri" w:eastAsia="Calibri" w:cs="Calibri"/>
+          <w:sz w:val="21"/>
+          <w:szCs w:val="21"/>
+        </w:rPr>
+        <w:t>Ranked in the top 5% of hires; served as an initial ISO internal auditor helping secure first-round certification while conducting code quality reviews.</w:t>
       </w:r>
     </w:p>
     <w:p>
@@ -1260,11 +1385,11 @@
         <w:pBdr>
           <w:bottom w:val="single" w:color="1F3A5F" w:sz="8" w:space="2"/>
         </w:pBdr>
-        <w:spacing w:after="90" w:before="220"/>
-      </w:pPr>
-      <w:r>
-        <w:rPr>
-          <w:rFonts w:ascii="Calibri" w:cs="Calibri" w:eastAsia="Calibri" w:hAnsi="Calibri"/>
+        <w:spacing w:before="220" w:after="90"/>
+      </w:pPr>
+      <w:r>
+        <w:rPr>
+          <w:rFonts w:ascii="Calibri" w:hAnsi="Calibri" w:eastAsia="Calibri" w:cs="Calibri"/>
           <w:b/>
           <w:bCs/>
           <w:color w:val="1F3A5F"/>
@@ -1272,7 +1397,7 @@
           <w:sz w:val="23"/>
           <w:szCs w:val="23"/>
         </w:rPr>
-        <w:t xml:space="preserve">EDUCATION</w:t>
+        <w:t>EDUCATION</w:t>
       </w:r>
     </w:p>
     <w:p>
@@ -1284,45 +1409,45 @@
       </w:pPr>
       <w:r>
         <w:rPr>
-          <w:rFonts w:ascii="Calibri" w:cs="Calibri" w:eastAsia="Calibri" w:hAnsi="Calibri"/>
+          <w:rFonts w:ascii="Calibri" w:hAnsi="Calibri" w:eastAsia="Calibri" w:cs="Calibri"/>
           <w:b/>
           <w:bCs/>
           <w:sz w:val="22"/>
           <w:szCs w:val="22"/>
         </w:rPr>
-        <w:t xml:space="preserve">Bachelor of Science in Information Technology</w:t>
-      </w:r>
-      <w:r>
-        <w:rPr>
-          <w:rFonts w:ascii="Calibri" w:cs="Calibri" w:eastAsia="Calibri" w:hAnsi="Calibri"/>
-          <w:sz w:val="21"/>
-          <w:szCs w:val="21"/>
-        </w:rPr>
-        <w:t xml:space="preserve">	</w:t>
-      </w:r>
-      <w:r>
-        <w:rPr>
-          <w:rFonts w:ascii="Calibri" w:cs="Calibri" w:eastAsia="Calibri" w:hAnsi="Calibri"/>
+        <w:t>Bachelor of Science in Information Technology</w:t>
+      </w:r>
+      <w:r>
+        <w:rPr>
+          <w:rFonts w:ascii="Calibri" w:hAnsi="Calibri" w:eastAsia="Calibri" w:cs="Calibri"/>
+          <w:sz w:val="21"/>
+          <w:szCs w:val="21"/>
+        </w:rPr>
+        <w:tab/>
+      </w:r>
+      <w:r>
+        <w:rPr>
+          <w:rFonts w:ascii="Calibri" w:hAnsi="Calibri" w:eastAsia="Calibri" w:cs="Calibri"/>
           <w:b/>
           <w:bCs/>
           <w:color w:val="1F3A5F"/>
           <w:sz w:val="21"/>
           <w:szCs w:val="21"/>
         </w:rPr>
-        <w:t xml:space="preserve">Graduated 2012</w:t>
-      </w:r>
-    </w:p>
-    <w:p>
-      <w:r>
-        <w:rPr>
-          <w:rFonts w:ascii="Calibri" w:cs="Calibri" w:eastAsia="Calibri" w:hAnsi="Calibri"/>
+        <w:t>Graduated 2012</w:t>
+      </w:r>
+    </w:p>
+    <w:p>
+      <w:r>
+        <w:rPr>
+          <w:rFonts w:ascii="Calibri" w:hAnsi="Calibri" w:eastAsia="Calibri" w:cs="Calibri"/>
           <w:b/>
           <w:bCs/>
           <w:color w:val="1F3A5F"/>
           <w:sz w:val="21"/>
           <w:szCs w:val="21"/>
         </w:rPr>
-        <w:t xml:space="preserve">University of St. La Salle</w:t>
+        <w:t>University of St. La Salle</w:t>
       </w:r>
     </w:p>
     <w:p>
@@ -1331,11 +1456,11 @@
         <w:pBdr>
           <w:bottom w:val="single" w:color="1F3A5F" w:sz="8" w:space="2"/>
         </w:pBdr>
-        <w:spacing w:after="90" w:before="220"/>
-      </w:pPr>
-      <w:r>
-        <w:rPr>
-          <w:rFonts w:ascii="Calibri" w:cs="Calibri" w:eastAsia="Calibri" w:hAnsi="Calibri"/>
+        <w:spacing w:before="220" w:after="90"/>
+      </w:pPr>
+      <w:r>
+        <w:rPr>
+          <w:rFonts w:ascii="Calibri" w:hAnsi="Calibri" w:eastAsia="Calibri" w:cs="Calibri"/>
           <w:b/>
           <w:bCs/>
           <w:color w:val="1F3A5F"/>
@@ -1343,32 +1468,32 @@
           <w:sz w:val="23"/>
           <w:szCs w:val="23"/>
         </w:rPr>
-        <w:t xml:space="preserve">CERTIFICATIONS</w:t>
-      </w:r>
-    </w:p>
-    <w:p>
-      <w:pPr>
-        <w:pStyle w:val="ListParagraph"/>
+        <w:t>CERTIFICATIONS</w:t>
+      </w:r>
+    </w:p>
+    <w:p>
+      <w:pPr>
+        <w:pStyle w:val="16"/>
         <w:keepLines/>
         <w:numPr>
           <w:ilvl w:val="0"/>
-          <w:numId w:val="2"/>
+          <w:numId w:val="1"/>
         </w:numPr>
         <w:spacing w:after="45"/>
       </w:pPr>
       <w:r>
         <w:rPr>
-          <w:rFonts w:ascii="Calibri" w:cs="Calibri" w:eastAsia="Calibri" w:hAnsi="Calibri"/>
-          <w:b/>
-          <w:bCs/>
-          <w:sz w:val="21"/>
-          <w:szCs w:val="21"/>
-        </w:rPr>
-        <w:t xml:space="preserve">Certified Vue.js Developer</w:t>
-      </w:r>
-      <w:r>
-        <w:rPr>
-          <w:rFonts w:ascii="Calibri" w:cs="Calibri" w:eastAsia="Calibri" w:hAnsi="Calibri"/>
+          <w:rFonts w:ascii="Calibri" w:hAnsi="Calibri" w:eastAsia="Calibri" w:cs="Calibri"/>
+          <w:b/>
+          <w:bCs/>
+          <w:sz w:val="21"/>
+          <w:szCs w:val="21"/>
+        </w:rPr>
+        <w:t>Certified Vue.js Developer</w:t>
+      </w:r>
+      <w:r>
+        <w:rPr>
+          <w:rFonts w:ascii="Calibri" w:hAnsi="Calibri" w:eastAsia="Calibri" w:cs="Calibri"/>
           <w:sz w:val="21"/>
           <w:szCs w:val="21"/>
         </w:rPr>
@@ -1377,27 +1502,27 @@
     </w:p>
     <w:p>
       <w:pPr>
-        <w:pStyle w:val="ListParagraph"/>
+        <w:pStyle w:val="16"/>
         <w:keepLines/>
         <w:numPr>
           <w:ilvl w:val="0"/>
-          <w:numId w:val="2"/>
+          <w:numId w:val="1"/>
         </w:numPr>
         <w:spacing w:after="45"/>
       </w:pPr>
       <w:r>
         <w:rPr>
-          <w:rFonts w:ascii="Calibri" w:cs="Calibri" w:eastAsia="Calibri" w:hAnsi="Calibri"/>
-          <w:b/>
-          <w:bCs/>
-          <w:sz w:val="21"/>
-          <w:szCs w:val="21"/>
-        </w:rPr>
-        <w:t xml:space="preserve">Microsoft Certified: Azure Fundamentals</w:t>
-      </w:r>
-      <w:r>
-        <w:rPr>
-          <w:rFonts w:ascii="Calibri" w:cs="Calibri" w:eastAsia="Calibri" w:hAnsi="Calibri"/>
+          <w:rFonts w:ascii="Calibri" w:hAnsi="Calibri" w:eastAsia="Calibri" w:cs="Calibri"/>
+          <w:b/>
+          <w:bCs/>
+          <w:sz w:val="21"/>
+          <w:szCs w:val="21"/>
+        </w:rPr>
+        <w:t>Microsoft Certified: Azure Fundamentals</w:t>
+      </w:r>
+      <w:r>
+        <w:rPr>
+          <w:rFonts w:ascii="Calibri" w:hAnsi="Calibri" w:eastAsia="Calibri" w:cs="Calibri"/>
           <w:sz w:val="21"/>
           <w:szCs w:val="21"/>
         </w:rPr>
@@ -1406,27 +1531,27 @@
     </w:p>
     <w:p>
       <w:pPr>
-        <w:pStyle w:val="ListParagraph"/>
+        <w:pStyle w:val="16"/>
         <w:keepLines/>
         <w:numPr>
           <w:ilvl w:val="0"/>
-          <w:numId w:val="2"/>
+          <w:numId w:val="1"/>
         </w:numPr>
         <w:spacing w:after="45"/>
       </w:pPr>
       <w:r>
         <w:rPr>
-          <w:rFonts w:ascii="Calibri" w:cs="Calibri" w:eastAsia="Calibri" w:hAnsi="Calibri"/>
-          <w:b/>
-          <w:bCs/>
-          <w:sz w:val="21"/>
-          <w:szCs w:val="21"/>
-        </w:rPr>
-        <w:t xml:space="preserve">Complete SQL Mastery</w:t>
-      </w:r>
-      <w:r>
-        <w:rPr>
-          <w:rFonts w:ascii="Calibri" w:cs="Calibri" w:eastAsia="Calibri" w:hAnsi="Calibri"/>
+          <w:rFonts w:ascii="Calibri" w:hAnsi="Calibri" w:eastAsia="Calibri" w:cs="Calibri"/>
+          <w:b/>
+          <w:bCs/>
+          <w:sz w:val="21"/>
+          <w:szCs w:val="21"/>
+        </w:rPr>
+        <w:t>Complete SQL Mastery</w:t>
+      </w:r>
+      <w:r>
+        <w:rPr>
+          <w:rFonts w:ascii="Calibri" w:hAnsi="Calibri" w:eastAsia="Calibri" w:cs="Calibri"/>
           <w:sz w:val="21"/>
           <w:szCs w:val="21"/>
         </w:rPr>
@@ -1435,27 +1560,27 @@
     </w:p>
     <w:p>
       <w:pPr>
-        <w:pStyle w:val="ListParagraph"/>
+        <w:pStyle w:val="16"/>
         <w:keepLines/>
         <w:numPr>
           <w:ilvl w:val="0"/>
-          <w:numId w:val="2"/>
+          <w:numId w:val="1"/>
         </w:numPr>
         <w:spacing w:after="45"/>
       </w:pPr>
       <w:r>
         <w:rPr>
-          <w:rFonts w:ascii="Calibri" w:cs="Calibri" w:eastAsia="Calibri" w:hAnsi="Calibri"/>
-          <w:b/>
-          <w:bCs/>
-          <w:sz w:val="21"/>
-          <w:szCs w:val="21"/>
-        </w:rPr>
-        <w:t xml:space="preserve">Microsoft Foundations of Coding</w:t>
-      </w:r>
-      <w:r>
-        <w:rPr>
-          <w:rFonts w:ascii="Calibri" w:cs="Calibri" w:eastAsia="Calibri" w:hAnsi="Calibri"/>
+          <w:rFonts w:ascii="Calibri" w:hAnsi="Calibri" w:eastAsia="Calibri" w:cs="Calibri"/>
+          <w:b/>
+          <w:bCs/>
+          <w:sz w:val="21"/>
+          <w:szCs w:val="21"/>
+        </w:rPr>
+        <w:t>Microsoft Foundations of Coding</w:t>
+      </w:r>
+      <w:r>
+        <w:rPr>
+          <w:rFonts w:ascii="Calibri" w:hAnsi="Calibri" w:eastAsia="Calibri" w:cs="Calibri"/>
           <w:sz w:val="21"/>
           <w:szCs w:val="21"/>
         </w:rPr>
@@ -1464,27 +1589,27 @@
     </w:p>
     <w:p>
       <w:pPr>
-        <w:pStyle w:val="ListParagraph"/>
+        <w:pStyle w:val="16"/>
         <w:keepLines/>
         <w:numPr>
           <w:ilvl w:val="0"/>
-          <w:numId w:val="2"/>
+          <w:numId w:val="1"/>
         </w:numPr>
         <w:spacing w:after="45"/>
       </w:pPr>
       <w:r>
         <w:rPr>
-          <w:rFonts w:ascii="Calibri" w:cs="Calibri" w:eastAsia="Calibri" w:hAnsi="Calibri"/>
-          <w:b/>
-          <w:bCs/>
-          <w:sz w:val="21"/>
-          <w:szCs w:val="21"/>
-        </w:rPr>
-        <w:t xml:space="preserve">Laravel Architect Badge</w:t>
-      </w:r>
-      <w:r>
-        <w:rPr>
-          <w:rFonts w:ascii="Calibri" w:cs="Calibri" w:eastAsia="Calibri" w:hAnsi="Calibri"/>
+          <w:rFonts w:ascii="Calibri" w:hAnsi="Calibri" w:eastAsia="Calibri" w:cs="Calibri"/>
+          <w:b/>
+          <w:bCs/>
+          <w:sz w:val="21"/>
+          <w:szCs w:val="21"/>
+        </w:rPr>
+        <w:t>Laravel Architect Badge</w:t>
+      </w:r>
+      <w:r>
+        <w:rPr>
+          <w:rFonts w:ascii="Calibri" w:hAnsi="Calibri" w:eastAsia="Calibri" w:cs="Calibri"/>
           <w:sz w:val="21"/>
           <w:szCs w:val="21"/>
         </w:rPr>
@@ -1493,27 +1618,27 @@
     </w:p>
     <w:p>
       <w:pPr>
-        <w:pStyle w:val="ListParagraph"/>
+        <w:pStyle w:val="16"/>
         <w:keepLines/>
         <w:numPr>
           <w:ilvl w:val="0"/>
-          <w:numId w:val="2"/>
+          <w:numId w:val="1"/>
         </w:numPr>
         <w:spacing w:after="45"/>
       </w:pPr>
       <w:r>
         <w:rPr>
-          <w:rFonts w:ascii="Calibri" w:cs="Calibri" w:eastAsia="Calibri" w:hAnsi="Calibri"/>
-          <w:b/>
-          <w:bCs/>
-          <w:sz w:val="21"/>
-          <w:szCs w:val="21"/>
-        </w:rPr>
-        <w:t xml:space="preserve">Anthropic Education Courses</w:t>
-      </w:r>
-      <w:r>
-        <w:rPr>
-          <w:rFonts w:ascii="Calibri" w:cs="Calibri" w:eastAsia="Calibri" w:hAnsi="Calibri"/>
+          <w:rFonts w:ascii="Calibri" w:hAnsi="Calibri" w:eastAsia="Calibri" w:cs="Calibri"/>
+          <w:b/>
+          <w:bCs/>
+          <w:sz w:val="21"/>
+          <w:szCs w:val="21"/>
+        </w:rPr>
+        <w:t>Anthropic Education Courses</w:t>
+      </w:r>
+      <w:r>
+        <w:rPr>
+          <w:rFonts w:ascii="Calibri" w:hAnsi="Calibri" w:eastAsia="Calibri" w:cs="Calibri"/>
           <w:sz w:val="21"/>
           <w:szCs w:val="21"/>
         </w:rPr>
@@ -1526,11 +1651,11 @@
         <w:pBdr>
           <w:bottom w:val="single" w:color="1F3A5F" w:sz="8" w:space="2"/>
         </w:pBdr>
-        <w:spacing w:after="90" w:before="220"/>
-      </w:pPr>
-      <w:r>
-        <w:rPr>
-          <w:rFonts w:ascii="Calibri" w:cs="Calibri" w:eastAsia="Calibri" w:hAnsi="Calibri"/>
+        <w:spacing w:before="220" w:after="90"/>
+      </w:pPr>
+      <w:r>
+        <w:rPr>
+          <w:rFonts w:ascii="Calibri" w:hAnsi="Calibri" w:eastAsia="Calibri" w:cs="Calibri"/>
           <w:b/>
           <w:bCs/>
           <w:color w:val="1F3A5F"/>
@@ -1538,28 +1663,28 @@
           <w:sz w:val="23"/>
           <w:szCs w:val="23"/>
         </w:rPr>
-        <w:t xml:space="preserve">REFERENCES</w:t>
-      </w:r>
-    </w:p>
-    <w:p>
-      <w:pPr>
-        <w:keepNext w:val="false"/>
+        <w:t>REFERENCES</w:t>
+      </w:r>
+    </w:p>
+    <w:p>
+      <w:pPr>
+        <w:keepNext w:val="0"/>
         <w:keepLines/>
         <w:spacing w:after="50"/>
       </w:pPr>
       <w:r>
         <w:rPr>
-          <w:rFonts w:ascii="Calibri" w:cs="Calibri" w:eastAsia="Calibri" w:hAnsi="Calibri"/>
-          <w:b/>
-          <w:bCs/>
-          <w:sz w:val="21"/>
-          <w:szCs w:val="21"/>
-        </w:rPr>
-        <w:t xml:space="preserve">Kevin Dormido</w:t>
-      </w:r>
-      <w:r>
-        <w:rPr>
-          <w:rFonts w:ascii="Calibri" w:cs="Calibri" w:eastAsia="Calibri" w:hAnsi="Calibri"/>
+          <w:rFonts w:ascii="Calibri" w:hAnsi="Calibri" w:eastAsia="Calibri" w:cs="Calibri"/>
+          <w:b/>
+          <w:bCs/>
+          <w:sz w:val="21"/>
+          <w:szCs w:val="21"/>
+        </w:rPr>
+        <w:t>Kevin Dormido</w:t>
+      </w:r>
+      <w:r>
+        <w:rPr>
+          <w:rFonts w:ascii="Calibri" w:hAnsi="Calibri" w:eastAsia="Calibri" w:cs="Calibri"/>
           <w:color w:val="595959"/>
           <w:sz w:val="21"/>
           <w:szCs w:val="21"/>
@@ -1568,7 +1693,7 @@
       </w:r>
       <w:r>
         <w:rPr>
-          <w:rFonts w:ascii="Calibri" w:cs="Calibri" w:eastAsia="Calibri" w:hAnsi="Calibri"/>
+          <w:rFonts w:ascii="Calibri" w:hAnsi="Calibri" w:eastAsia="Calibri" w:cs="Calibri"/>
           <w:color w:val="A6A6A6"/>
           <w:sz w:val="21"/>
           <w:szCs w:val="21"/>
@@ -1577,32 +1702,32 @@
       </w:r>
       <w:r>
         <w:rPr>
-          <w:rFonts w:ascii="Calibri" w:cs="Calibri" w:eastAsia="Calibri" w:hAnsi="Calibri"/>
+          <w:rFonts w:ascii="Calibri" w:hAnsi="Calibri" w:eastAsia="Calibri" w:cs="Calibri"/>
           <w:sz w:val="20"/>
           <w:szCs w:val="20"/>
         </w:rPr>
-        <w:t xml:space="preserve">nonoykevin27@icloud.com  ·  09285523415</w:t>
-      </w:r>
-    </w:p>
-    <w:p>
-      <w:pPr>
-        <w:keepNext w:val="false"/>
+        <w:t>nonoykevin27@icloud.com  ·  09285523415</w:t>
+      </w:r>
+    </w:p>
+    <w:p>
+      <w:pPr>
+        <w:keepNext w:val="0"/>
         <w:keepLines/>
         <w:spacing w:after="50"/>
       </w:pPr>
       <w:r>
         <w:rPr>
-          <w:rFonts w:ascii="Calibri" w:cs="Calibri" w:eastAsia="Calibri" w:hAnsi="Calibri"/>
-          <w:b/>
-          <w:bCs/>
-          <w:sz w:val="21"/>
-          <w:szCs w:val="21"/>
-        </w:rPr>
-        <w:t xml:space="preserve">Jaepi Dingle</w:t>
-      </w:r>
-      <w:r>
-        <w:rPr>
-          <w:rFonts w:ascii="Calibri" w:cs="Calibri" w:eastAsia="Calibri" w:hAnsi="Calibri"/>
+          <w:rFonts w:ascii="Calibri" w:hAnsi="Calibri" w:eastAsia="Calibri" w:cs="Calibri"/>
+          <w:b/>
+          <w:bCs/>
+          <w:sz w:val="21"/>
+          <w:szCs w:val="21"/>
+        </w:rPr>
+        <w:t>Jaepi Dingle</w:t>
+      </w:r>
+      <w:r>
+        <w:rPr>
+          <w:rFonts w:ascii="Calibri" w:hAnsi="Calibri" w:eastAsia="Calibri" w:cs="Calibri"/>
           <w:color w:val="595959"/>
           <w:sz w:val="21"/>
           <w:szCs w:val="21"/>
@@ -1611,7 +1736,7 @@
       </w:r>
       <w:r>
         <w:rPr>
-          <w:rFonts w:ascii="Calibri" w:cs="Calibri" w:eastAsia="Calibri" w:hAnsi="Calibri"/>
+          <w:rFonts w:ascii="Calibri" w:hAnsi="Calibri" w:eastAsia="Calibri" w:cs="Calibri"/>
           <w:color w:val="A6A6A6"/>
           <w:sz w:val="21"/>
           <w:szCs w:val="21"/>
@@ -1620,32 +1745,32 @@
       </w:r>
       <w:r>
         <w:rPr>
-          <w:rFonts w:ascii="Calibri" w:cs="Calibri" w:eastAsia="Calibri" w:hAnsi="Calibri"/>
+          <w:rFonts w:ascii="Calibri" w:hAnsi="Calibri" w:eastAsia="Calibri" w:cs="Calibri"/>
           <w:sz w:val="20"/>
           <w:szCs w:val="20"/>
         </w:rPr>
-        <w:t xml:space="preserve">jaepi.dingle@gmail.com  ·  09985384707</w:t>
-      </w:r>
-    </w:p>
-    <w:p>
-      <w:pPr>
-        <w:keepNext w:val="false"/>
+        <w:t>jaepi.dingle@gmail.com  ·  09985384707</w:t>
+      </w:r>
+    </w:p>
+    <w:p>
+      <w:pPr>
+        <w:keepNext w:val="0"/>
         <w:keepLines/>
         <w:spacing w:after="50"/>
       </w:pPr>
       <w:r>
         <w:rPr>
-          <w:rFonts w:ascii="Calibri" w:cs="Calibri" w:eastAsia="Calibri" w:hAnsi="Calibri"/>
-          <w:b/>
-          <w:bCs/>
-          <w:sz w:val="21"/>
-          <w:szCs w:val="21"/>
-        </w:rPr>
-        <w:t xml:space="preserve">Airyn Gale de Gracia</w:t>
-      </w:r>
-      <w:r>
-        <w:rPr>
-          <w:rFonts w:ascii="Calibri" w:cs="Calibri" w:eastAsia="Calibri" w:hAnsi="Calibri"/>
+          <w:rFonts w:ascii="Calibri" w:hAnsi="Calibri" w:eastAsia="Calibri" w:cs="Calibri"/>
+          <w:b/>
+          <w:bCs/>
+          <w:sz w:val="21"/>
+          <w:szCs w:val="21"/>
+        </w:rPr>
+        <w:t>Airyn Gale de Gracia</w:t>
+      </w:r>
+      <w:r>
+        <w:rPr>
+          <w:rFonts w:ascii="Calibri" w:hAnsi="Calibri" w:eastAsia="Calibri" w:cs="Calibri"/>
           <w:color w:val="595959"/>
           <w:sz w:val="21"/>
           <w:szCs w:val="21"/>
@@ -1654,7 +1779,7 @@
       </w:r>
       <w:r>
         <w:rPr>
-          <w:rFonts w:ascii="Calibri" w:cs="Calibri" w:eastAsia="Calibri" w:hAnsi="Calibri"/>
+          <w:rFonts w:ascii="Calibri" w:hAnsi="Calibri" w:eastAsia="Calibri" w:cs="Calibri"/>
           <w:color w:val="A6A6A6"/>
           <w:sz w:val="21"/>
           <w:szCs w:val="21"/>
@@ -1663,32 +1788,32 @@
       </w:r>
       <w:r>
         <w:rPr>
-          <w:rFonts w:ascii="Calibri" w:cs="Calibri" w:eastAsia="Calibri" w:hAnsi="Calibri"/>
+          <w:rFonts w:ascii="Calibri" w:hAnsi="Calibri" w:eastAsia="Calibri" w:cs="Calibri"/>
           <w:sz w:val="20"/>
           <w:szCs w:val="20"/>
         </w:rPr>
-        <w:t xml:space="preserve">Airyngale.degracia@gmail.com  ·  09560582432</w:t>
-      </w:r>
-    </w:p>
-    <w:p>
-      <w:pPr>
-        <w:keepNext w:val="false"/>
+        <w:t>Airyngale.degracia@gmail.com  ·  09560582432</w:t>
+      </w:r>
+    </w:p>
+    <w:p>
+      <w:pPr>
+        <w:keepNext w:val="0"/>
         <w:keepLines/>
         <w:spacing w:after="50"/>
       </w:pPr>
       <w:r>
         <w:rPr>
-          <w:rFonts w:ascii="Calibri" w:cs="Calibri" w:eastAsia="Calibri" w:hAnsi="Calibri"/>
-          <w:b/>
-          <w:bCs/>
-          <w:sz w:val="21"/>
-          <w:szCs w:val="21"/>
-        </w:rPr>
-        <w:t xml:space="preserve">Warren Caruana</w:t>
-      </w:r>
-      <w:r>
-        <w:rPr>
-          <w:rFonts w:ascii="Calibri" w:cs="Calibri" w:eastAsia="Calibri" w:hAnsi="Calibri"/>
+          <w:rFonts w:ascii="Calibri" w:hAnsi="Calibri" w:eastAsia="Calibri" w:cs="Calibri"/>
+          <w:b/>
+          <w:bCs/>
+          <w:sz w:val="21"/>
+          <w:szCs w:val="21"/>
+        </w:rPr>
+        <w:t>Warren Caruana</w:t>
+      </w:r>
+      <w:r>
+        <w:rPr>
+          <w:rFonts w:ascii="Calibri" w:hAnsi="Calibri" w:eastAsia="Calibri" w:cs="Calibri"/>
           <w:color w:val="595959"/>
           <w:sz w:val="21"/>
           <w:szCs w:val="21"/>
@@ -1697,7 +1822,7 @@
       </w:r>
       <w:r>
         <w:rPr>
-          <w:rFonts w:ascii="Calibri" w:cs="Calibri" w:eastAsia="Calibri" w:hAnsi="Calibri"/>
+          <w:rFonts w:ascii="Calibri" w:hAnsi="Calibri" w:eastAsia="Calibri" w:cs="Calibri"/>
           <w:color w:val="A6A6A6"/>
           <w:sz w:val="21"/>
           <w:szCs w:val="21"/>
@@ -1706,190 +1831,30 @@
       </w:r>
       <w:r>
         <w:rPr>
-          <w:rFonts w:ascii="Calibri" w:cs="Calibri" w:eastAsia="Calibri" w:hAnsi="Calibri"/>
+          <w:rFonts w:ascii="Calibri" w:hAnsi="Calibri" w:eastAsia="Calibri" w:cs="Calibri"/>
           <w:sz w:val="20"/>
           <w:szCs w:val="20"/>
         </w:rPr>
-        <w:t xml:space="preserve">warrencaruana1@gmail.com  ·  09985925940</w:t>
+        <w:t>warrencaruana1@gmail.com  ·  09985925940</w:t>
       </w:r>
     </w:p>
     <w:sectPr>
-      <w:pgSz w:w="12240" w:h="15840" w:orient="portrait"/>
+      <w:pgSz w:w="12240" w:h="15840"/>
       <w:pgMar w:top="720" w:right="864" w:bottom="700" w:left="864" w:header="708" w:footer="708" w:gutter="0"/>
-      <w:pgNumType/>
-      <w:docGrid w:linePitch="360"/>
+      <w:cols w:space="720" w:num="1"/>
+      <w:docGrid w:linePitch="360" w:charSpace="0"/>
     </w:sectPr>
   </w:body>
 </w:document>
 </file>
 
-<file path=word/comments.xml><?xml version="1.0" encoding="utf-8"?>
-<w:comments xmlns:cx="http://schemas.microsoft.com/office/drawing/2014/chartex" xmlns:cx1="http://schemas.microsoft.com/office/drawing/2015/9/8/chartex" xmlns:cx2="http://schemas.microsoft.com/office/drawing/2015/10/21/chartex" xmlns:cx3="http://schemas.microsoft.com/office/drawing/2016/5/9/chartex" xmlns:cx4="http://schemas.microsoft.com/office/drawing/2016/5/10/chartex" xmlns:cx5="http://schemas.microsoft.com/office/drawing/2016/5/11/chartex" xmlns:cx6="http://schemas.microsoft.com/office/drawing/2016/5/12/chartex" xmlns:cx7="http://schemas.microsoft.com/office/drawing/2016/5/13/chartex" xmlns:cx8="http://schemas.microsoft.com/office/drawing/2016/5/14/chartex" xmlns:mc="http://schemas.openxmlformats.org/markup-compatibility/2006" xmlns:aink="http://schemas.microsoft.com/office/drawing/2016/ink" xmlns:am3d="http://schemas.microsoft.com/office/drawing/2017/model3d" xmlns:o="urn:schemas-microsoft-com:office:office" xmlns:r="http://schemas.openxmlformats.org/officeDocument/2006/relationships" xmlns:m="http://schemas.openxmlformats.org/officeDocument/2006/math" xmlns:v="urn:schemas-microsoft-com:vml" xmlns:wp14="http://schemas.microsoft.com/office/word/2010/wordprocessingDrawing" xmlns:wp="http://schemas.openxmlformats.org/drawingml/2006/wordprocessingDrawing" xmlns:w10="urn:schemas-microsoft-com:office:word" xmlns:w="http://schemas.openxmlformats.org/wordprocessingml/2006/main" xmlns:w14="http://schemas.microsoft.com/office/word/2010/wordml" xmlns:w15="http://schemas.microsoft.com/office/word/2012/wordml" xmlns:w16cex="http://schemas.microsoft.com/office/word/2018/wordml/cex" xmlns:w16cid="http://schemas.microsoft.com/office/word/2016/wordml/cid" xmlns:w16="http://schemas.microsoft.com/office/word/2018/wordml" xmlns:w16sdtdh="http://schemas.microsoft.com/office/word/2020/wordml/sdtdatahash" xmlns:w16se="http://schemas.microsoft.com/office/word/2015/wordml/symex" xmlns:wpg="http://schemas.microsoft.com/office/word/2010/wordprocessingGroup" xmlns:wpi="http://schemas.microsoft.com/office/word/2010/wordprocessingInk" xmlns:wne="http://schemas.microsoft.com/office/word/2006/wordml" xmlns:wps="http://schemas.microsoft.com/office/word/2010/wordprocessingShape"/>
-</file>
-
-<file path=word/endnotes.xml><?xml version="1.0" encoding="utf-8"?>
-<w:endnotes xmlns:wpc="http://schemas.microsoft.com/office/word/2010/wordprocessingCanvas" xmlns:mc="http://schemas.openxmlformats.org/markup-compatibility/2006" xmlns:o="urn:schemas-microsoft-com:office:office" xmlns:r="http://schemas.openxmlformats.org/officeDocument/2006/relationships" xmlns:m="http://schemas.openxmlformats.org/officeDocument/2006/math" xmlns:v="urn:schemas-microsoft-com:vml" xmlns:wp14="http://schemas.microsoft.com/office/word/2010/wordprocessingDrawing" xmlns:wp="http://schemas.openxmlformats.org/drawingml/2006/wordprocessingDrawing" xmlns:w10="urn:schemas-microsoft-com:office:word" xmlns:w="http://schemas.openxmlformats.org/wordprocessingml/2006/main" xmlns:w14="http://schemas.microsoft.com/office/word/2010/wordml" xmlns:w15="http://schemas.microsoft.com/office/word/2012/wordml" xmlns:wpg="http://schemas.microsoft.com/office/word/2010/wordprocessingGroup" xmlns:wpi="http://schemas.microsoft.com/office/word/2010/wordprocessingInk" xmlns:wne="http://schemas.microsoft.com/office/word/2006/wordml" xmlns:wps="http://schemas.microsoft.com/office/word/2010/wordprocessingShape" mc:Ignorable="w14 w15 wp14">
-  <w:endnote w:type="separator" w:id="-1">
-    <w:p>
-      <w:pPr>
-        <w:spacing w:after="0" w:line="240" w:lineRule="auto"/>
-      </w:pPr>
-      <w:r>
-        <w:rPr>
-          <w:rStyle w:val="EndnoteReference"/>
-        </w:rPr>
-        <w:endnoteRef/>
-      </w:r>
-      <w:r>
-        <w:separator/>
-      </w:r>
-    </w:p>
-  </w:endnote>
-  <w:endnote w:type="continuationSeparator" w:id="0">
-    <w:p>
-      <w:pPr>
-        <w:spacing w:after="0" w:line="240" w:lineRule="auto"/>
-      </w:pPr>
-      <w:r>
-        <w:rPr>
-          <w:rStyle w:val="EndnoteReference"/>
-        </w:rPr>
-        <w:endnoteRef/>
-      </w:r>
-      <w:r>
-        <w:continuationSeparator/>
-      </w:r>
-    </w:p>
-  </w:endnote>
-</w:endnotes>
-</file>
-
-<file path=word/footnotes.xml><?xml version="1.0" encoding="utf-8"?>
-<w:footnotes xmlns:wpc="http://schemas.microsoft.com/office/word/2010/wordprocessingCanvas" xmlns:mc="http://schemas.openxmlformats.org/markup-compatibility/2006" xmlns:o="urn:schemas-microsoft-com:office:office" xmlns:r="http://schemas.openxmlformats.org/officeDocument/2006/relationships" xmlns:m="http://schemas.openxmlformats.org/officeDocument/2006/math" xmlns:v="urn:schemas-microsoft-com:vml" xmlns:wp14="http://schemas.microsoft.com/office/word/2010/wordprocessingDrawing" xmlns:wp="http://schemas.openxmlformats.org/drawingml/2006/wordprocessingDrawing" xmlns:w10="urn:schemas-microsoft-com:office:word" xmlns:w="http://schemas.openxmlformats.org/wordprocessingml/2006/main" xmlns:w14="http://schemas.microsoft.com/office/word/2010/wordml" xmlns:w15="http://schemas.microsoft.com/office/word/2012/wordml" xmlns:wpg="http://schemas.microsoft.com/office/word/2010/wordprocessingGroup" xmlns:wpi="http://schemas.microsoft.com/office/word/2010/wordprocessingInk" xmlns:wne="http://schemas.microsoft.com/office/word/2006/wordml" xmlns:wps="http://schemas.microsoft.com/office/word/2010/wordprocessingShape" mc:Ignorable="w14 w15 wp14">
-  <w:footnote w:type="separator" w:id="-1">
-    <w:p>
-      <w:pPr>
-        <w:spacing w:after="0" w:line="240" w:lineRule="auto"/>
-      </w:pPr>
-      <w:r>
-        <w:rPr>
-          <w:rStyle w:val="FootnoteReference"/>
-        </w:rPr>
-        <w:footnoteRef/>
-      </w:r>
-      <w:r>
-        <w:separator/>
-      </w:r>
-    </w:p>
-  </w:footnote>
-  <w:footnote w:type="continuationSeparator" w:id="0">
-    <w:p>
-      <w:pPr>
-        <w:spacing w:after="0" w:line="240" w:lineRule="auto"/>
-      </w:pPr>
-      <w:r>
-        <w:rPr>
-          <w:rStyle w:val="FootnoteReference"/>
-        </w:rPr>
-        <w:footnoteRef/>
-      </w:r>
-      <w:r>
-        <w:continuationSeparator/>
-      </w:r>
-    </w:p>
-  </w:footnote>
-</w:footnotes>
-</file>
-
 <file path=word/numbering.xml><?xml version="1.0" encoding="utf-8"?>
-<w:numbering xmlns:wpc="http://schemas.microsoft.com/office/word/2010/wordprocessingCanvas" xmlns:mc="http://schemas.openxmlformats.org/markup-compatibility/2006" xmlns:o="urn:schemas-microsoft-com:office:office" xmlns:r="http://schemas.openxmlformats.org/officeDocument/2006/relationships" xmlns:m="http://schemas.openxmlformats.org/officeDocument/2006/math" xmlns:v="urn:schemas-microsoft-com:vml" xmlns:wp14="http://schemas.microsoft.com/office/word/2010/wordprocessingDrawing" xmlns:wp="http://schemas.openxmlformats.org/drawingml/2006/wordprocessingDrawing" xmlns:w10="urn:schemas-microsoft-com:office:word" xmlns:w="http://schemas.openxmlformats.org/wordprocessingml/2006/main" xmlns:w14="http://schemas.microsoft.com/office/word/2010/wordml" xmlns:w15="http://schemas.microsoft.com/office/word/2012/wordml" xmlns:wpg="http://schemas.microsoft.com/office/word/2010/wordprocessingGroup" xmlns:wpi="http://schemas.microsoft.com/office/word/2010/wordprocessingInk" xmlns:wne="http://schemas.microsoft.com/office/word/2006/wordml" xmlns:wps="http://schemas.microsoft.com/office/word/2010/wordprocessingShape" mc:Ignorable="w14 w15 wp14">
-  <w:abstractNum w:abstractNumId="1" w15:restartNumberingAfterBreak="0">
-    <w:multiLevelType w:val="hybridMultilevel"/>
-    <w:lvl w:ilvl="0" w15:tentative="1">
-      <w:start w:val="1"/>
-      <w:numFmt w:val="bullet"/>
-      <w:lvlText w:val="●"/>
-      <w:lvlJc w:val="left"/>
-      <w:pPr>
-        <w:ind w:left="720" w:hanging="360"/>
-      </w:pPr>
-    </w:lvl>
-    <w:lvl w:ilvl="1" w15:tentative="1">
-      <w:start w:val="1"/>
-      <w:numFmt w:val="bullet"/>
-      <w:lvlText w:val="○"/>
-      <w:lvlJc w:val="left"/>
-      <w:pPr>
-        <w:ind w:left="1440" w:hanging="360"/>
-      </w:pPr>
-    </w:lvl>
-    <w:lvl w:ilvl="2" w15:tentative="1">
-      <w:start w:val="1"/>
-      <w:numFmt w:val="bullet"/>
-      <w:lvlText w:val="■"/>
-      <w:lvlJc w:val="left"/>
-      <w:pPr>
-        <w:ind w:left="2160" w:hanging="360"/>
-      </w:pPr>
-    </w:lvl>
-    <w:lvl w:ilvl="3" w15:tentative="1">
-      <w:start w:val="1"/>
-      <w:numFmt w:val="bullet"/>
-      <w:lvlText w:val="●"/>
-      <w:lvlJc w:val="left"/>
-      <w:pPr>
-        <w:ind w:left="2880" w:hanging="360"/>
-      </w:pPr>
-    </w:lvl>
-    <w:lvl w:ilvl="4" w15:tentative="1">
-      <w:start w:val="1"/>
-      <w:numFmt w:val="bullet"/>
-      <w:lvlText w:val="○"/>
-      <w:lvlJc w:val="left"/>
-      <w:pPr>
-        <w:ind w:left="3600" w:hanging="360"/>
-      </w:pPr>
-    </w:lvl>
-    <w:lvl w:ilvl="5" w15:tentative="1">
-      <w:start w:val="1"/>
-      <w:numFmt w:val="bullet"/>
-      <w:lvlText w:val="■"/>
-      <w:lvlJc w:val="left"/>
-      <w:pPr>
-        <w:ind w:left="4320" w:hanging="360"/>
-      </w:pPr>
-    </w:lvl>
-    <w:lvl w:ilvl="6" w15:tentative="1">
-      <w:start w:val="1"/>
-      <w:numFmt w:val="bullet"/>
-      <w:lvlText w:val="●"/>
-      <w:lvlJc w:val="left"/>
-      <w:pPr>
-        <w:ind w:left="5040" w:hanging="360"/>
-      </w:pPr>
-    </w:lvl>
-    <w:lvl w:ilvl="7" w15:tentative="1">
-      <w:start w:val="1"/>
-      <w:numFmt w:val="bullet"/>
-      <w:lvlText w:val="●"/>
-      <w:lvlJc w:val="left"/>
-      <w:pPr>
-        <w:ind w:left="5760" w:hanging="360"/>
-      </w:pPr>
-    </w:lvl>
-    <w:lvl w:ilvl="8" w15:tentative="1">
-      <w:start w:val="1"/>
-      <w:numFmt w:val="bullet"/>
-      <w:lvlText w:val="●"/>
-      <w:lvlJc w:val="left"/>
-      <w:pPr>
-        <w:ind w:left="6480" w:hanging="360"/>
-      </w:pPr>
-    </w:lvl>
-  </w:abstractNum>
-  <w:abstractNum w:abstractNumId="2" w15:restartNumberingAfterBreak="0">
-    <w:multiLevelType w:val="hybridMultilevel"/>
-    <w:lvl w:ilvl="0" w15:tentative="1">
+<w:numbering xmlns:wpc="http://schemas.microsoft.com/office/word/2010/wordprocessingCanvas" xmlns:mc="http://schemas.openxmlformats.org/markup-compatibility/2006" xmlns:o="urn:schemas-microsoft-com:office:office" xmlns:r="http://schemas.openxmlformats.org/officeDocument/2006/relationships" xmlns:m="http://schemas.openxmlformats.org/officeDocument/2006/math" xmlns:v="urn:schemas-microsoft-com:vml" xmlns:wp14="http://schemas.microsoft.com/office/word/2010/wordprocessingDrawing" xmlns:wp="http://schemas.openxmlformats.org/drawingml/2006/wordprocessingDrawing" xmlns:w10="urn:schemas-microsoft-com:office:word" xmlns:w="http://schemas.openxmlformats.org/wordprocessingml/2006/main" xmlns:w14="http://schemas.microsoft.com/office/word/2010/wordml" xmlns:wpg="http://schemas.microsoft.com/office/word/2010/wordprocessingGroup" xmlns:wpi="http://schemas.microsoft.com/office/word/2010/wordprocessingInk" xmlns:wne="http://schemas.microsoft.com/office/word/2006/wordml" xmlns:wps="http://schemas.microsoft.com/office/word/2010/wordprocessingShape" xmlns:wpsCustomData="http://www.wps.cn/officeDocument/2013/wpsCustomData" mc:Ignorable="w14 wp14">
+  <w:abstractNum w:abstractNumId="0">
+    <w:nsid w:val="0053208E"/>
+    <w:multiLevelType w:val="singleLevel"/>
+    <w:tmpl w:val="0053208E"/>
+    <w:lvl w:ilvl="0" w:tentative="0">
       <w:start w:val="1"/>
       <w:numFmt w:val="bullet"/>
       <w:lvlText w:val="•"/>
@@ -1903,13 +1868,7 @@
     </w:lvl>
   </w:abstractNum>
   <w:num w:numId="1">
-    <w:abstractNumId w:val="1"/>
-    <w:lvlOverride w:ilvl="0">
-      <w:startOverride w:val="1"/>
-    </w:lvlOverride>
-  </w:num>
-  <w:num w:numId="2">
-    <w:abstractNumId w:val="2"/>
+    <w:abstractNumId w:val="0"/>
     <w:lvlOverride w:ilvl="0">
       <w:startOverride w:val="1"/>
     </w:lvlOverride>
@@ -1918,187 +1877,757 @@
 </file>
 
 <file path=word/styles.xml><?xml version="1.0" encoding="utf-8"?>
-<w:styles xmlns:mc="http://schemas.openxmlformats.org/markup-compatibility/2006" xmlns:r="http://schemas.openxmlformats.org/officeDocument/2006/relationships" xmlns:w="http://schemas.openxmlformats.org/wordprocessingml/2006/main" xmlns:w14="http://schemas.microsoft.com/office/word/2010/wordml" xmlns:w15="http://schemas.microsoft.com/office/word/2012/wordml" mc:Ignorable="w14 w15">
+<w:styles xmlns:mc="http://schemas.openxmlformats.org/markup-compatibility/2006" xmlns:o="urn:schemas-microsoft-com:office:office" xmlns:r="http://schemas.openxmlformats.org/officeDocument/2006/relationships" xmlns:m="http://schemas.openxmlformats.org/officeDocument/2006/math" xmlns:v="urn:schemas-microsoft-com:vml" xmlns:w="http://schemas.openxmlformats.org/wordprocessingml/2006/main" xmlns:w14="http://schemas.microsoft.com/office/word/2010/wordml" xmlns:w10="urn:schemas-microsoft-com:office:word" xmlns:sl="http://schemas.openxmlformats.org/schemaLibrary/2006/main" xmlns:wpsCustomData="http://www.wps.cn/officeDocument/2013/wpsCustomData" mc:Ignorable="w14">
   <w:docDefaults>
     <w:rPrDefault>
       <w:rPr>
-        <w:rFonts w:ascii="Calibri" w:cs="Calibri" w:eastAsia="Calibri" w:hAnsi="Calibri"/>
-        <w:sz w:val="21"/>
-        <w:szCs w:val="21"/>
+        <w:rFonts w:ascii="Calibri" w:hAnsi="Calibri" w:eastAsia="Calibri" w:cs="Calibri"/>
       </w:rPr>
     </w:rPrDefault>
     <w:pPrDefault/>
   </w:docDefaults>
-  <w:style w:type="paragraph" w:styleId="Title">
-    <w:name w:val="Title"/>
-    <w:basedOn w:val="Normal"/>
-    <w:next w:val="Normal"/>
+  <w:latentStyles w:count="260" w:defQFormat="0" w:defUnhideWhenUsed="1" w:defSemiHidden="1" w:defUIPriority="99" w:defLockedState="0">
+    <w:lsdException w:qFormat="1" w:unhideWhenUsed="0" w:uiPriority="0" w:semiHidden="0" w:name="Normal"/>
+    <w:lsdException w:qFormat="1" w:unhideWhenUsed="0" w:uiPriority="0" w:semiHidden="0" w:name="heading 1"/>
+    <w:lsdException w:qFormat="1" w:unhideWhenUsed="0" w:uiPriority="0" w:semiHidden="0" w:name="heading 2"/>
+    <w:lsdException w:qFormat="1" w:unhideWhenUsed="0" w:uiPriority="0" w:semiHidden="0" w:name="heading 3"/>
+    <w:lsdException w:qFormat="1" w:unhideWhenUsed="0" w:uiPriority="0" w:semiHidden="0" w:name="heading 4"/>
+    <w:lsdException w:qFormat="1" w:unhideWhenUsed="0" w:uiPriority="0" w:semiHidden="0" w:name="heading 5"/>
+    <w:lsdException w:qFormat="1" w:unhideWhenUsed="0" w:uiPriority="0" w:semiHidden="0" w:name="heading 6"/>
+    <w:lsdException w:qFormat="1" w:uiPriority="0" w:name="heading 7"/>
+    <w:lsdException w:qFormat="1" w:uiPriority="0" w:name="heading 8"/>
+    <w:lsdException w:qFormat="1" w:uiPriority="0" w:name="heading 9"/>
+    <w:lsdException w:unhideWhenUsed="0" w:uiPriority="0" w:semiHidden="0" w:name="index 1"/>
+    <w:lsdException w:unhideWhenUsed="0" w:uiPriority="0" w:semiHidden="0" w:name="index 2"/>
+    <w:lsdException w:unhideWhenUsed="0" w:uiPriority="0" w:semiHidden="0" w:name="index 3"/>
+    <w:lsdException w:unhideWhenUsed="0" w:uiPriority="0" w:semiHidden="0" w:name="index 4"/>
+    <w:lsdException w:unhideWhenUsed="0" w:uiPriority="0" w:semiHidden="0" w:name="index 5"/>
+    <w:lsdException w:unhideWhenUsed="0" w:uiPriority="0" w:semiHidden="0" w:name="index 6"/>
+    <w:lsdException w:unhideWhenUsed="0" w:uiPriority="0" w:semiHidden="0" w:name="index 7"/>
+    <w:lsdException w:unhideWhenUsed="0" w:uiPriority="0" w:semiHidden="0" w:name="index 8"/>
+    <w:lsdException w:unhideWhenUsed="0" w:uiPriority="0" w:semiHidden="0" w:name="index 9"/>
+    <w:lsdException w:unhideWhenUsed="0" w:uiPriority="0" w:semiHidden="0" w:name="toc 1"/>
+    <w:lsdException w:unhideWhenUsed="0" w:uiPriority="0" w:semiHidden="0" w:name="toc 2"/>
+    <w:lsdException w:unhideWhenUsed="0" w:uiPriority="0" w:semiHidden="0" w:name="toc 3"/>
+    <w:lsdException w:unhideWhenUsed="0" w:uiPriority="0" w:semiHidden="0" w:name="toc 4"/>
+    <w:lsdException w:unhideWhenUsed="0" w:uiPriority="0" w:semiHidden="0" w:name="toc 5"/>
+    <w:lsdException w:unhideWhenUsed="0" w:uiPriority="0" w:semiHidden="0" w:name="toc 6"/>
+    <w:lsdException w:unhideWhenUsed="0" w:uiPriority="0" w:semiHidden="0" w:name="toc 7"/>
+    <w:lsdException w:unhideWhenUsed="0" w:uiPriority="0" w:semiHidden="0" w:name="toc 8"/>
+    <w:lsdException w:unhideWhenUsed="0" w:uiPriority="0" w:semiHidden="0" w:name="toc 9"/>
+    <w:lsdException w:unhideWhenUsed="0" w:uiPriority="0" w:semiHidden="0" w:name="Normal Indent"/>
+    <w:lsdException w:uiPriority="99" w:name="footnote text"/>
+    <w:lsdException w:unhideWhenUsed="0" w:uiPriority="0" w:semiHidden="0" w:name="annotation text"/>
+    <w:lsdException w:unhideWhenUsed="0" w:uiPriority="0" w:semiHidden="0" w:name="header"/>
+    <w:lsdException w:unhideWhenUsed="0" w:uiPriority="0" w:semiHidden="0" w:name="footer"/>
+    <w:lsdException w:unhideWhenUsed="0" w:uiPriority="0" w:semiHidden="0" w:name="index heading"/>
+    <w:lsdException w:qFormat="1" w:uiPriority="0" w:name="caption"/>
+    <w:lsdException w:unhideWhenUsed="0" w:uiPriority="0" w:semiHidden="0" w:name="table of figures"/>
+    <w:lsdException w:unhideWhenUsed="0" w:uiPriority="0" w:semiHidden="0" w:name="envelope address"/>
+    <w:lsdException w:unhideWhenUsed="0" w:uiPriority="0" w:semiHidden="0" w:name="envelope return"/>
+    <w:lsdException w:qFormat="1" w:uiPriority="99" w:name="footnote reference"/>
+    <w:lsdException w:unhideWhenUsed="0" w:uiPriority="0" w:semiHidden="0" w:name="annotation reference"/>
+    <w:lsdException w:unhideWhenUsed="0" w:uiPriority="0" w:semiHidden="0" w:name="line number"/>
+    <w:lsdException w:unhideWhenUsed="0" w:uiPriority="0" w:semiHidden="0" w:name="page number"/>
+    <w:lsdException w:qFormat="1" w:uiPriority="99" w:name="endnote reference"/>
+    <w:lsdException w:qFormat="1" w:uiPriority="99" w:name="endnote text"/>
+    <w:lsdException w:unhideWhenUsed="0" w:uiPriority="0" w:semiHidden="0" w:name="table of authorities"/>
+    <w:lsdException w:unhideWhenUsed="0" w:uiPriority="0" w:semiHidden="0" w:name="macro"/>
+    <w:lsdException w:unhideWhenUsed="0" w:uiPriority="0" w:semiHidden="0" w:name="toa heading"/>
+    <w:lsdException w:unhideWhenUsed="0" w:uiPriority="0" w:semiHidden="0" w:name="List"/>
+    <w:lsdException w:unhideWhenUsed="0" w:uiPriority="0" w:semiHidden="0" w:name="List Bullet"/>
+    <w:lsdException w:unhideWhenUsed="0" w:uiPriority="0" w:semiHidden="0" w:name="List Number"/>
+    <w:lsdException w:unhideWhenUsed="0" w:uiPriority="0" w:semiHidden="0" w:name="List 2"/>
+    <w:lsdException w:unhideWhenUsed="0" w:uiPriority="0" w:semiHidden="0" w:name="List 3"/>
+    <w:lsdException w:unhideWhenUsed="0" w:uiPriority="0" w:semiHidden="0" w:name="List 4"/>
+    <w:lsdException w:unhideWhenUsed="0" w:uiPriority="0" w:semiHidden="0" w:name="List 5"/>
+    <w:lsdException w:unhideWhenUsed="0" w:uiPriority="0" w:semiHidden="0" w:name="List Bullet 2"/>
+    <w:lsdException w:unhideWhenUsed="0" w:uiPriority="0" w:semiHidden="0" w:name="List Bullet 3"/>
+    <w:lsdException w:unhideWhenUsed="0" w:uiPriority="0" w:semiHidden="0" w:name="List Bullet 4"/>
+    <w:lsdException w:unhideWhenUsed="0" w:uiPriority="0" w:semiHidden="0" w:name="List Bullet 5"/>
+    <w:lsdException w:unhideWhenUsed="0" w:uiPriority="0" w:semiHidden="0" w:name="List Number 2"/>
+    <w:lsdException w:unhideWhenUsed="0" w:uiPriority="0" w:semiHidden="0" w:name="List Number 3"/>
+    <w:lsdException w:unhideWhenUsed="0" w:uiPriority="0" w:semiHidden="0" w:name="List Number 4"/>
+    <w:lsdException w:unhideWhenUsed="0" w:uiPriority="0" w:semiHidden="0" w:name="List Number 5"/>
+    <w:lsdException w:qFormat="1" w:unhideWhenUsed="0" w:uiPriority="0" w:semiHidden="0" w:name="Title"/>
+    <w:lsdException w:unhideWhenUsed="0" w:uiPriority="0" w:semiHidden="0" w:name="Closing"/>
+    <w:lsdException w:unhideWhenUsed="0" w:uiPriority="0" w:semiHidden="0" w:name="Signature"/>
+    <w:lsdException w:unhideWhenUsed="0" w:uiPriority="0" w:name="Default Paragraph Font"/>
+    <w:lsdException w:unhideWhenUsed="0" w:uiPriority="0" w:semiHidden="0" w:name="Body Text"/>
+    <w:lsdException w:unhideWhenUsed="0" w:uiPriority="0" w:semiHidden="0" w:name="Body Text Indent"/>
+    <w:lsdException w:unhideWhenUsed="0" w:uiPriority="0" w:semiHidden="0" w:name="List Continue"/>
+    <w:lsdException w:unhideWhenUsed="0" w:uiPriority="0" w:semiHidden="0" w:name="List Continue 2"/>
+    <w:lsdException w:unhideWhenUsed="0" w:uiPriority="0" w:semiHidden="0" w:name="List Continue 3"/>
+    <w:lsdException w:unhideWhenUsed="0" w:uiPriority="0" w:semiHidden="0" w:name="List Continue 4"/>
+    <w:lsdException w:unhideWhenUsed="0" w:uiPriority="0" w:semiHidden="0" w:name="List Continue 5"/>
+    <w:lsdException w:unhideWhenUsed="0" w:uiPriority="0" w:semiHidden="0" w:name="Message Header"/>
+    <w:lsdException w:qFormat="1" w:unhideWhenUsed="0" w:uiPriority="0" w:semiHidden="0" w:name="Subtitle"/>
+    <w:lsdException w:unhideWhenUsed="0" w:uiPriority="0" w:semiHidden="0" w:name="Salutation"/>
+    <w:lsdException w:unhideWhenUsed="0" w:uiPriority="0" w:semiHidden="0" w:name="Date"/>
+    <w:lsdException w:unhideWhenUsed="0" w:uiPriority="0" w:semiHidden="0" w:name="Body Text First Indent"/>
+    <w:lsdException w:unhideWhenUsed="0" w:uiPriority="0" w:semiHidden="0" w:name="Body Text First Indent 2"/>
+    <w:lsdException w:unhideWhenUsed="0" w:uiPriority="0" w:semiHidden="0" w:name="Note Heading"/>
+    <w:lsdException w:unhideWhenUsed="0" w:uiPriority="0" w:semiHidden="0" w:name="Body Text 2"/>
+    <w:lsdException w:unhideWhenUsed="0" w:uiPriority="0" w:semiHidden="0" w:name="Body Text 3"/>
+    <w:lsdException w:unhideWhenUsed="0" w:uiPriority="0" w:semiHidden="0" w:name="Body Text Indent 2"/>
+    <w:lsdException w:unhideWhenUsed="0" w:uiPriority="0" w:semiHidden="0" w:name="Body Text Indent 3"/>
+    <w:lsdException w:unhideWhenUsed="0" w:uiPriority="0" w:semiHidden="0" w:name="Block Text"/>
+    <w:lsdException w:qFormat="1" w:uiPriority="99" w:semiHidden="0" w:name="Hyperlink"/>
+    <w:lsdException w:unhideWhenUsed="0" w:uiPriority="0" w:semiHidden="0" w:name="FollowedHyperlink"/>
+    <w:lsdException w:qFormat="1" w:unhideWhenUsed="0" w:uiPriority="0" w:semiHidden="0" w:name="Strong"/>
+    <w:lsdException w:qFormat="1" w:unhideWhenUsed="0" w:uiPriority="0" w:semiHidden="0" w:name="Emphasis"/>
+    <w:lsdException w:unhideWhenUsed="0" w:uiPriority="0" w:semiHidden="0" w:name="Document Map"/>
+    <w:lsdException w:unhideWhenUsed="0" w:uiPriority="0" w:semiHidden="0" w:name="Plain Text"/>
+    <w:lsdException w:unhideWhenUsed="0" w:uiPriority="0" w:semiHidden="0" w:name="E-mail Signature"/>
+    <w:lsdException w:unhideWhenUsed="0" w:uiPriority="0" w:semiHidden="0" w:name="Normal (Web)"/>
+    <w:lsdException w:unhideWhenUsed="0" w:uiPriority="0" w:semiHidden="0" w:name="HTML Acronym"/>
+    <w:lsdException w:unhideWhenUsed="0" w:uiPriority="0" w:semiHidden="0" w:name="HTML Address"/>
+    <w:lsdException w:unhideWhenUsed="0" w:uiPriority="0" w:semiHidden="0" w:name="HTML Cite"/>
+    <w:lsdException w:unhideWhenUsed="0" w:uiPriority="0" w:semiHidden="0" w:name="HTML Code"/>
+    <w:lsdException w:unhideWhenUsed="0" w:uiPriority="0" w:semiHidden="0" w:name="HTML Definition"/>
+    <w:lsdException w:unhideWhenUsed="0" w:uiPriority="0" w:semiHidden="0" w:name="HTML Keyboard"/>
+    <w:lsdException w:unhideWhenUsed="0" w:uiPriority="0" w:semiHidden="0" w:name="HTML Preformatted"/>
+    <w:lsdException w:unhideWhenUsed="0" w:uiPriority="0" w:semiHidden="0" w:name="HTML Sample"/>
+    <w:lsdException w:unhideWhenUsed="0" w:uiPriority="0" w:semiHidden="0" w:name="HTML Typewriter"/>
+    <w:lsdException w:unhideWhenUsed="0" w:uiPriority="0" w:semiHidden="0" w:name="HTML Variable"/>
+    <w:lsdException w:qFormat="1" w:unhideWhenUsed="0" w:uiPriority="0" w:name="Normal Table"/>
+    <w:lsdException w:unhideWhenUsed="0" w:uiPriority="0" w:semiHidden="0" w:name="annotation subject"/>
+    <w:lsdException w:unhideWhenUsed="0" w:uiPriority="0" w:semiHidden="0" w:name="Table Simple 1"/>
+    <w:lsdException w:unhideWhenUsed="0" w:uiPriority="0" w:semiHidden="0" w:name="Table Simple 2"/>
+    <w:lsdException w:unhideWhenUsed="0" w:uiPriority="0" w:semiHidden="0" w:name="Table Simple 3"/>
+    <w:lsdException w:unhideWhenUsed="0" w:uiPriority="0" w:semiHidden="0" w:name="Table Classic 1"/>
+    <w:lsdException w:unhideWhenUsed="0" w:uiPriority="0" w:semiHidden="0" w:name="Table Classic 2"/>
+    <w:lsdException w:unhideWhenUsed="0" w:uiPriority="0" w:semiHidden="0" w:name="Table Classic 3"/>
+    <w:lsdException w:unhideWhenUsed="0" w:uiPriority="0" w:semiHidden="0" w:name="Table Classic 4"/>
+    <w:lsdException w:unhideWhenUsed="0" w:uiPriority="0" w:semiHidden="0" w:name="Table Colorful 1"/>
+    <w:lsdException w:unhideWhenUsed="0" w:uiPriority="0" w:semiHidden="0" w:name="Table Colorful 2"/>
+    <w:lsdException w:unhideWhenUsed="0" w:uiPriority="0" w:semiHidden="0" w:name="Table Colorful 3"/>
+    <w:lsdException w:unhideWhenUsed="0" w:uiPriority="0" w:semiHidden="0" w:name="Table Columns 1"/>
+    <w:lsdException w:unhideWhenUsed="0" w:uiPriority="0" w:semiHidden="0" w:name="Table Columns 2"/>
+    <w:lsdException w:unhideWhenUsed="0" w:uiPriority="0" w:semiHidden="0" w:name="Table Columns 3"/>
+    <w:lsdException w:unhideWhenUsed="0" w:uiPriority="0" w:semiHidden="0" w:name="Table Columns 4"/>
+    <w:lsdException w:unhideWhenUsed="0" w:uiPriority="0" w:semiHidden="0" w:name="Table Columns 5"/>
+    <w:lsdException w:unhideWhenUsed="0" w:uiPriority="0" w:semiHidden="0" w:name="Table Grid 1"/>
+    <w:lsdException w:unhideWhenUsed="0" w:uiPriority="0" w:semiHidden="0" w:name="Table Grid 2"/>
+    <w:lsdException w:unhideWhenUsed="0" w:uiPriority="0" w:semiHidden="0" w:name="Table Grid 3"/>
+    <w:lsdException w:unhideWhenUsed="0" w:uiPriority="0" w:semiHidden="0" w:name="Table Grid 4"/>
+    <w:lsdException w:unhideWhenUsed="0" w:uiPriority="0" w:semiHidden="0" w:name="Table Grid 5"/>
+    <w:lsdException w:unhideWhenUsed="0" w:uiPriority="0" w:semiHidden="0" w:name="Table Grid 6"/>
+    <w:lsdException w:unhideWhenUsed="0" w:uiPriority="0" w:semiHidden="0" w:name="Table Grid 7"/>
+    <w:lsdException w:unhideWhenUsed="0" w:uiPriority="0" w:semiHidden="0" w:name="Table Grid 8"/>
+    <w:lsdException w:unhideWhenUsed="0" w:uiPriority="0" w:semiHidden="0" w:name="Table List 1"/>
+    <w:lsdException w:unhideWhenUsed="0" w:uiPriority="0" w:semiHidden="0" w:name="Table List 2"/>
+    <w:lsdException w:unhideWhenUsed="0" w:uiPriority="0" w:semiHidden="0" w:name="Table List 3"/>
+    <w:lsdException w:unhideWhenUsed="0" w:uiPriority="0" w:semiHidden="0" w:name="Table List 4"/>
+    <w:lsdException w:unhideWhenUsed="0" w:uiPriority="0" w:semiHidden="0" w:name="Table List 5"/>
+    <w:lsdException w:unhideWhenUsed="0" w:uiPriority="0" w:semiHidden="0" w:name="Table List 6"/>
+    <w:lsdException w:unhideWhenUsed="0" w:uiPriority="0" w:semiHidden="0" w:name="Table List 7"/>
+    <w:lsdException w:unhideWhenUsed="0" w:uiPriority="0" w:semiHidden="0" w:name="Table List 8"/>
+    <w:lsdException w:unhideWhenUsed="0" w:uiPriority="0" w:semiHidden="0" w:name="Table 3D effects 1"/>
+    <w:lsdException w:unhideWhenUsed="0" w:uiPriority="0" w:semiHidden="0" w:name="Table 3D effects 2"/>
+    <w:lsdException w:unhideWhenUsed="0" w:uiPriority="0" w:semiHidden="0" w:name="Table 3D effects 3"/>
+    <w:lsdException w:unhideWhenUsed="0" w:uiPriority="0" w:semiHidden="0" w:name="Table Contemporary"/>
+    <w:lsdException w:unhideWhenUsed="0" w:uiPriority="0" w:semiHidden="0" w:name="Table Elegant"/>
+    <w:lsdException w:unhideWhenUsed="0" w:uiPriority="0" w:semiHidden="0" w:name="Table Professional"/>
+    <w:lsdException w:unhideWhenUsed="0" w:uiPriority="0" w:semiHidden="0" w:name="Table Subtle 1"/>
+    <w:lsdException w:unhideWhenUsed="0" w:uiPriority="0" w:semiHidden="0" w:name="Table Subtle 2"/>
+    <w:lsdException w:unhideWhenUsed="0" w:uiPriority="0" w:semiHidden="0" w:name="Table Web 1"/>
+    <w:lsdException w:unhideWhenUsed="0" w:uiPriority="0" w:semiHidden="0" w:name="Table Web 2"/>
+    <w:lsdException w:unhideWhenUsed="0" w:uiPriority="0" w:semiHidden="0" w:name="Table Web 3"/>
+    <w:lsdException w:unhideWhenUsed="0" w:uiPriority="0" w:semiHidden="0" w:name="Balloon Text"/>
+    <w:lsdException w:unhideWhenUsed="0" w:uiPriority="0" w:semiHidden="0" w:name="Table Grid"/>
+    <w:lsdException w:unhideWhenUsed="0" w:uiPriority="0" w:semiHidden="0" w:name="Table Theme"/>
+    <w:lsdException w:unhideWhenUsed="0" w:uiPriority="60" w:semiHidden="0" w:name="Light Shading"/>
+    <w:lsdException w:unhideWhenUsed="0" w:uiPriority="61" w:semiHidden="0" w:name="Light List"/>
+    <w:lsdException w:unhideWhenUsed="0" w:uiPriority="62" w:semiHidden="0" w:name="Light Grid"/>
+    <w:lsdException w:unhideWhenUsed="0" w:uiPriority="63" w:semiHidden="0" w:name="Medium Shading 1"/>
+    <w:lsdException w:unhideWhenUsed="0" w:uiPriority="64" w:semiHidden="0" w:name="Medium Shading 2"/>
+    <w:lsdException w:unhideWhenUsed="0" w:uiPriority="65" w:semiHidden="0" w:name="Medium List 1"/>
+    <w:lsdException w:unhideWhenUsed="0" w:uiPriority="66" w:semiHidden="0" w:name="Medium List 2"/>
+    <w:lsdException w:unhideWhenUsed="0" w:uiPriority="67" w:semiHidden="0" w:name="Medium Grid 1"/>
+    <w:lsdException w:unhideWhenUsed="0" w:uiPriority="68" w:semiHidden="0" w:name="Medium Grid 2"/>
+    <w:lsdException w:unhideWhenUsed="0" w:uiPriority="69" w:semiHidden="0" w:name="Medium Grid 3"/>
+    <w:lsdException w:unhideWhenUsed="0" w:uiPriority="70" w:semiHidden="0" w:name="Dark List"/>
+    <w:lsdException w:unhideWhenUsed="0" w:uiPriority="71" w:semiHidden="0" w:name="Colorful Shading"/>
+    <w:lsdException w:unhideWhenUsed="0" w:uiPriority="72" w:semiHidden="0" w:name="Colorful List"/>
+    <w:lsdException w:unhideWhenUsed="0" w:uiPriority="73" w:semiHidden="0" w:name="Colorful Grid"/>
+    <w:lsdException w:unhideWhenUsed="0" w:uiPriority="60" w:semiHidden="0" w:name="Light Shading Accent 1"/>
+    <w:lsdException w:unhideWhenUsed="0" w:uiPriority="61" w:semiHidden="0" w:name="Light List Accent 1"/>
+    <w:lsdException w:unhideWhenUsed="0" w:uiPriority="62" w:semiHidden="0" w:name="Light Grid Accent 1"/>
+    <w:lsdException w:unhideWhenUsed="0" w:uiPriority="63" w:semiHidden="0" w:name="Medium Shading 1 Accent 1"/>
+    <w:lsdException w:unhideWhenUsed="0" w:uiPriority="64" w:semiHidden="0" w:name="Medium Shading 2 Accent 1"/>
+    <w:lsdException w:unhideWhenUsed="0" w:uiPriority="65" w:semiHidden="0" w:name="Medium List 1 Accent 1"/>
+    <w:lsdException w:qFormat="1" w:unhideWhenUsed="0" w:uiPriority="0" w:semiHidden="0" w:name="List Paragraph"/>
+    <w:lsdException w:unhideWhenUsed="0" w:uiPriority="66" w:semiHidden="0" w:name="Medium List 2 Accent 1"/>
+    <w:lsdException w:unhideWhenUsed="0" w:uiPriority="67" w:semiHidden="0" w:name="Medium Grid 1 Accent 1"/>
+    <w:lsdException w:unhideWhenUsed="0" w:uiPriority="68" w:semiHidden="0" w:name="Medium Grid 2 Accent 1"/>
+    <w:lsdException w:unhideWhenUsed="0" w:uiPriority="69" w:semiHidden="0" w:name="Medium Grid 3 Accent 1"/>
+    <w:lsdException w:unhideWhenUsed="0" w:uiPriority="70" w:semiHidden="0" w:name="Dark List Accent 1"/>
+    <w:lsdException w:unhideWhenUsed="0" w:uiPriority="71" w:semiHidden="0" w:name="Colorful Shading Accent 1"/>
+    <w:lsdException w:unhideWhenUsed="0" w:uiPriority="72" w:semiHidden="0" w:name="Colorful List Accent 1"/>
+    <w:lsdException w:unhideWhenUsed="0" w:uiPriority="73" w:semiHidden="0" w:name="Colorful Grid Accent 1"/>
+    <w:lsdException w:unhideWhenUsed="0" w:uiPriority="60" w:semiHidden="0" w:name="Light Shading Accent 2"/>
+    <w:lsdException w:unhideWhenUsed="0" w:uiPriority="61" w:semiHidden="0" w:name="Light List Accent 2"/>
+    <w:lsdException w:unhideWhenUsed="0" w:uiPriority="62" w:semiHidden="0" w:name="Light Grid Accent 2"/>
+    <w:lsdException w:unhideWhenUsed="0" w:uiPriority="63" w:semiHidden="0" w:name="Medium Shading 1 Accent 2"/>
+    <w:lsdException w:unhideWhenUsed="0" w:uiPriority="64" w:semiHidden="0" w:name="Medium Shading 2 Accent 2"/>
+    <w:lsdException w:unhideWhenUsed="0" w:uiPriority="65" w:semiHidden="0" w:name="Medium List 1 Accent 2"/>
+    <w:lsdException w:unhideWhenUsed="0" w:uiPriority="66" w:semiHidden="0" w:name="Medium List 2 Accent 2"/>
+    <w:lsdException w:unhideWhenUsed="0" w:uiPriority="67" w:semiHidden="0" w:name="Medium Grid 1 Accent 2"/>
+    <w:lsdException w:unhideWhenUsed="0" w:uiPriority="68" w:semiHidden="0" w:name="Medium Grid 2 Accent 2"/>
+    <w:lsdException w:unhideWhenUsed="0" w:uiPriority="69" w:semiHidden="0" w:name="Medium Grid 3 Accent 2"/>
+    <w:lsdException w:unhideWhenUsed="0" w:uiPriority="70" w:semiHidden="0" w:name="Dark List Accent 2"/>
+    <w:lsdException w:unhideWhenUsed="0" w:uiPriority="71" w:semiHidden="0" w:name="Colorful Shading Accent 2"/>
+    <w:lsdException w:unhideWhenUsed="0" w:uiPriority="72" w:semiHidden="0" w:name="Colorful List Accent 2"/>
+    <w:lsdException w:unhideWhenUsed="0" w:uiPriority="73" w:semiHidden="0" w:name="Colorful Grid Accent 2"/>
+    <w:lsdException w:unhideWhenUsed="0" w:uiPriority="60" w:semiHidden="0" w:name="Light Shading Accent 3"/>
+    <w:lsdException w:unhideWhenUsed="0" w:uiPriority="61" w:semiHidden="0" w:name="Light List Accent 3"/>
+    <w:lsdException w:unhideWhenUsed="0" w:uiPriority="62" w:semiHidden="0" w:name="Light Grid Accent 3"/>
+    <w:lsdException w:unhideWhenUsed="0" w:uiPriority="63" w:semiHidden="0" w:name="Medium Shading 1 Accent 3"/>
+    <w:lsdException w:unhideWhenUsed="0" w:uiPriority="64" w:semiHidden="0" w:name="Medium Shading 2 Accent 3"/>
+    <w:lsdException w:unhideWhenUsed="0" w:uiPriority="65" w:semiHidden="0" w:name="Medium List 1 Accent 3"/>
+    <w:lsdException w:unhideWhenUsed="0" w:uiPriority="66" w:semiHidden="0" w:name="Medium List 2 Accent 3"/>
+    <w:lsdException w:unhideWhenUsed="0" w:uiPriority="67" w:semiHidden="0" w:name="Medium Grid 1 Accent 3"/>
+    <w:lsdException w:unhideWhenUsed="0" w:uiPriority="68" w:semiHidden="0" w:name="Medium Grid 2 Accent 3"/>
+    <w:lsdException w:unhideWhenUsed="0" w:uiPriority="69" w:semiHidden="0" w:name="Medium Grid 3 Accent 3"/>
+    <w:lsdException w:unhideWhenUsed="0" w:uiPriority="70" w:semiHidden="0" w:name="Dark List Accent 3"/>
+    <w:lsdException w:unhideWhenUsed="0" w:uiPriority="71" w:semiHidden="0" w:name="Colorful Shading Accent 3"/>
+    <w:lsdException w:unhideWhenUsed="0" w:uiPriority="72" w:semiHidden="0" w:name="Colorful List Accent 3"/>
+    <w:lsdException w:unhideWhenUsed="0" w:uiPriority="73" w:semiHidden="0" w:name="Colorful Grid Accent 3"/>
+    <w:lsdException w:unhideWhenUsed="0" w:uiPriority="60" w:semiHidden="0" w:name="Light Shading Accent 4"/>
+    <w:lsdException w:unhideWhenUsed="0" w:uiPriority="61" w:semiHidden="0" w:name="Light List Accent 4"/>
+    <w:lsdException w:unhideWhenUsed="0" w:uiPriority="62" w:semiHidden="0" w:name="Light Grid Accent 4"/>
+    <w:lsdException w:unhideWhenUsed="0" w:uiPriority="63" w:semiHidden="0" w:name="Medium Shading 1 Accent 4"/>
+    <w:lsdException w:unhideWhenUsed="0" w:uiPriority="64" w:semiHidden="0" w:name="Medium Shading 2 Accent 4"/>
+    <w:lsdException w:unhideWhenUsed="0" w:uiPriority="65" w:semiHidden="0" w:name="Medium List 1 Accent 4"/>
+    <w:lsdException w:unhideWhenUsed="0" w:uiPriority="66" w:semiHidden="0" w:name="Medium List 2 Accent 4"/>
+    <w:lsdException w:unhideWhenUsed="0" w:uiPriority="67" w:semiHidden="0" w:name="Medium Grid 1 Accent 4"/>
+    <w:lsdException w:unhideWhenUsed="0" w:uiPriority="68" w:semiHidden="0" w:name="Medium Grid 2 Accent 4"/>
+    <w:lsdException w:unhideWhenUsed="0" w:uiPriority="69" w:semiHidden="0" w:name="Medium Grid 3 Accent 4"/>
+    <w:lsdException w:unhideWhenUsed="0" w:uiPriority="70" w:semiHidden="0" w:name="Dark List Accent 4"/>
+    <w:lsdException w:unhideWhenUsed="0" w:uiPriority="71" w:semiHidden="0" w:name="Colorful Shading Accent 4"/>
+    <w:lsdException w:unhideWhenUsed="0" w:uiPriority="72" w:semiHidden="0" w:name="Colorful List Accent 4"/>
+    <w:lsdException w:unhideWhenUsed="0" w:uiPriority="73" w:semiHidden="0" w:name="Colorful Grid Accent 4"/>
+    <w:lsdException w:unhideWhenUsed="0" w:uiPriority="60" w:semiHidden="0" w:name="Light Shading Accent 5"/>
+    <w:lsdException w:unhideWhenUsed="0" w:uiPriority="61" w:semiHidden="0" w:name="Light List Accent 5"/>
+    <w:lsdException w:unhideWhenUsed="0" w:uiPriority="62" w:semiHidden="0" w:name="Light Grid Accent 5"/>
+    <w:lsdException w:unhideWhenUsed="0" w:uiPriority="63" w:semiHidden="0" w:name="Medium Shading 1 Accent 5"/>
+    <w:lsdException w:unhideWhenUsed="0" w:uiPriority="64" w:semiHidden="0" w:name="Medium Shading 2 Accent 5"/>
+    <w:lsdException w:unhideWhenUsed="0" w:uiPriority="65" w:semiHidden="0" w:name="Medium List 1 Accent 5"/>
+    <w:lsdException w:unhideWhenUsed="0" w:uiPriority="66" w:semiHidden="0" w:name="Medium List 2 Accent 5"/>
+    <w:lsdException w:unhideWhenUsed="0" w:uiPriority="67" w:semiHidden="0" w:name="Medium Grid 1 Accent 5"/>
+    <w:lsdException w:unhideWhenUsed="0" w:uiPriority="68" w:semiHidden="0" w:name="Medium Grid 2 Accent 5"/>
+    <w:lsdException w:unhideWhenUsed="0" w:uiPriority="69" w:semiHidden="0" w:name="Medium Grid 3 Accent 5"/>
+    <w:lsdException w:unhideWhenUsed="0" w:uiPriority="70" w:semiHidden="0" w:name="Dark List Accent 5"/>
+    <w:lsdException w:unhideWhenUsed="0" w:uiPriority="71" w:semiHidden="0" w:name="Colorful Shading Accent 5"/>
+    <w:lsdException w:unhideWhenUsed="0" w:uiPriority="72" w:semiHidden="0" w:name="Colorful List Accent 5"/>
+    <w:lsdException w:unhideWhenUsed="0" w:uiPriority="73" w:semiHidden="0" w:name="Colorful Grid Accent 5"/>
+    <w:lsdException w:unhideWhenUsed="0" w:uiPriority="60" w:semiHidden="0" w:name="Light Shading Accent 6"/>
+    <w:lsdException w:unhideWhenUsed="0" w:uiPriority="61" w:semiHidden="0" w:name="Light List Accent 6"/>
+    <w:lsdException w:unhideWhenUsed="0" w:uiPriority="62" w:semiHidden="0" w:name="Light Grid Accent 6"/>
+    <w:lsdException w:unhideWhenUsed="0" w:uiPriority="63" w:semiHidden="0" w:name="Medium Shading 1 Accent 6"/>
+    <w:lsdException w:unhideWhenUsed="0" w:uiPriority="64" w:semiHidden="0" w:name="Medium Shading 2 Accent 6"/>
+    <w:lsdException w:unhideWhenUsed="0" w:uiPriority="65" w:semiHidden="0" w:name="Medium List 1 Accent 6"/>
+    <w:lsdException w:unhideWhenUsed="0" w:uiPriority="66" w:semiHidden="0" w:name="Medium List 2 Accent 6"/>
+    <w:lsdException w:unhideWhenUsed="0" w:uiPriority="67" w:semiHidden="0" w:name="Medium Grid 1 Accent 6"/>
+    <w:lsdException w:unhideWhenUsed="0" w:uiPriority="68" w:semiHidden="0" w:name="Medium Grid 2 Accent 6"/>
+    <w:lsdException w:unhideWhenUsed="0" w:uiPriority="69" w:semiHidden="0" w:name="Medium Grid 3 Accent 6"/>
+    <w:lsdException w:unhideWhenUsed="0" w:uiPriority="70" w:semiHidden="0" w:name="Dark List Accent 6"/>
+    <w:lsdException w:unhideWhenUsed="0" w:uiPriority="71" w:semiHidden="0" w:name="Colorful Shading Accent 6"/>
+    <w:lsdException w:unhideWhenUsed="0" w:uiPriority="72" w:semiHidden="0" w:name="Colorful List Accent 6"/>
+    <w:lsdException w:unhideWhenUsed="0" w:uiPriority="73" w:semiHidden="0" w:name="Colorful Grid Accent 6"/>
+  </w:latentStyles>
+  <w:style w:type="paragraph" w:default="1" w:styleId="1">
+    <w:name w:val="Normal"/>
     <w:qFormat/>
+    <w:uiPriority w:val="0"/>
     <w:rPr>
-      <w:sz w:val="56"/>
-      <w:szCs w:val="56"/>
+      <w:rFonts w:ascii="Calibri" w:hAnsi="Calibri" w:eastAsia="Calibri" w:cs="Calibri"/>
+      <w:sz w:val="21"/>
+      <w:szCs w:val="21"/>
     </w:rPr>
   </w:style>
-  <w:style w:type="paragraph" w:styleId="Heading1">
-    <w:name w:val="Heading 1"/>
-    <w:basedOn w:val="Normal"/>
-    <w:next w:val="Normal"/>
+  <w:style w:type="paragraph" w:styleId="2">
+    <w:name w:val="heading 1"/>
+    <w:next w:val="1"/>
     <w:qFormat/>
+    <w:uiPriority w:val="0"/>
     <w:rPr>
+      <w:rFonts w:ascii="Calibri" w:hAnsi="Calibri" w:eastAsia="Calibri" w:cs="Calibri"/>
       <w:color w:val="2E74B5"/>
       <w:sz w:val="32"/>
       <w:szCs w:val="32"/>
     </w:rPr>
   </w:style>
-  <w:style w:type="paragraph" w:styleId="Heading2">
-    <w:name w:val="Heading 2"/>
-    <w:basedOn w:val="Normal"/>
-    <w:next w:val="Normal"/>
+  <w:style w:type="paragraph" w:styleId="3">
+    <w:name w:val="heading 2"/>
+    <w:next w:val="1"/>
     <w:qFormat/>
+    <w:uiPriority w:val="0"/>
     <w:rPr>
+      <w:rFonts w:ascii="Calibri" w:hAnsi="Calibri" w:eastAsia="Calibri" w:cs="Calibri"/>
       <w:color w:val="2E74B5"/>
       <w:sz w:val="26"/>
       <w:szCs w:val="26"/>
     </w:rPr>
   </w:style>
-  <w:style w:type="paragraph" w:styleId="Heading3">
-    <w:name w:val="Heading 3"/>
-    <w:basedOn w:val="Normal"/>
-    <w:next w:val="Normal"/>
+  <w:style w:type="paragraph" w:styleId="4">
+    <w:name w:val="heading 3"/>
+    <w:next w:val="1"/>
     <w:qFormat/>
+    <w:uiPriority w:val="0"/>
     <w:rPr>
+      <w:rFonts w:ascii="Calibri" w:hAnsi="Calibri" w:eastAsia="Calibri" w:cs="Calibri"/>
       <w:color w:val="1F4D78"/>
       <w:sz w:val="24"/>
       <w:szCs w:val="24"/>
     </w:rPr>
   </w:style>
-  <w:style w:type="paragraph" w:styleId="Heading4">
-    <w:name w:val="Heading 4"/>
-    <w:basedOn w:val="Normal"/>
-    <w:next w:val="Normal"/>
+  <w:style w:type="paragraph" w:styleId="5">
+    <w:name w:val="heading 4"/>
+    <w:next w:val="1"/>
     <w:qFormat/>
+    <w:uiPriority w:val="0"/>
     <w:rPr>
+      <w:rFonts w:ascii="Calibri" w:hAnsi="Calibri" w:eastAsia="Calibri" w:cs="Calibri"/>
       <w:i/>
       <w:iCs/>
       <w:color w:val="2E74B5"/>
+      <w:sz w:val="21"/>
+      <w:szCs w:val="21"/>
     </w:rPr>
   </w:style>
-  <w:style w:type="paragraph" w:styleId="Heading5">
-    <w:name w:val="Heading 5"/>
-    <w:basedOn w:val="Normal"/>
-    <w:next w:val="Normal"/>
+  <w:style w:type="paragraph" w:styleId="6">
+    <w:name w:val="heading 5"/>
+    <w:next w:val="1"/>
     <w:qFormat/>
+    <w:uiPriority w:val="0"/>
     <w:rPr>
+      <w:rFonts w:ascii="Calibri" w:hAnsi="Calibri" w:eastAsia="Calibri" w:cs="Calibri"/>
       <w:color w:val="2E74B5"/>
+      <w:sz w:val="21"/>
+      <w:szCs w:val="21"/>
     </w:rPr>
   </w:style>
-  <w:style w:type="paragraph" w:styleId="Heading6">
-    <w:name w:val="Heading 6"/>
-    <w:basedOn w:val="Normal"/>
-    <w:next w:val="Normal"/>
+  <w:style w:type="paragraph" w:styleId="7">
+    <w:name w:val="heading 6"/>
+    <w:next w:val="1"/>
     <w:qFormat/>
+    <w:uiPriority w:val="0"/>
     <w:rPr>
+      <w:rFonts w:ascii="Calibri" w:hAnsi="Calibri" w:eastAsia="Calibri" w:cs="Calibri"/>
       <w:color w:val="1F4D78"/>
+      <w:sz w:val="21"/>
+      <w:szCs w:val="21"/>
     </w:rPr>
   </w:style>
-  <w:style w:type="paragraph" w:styleId="Strong">
-    <w:name w:val="Strong"/>
-    <w:basedOn w:val="Normal"/>
-    <w:next w:val="Normal"/>
+  <w:style w:type="character" w:default="1" w:styleId="8">
+    <w:name w:val="Default Paragraph Font"/>
+    <w:semiHidden/>
+    <w:uiPriority w:val="0"/>
+  </w:style>
+  <w:style w:type="table" w:default="1" w:styleId="9">
+    <w:name w:val="Normal Table"/>
+    <w:semiHidden/>
     <w:qFormat/>
+    <w:uiPriority w:val="0"/>
+    <w:tblPr>
+      <w:tblCellMar>
+        <w:top w:w="0" w:type="dxa"/>
+        <w:left w:w="108" w:type="dxa"/>
+        <w:bottom w:w="0" w:type="dxa"/>
+        <w:right w:w="108" w:type="dxa"/>
+      </w:tblCellMar>
+    </w:tblPr>
+  </w:style>
+  <w:style w:type="character" w:styleId="10">
+    <w:name w:val="endnote reference"/>
+    <w:semiHidden/>
+    <w:unhideWhenUsed/>
+    <w:qFormat/>
+    <w:uiPriority w:val="99"/>
     <w:rPr>
-      <w:b/>
-      <w:bCs/>
+      <w:vertAlign w:val="superscript"/>
     </w:rPr>
   </w:style>
-  <w:style w:type="paragraph" w:styleId="ListParagraph">
-    <w:name w:val="List Paragraph"/>
-    <w:basedOn w:val="Normal"/>
+  <w:style w:type="paragraph" w:styleId="11">
+    <w:name w:val="endnote text"/>
+    <w:link w:val="18"/>
+    <w:semiHidden/>
+    <w:unhideWhenUsed/>
     <w:qFormat/>
+    <w:uiPriority w:val="99"/>
+    <w:pPr>
+      <w:spacing w:after="0" w:line="240" w:lineRule="auto"/>
+    </w:pPr>
+    <w:rPr>
+      <w:rFonts w:ascii="Calibri" w:hAnsi="Calibri" w:eastAsia="Calibri" w:cs="Calibri"/>
+      <w:sz w:val="20"/>
+      <w:szCs w:val="20"/>
+    </w:rPr>
   </w:style>
-  <w:style w:type="character" w:styleId="Hyperlink">
+  <w:style w:type="character" w:styleId="12">
+    <w:name w:val="footnote reference"/>
+    <w:semiHidden/>
+    <w:unhideWhenUsed/>
+    <w:qFormat/>
+    <w:uiPriority w:val="99"/>
+    <w:rPr>
+      <w:vertAlign w:val="superscript"/>
+    </w:rPr>
+  </w:style>
+  <w:style w:type="paragraph" w:styleId="13">
+    <w:name w:val="footnote text"/>
+    <w:link w:val="17"/>
+    <w:semiHidden/>
+    <w:unhideWhenUsed/>
+    <w:uiPriority w:val="99"/>
+    <w:pPr>
+      <w:spacing w:after="0" w:line="240" w:lineRule="auto"/>
+    </w:pPr>
+    <w:rPr>
+      <w:rFonts w:ascii="Calibri" w:hAnsi="Calibri" w:eastAsia="Calibri" w:cs="Calibri"/>
+      <w:sz w:val="20"/>
+      <w:szCs w:val="20"/>
+    </w:rPr>
+  </w:style>
+  <w:style w:type="character" w:styleId="14">
     <w:name w:val="Hyperlink"/>
-    <w:basedOn w:val="DefaultParagraphFont"/>
+    <w:unhideWhenUsed/>
+    <w:qFormat/>
     <w:uiPriority w:val="99"/>
-    <w:unhideWhenUsed/>
     <w:rPr>
       <w:color w:val="0563C1"/>
       <w:u w:val="single"/>
     </w:rPr>
   </w:style>
-  <w:style w:type="character" w:styleId="FootnoteReference">
-    <w:name w:val="footnote reference"/>
-    <w:basedOn w:val="DefaultParagraphFont"/>
-    <w:uiPriority w:val="99"/>
+  <w:style w:type="paragraph" w:styleId="15">
+    <w:name w:val="Title"/>
+    <w:qFormat/>
+    <w:uiPriority w:val="0"/>
+    <w:rPr>
+      <w:rFonts w:ascii="Calibri" w:hAnsi="Calibri" w:eastAsia="Calibri" w:cs="Calibri"/>
+      <w:sz w:val="56"/>
+      <w:szCs w:val="56"/>
+    </w:rPr>
+  </w:style>
+  <w:style w:type="paragraph" w:styleId="16">
+    <w:name w:val="List Paragraph"/>
+    <w:qFormat/>
+    <w:uiPriority w:val="0"/>
+    <w:rPr>
+      <w:rFonts w:ascii="Calibri" w:hAnsi="Calibri" w:eastAsia="Calibri" w:cs="Calibri"/>
+      <w:sz w:val="21"/>
+      <w:szCs w:val="21"/>
+    </w:rPr>
+  </w:style>
+  <w:style w:type="character" w:customStyle="1" w:styleId="17">
+    <w:name w:val="Footnote Text Char"/>
+    <w:link w:val="13"/>
     <w:semiHidden/>
     <w:unhideWhenUsed/>
-    <w:rPr>
-      <w:vertAlign w:val="superscript"/>
-    </w:rPr>
-  </w:style>
-  <w:style w:type="paragraph" w:styleId="FootnoteText">
-    <w:name w:val="footnote text"/>
-    <w:basedOn w:val="Normal"/>
-    <w:link w:val="FootnoteTextChar"/>
+    <w:qFormat/>
     <w:uiPriority w:val="99"/>
-    <w:semiHidden/>
-    <w:unhideWhenUsed/>
-    <w:pPr>
-      <w:spacing w:after="0" w:line="240" w:lineRule="auto"/>
-    </w:pPr>
     <w:rPr>
       <w:sz w:val="20"/>
       <w:szCs w:val="20"/>
     </w:rPr>
   </w:style>
-  <w:style w:type="character" w:styleId="FootnoteTextChar">
-    <w:name w:val="Footnote Text Char"/>
-    <w:basedOn w:val="DefaultParagraphFont"/>
-    <w:link w:val="FootnoteText"/>
-    <w:uiPriority w:val="99"/>
+  <w:style w:type="character" w:customStyle="1" w:styleId="18">
+    <w:name w:val="Endnote Text Char"/>
+    <w:link w:val="11"/>
     <w:semiHidden/>
     <w:unhideWhenUsed/>
-    <w:rPr>
-      <w:sz w:val="20"/>
-      <w:szCs w:val="20"/>
-    </w:rPr>
-  </w:style>
-  <w:style w:type="character" w:styleId="EndnoteReference">
-    <w:name w:val="endnote reference"/>
-    <w:basedOn w:val="DefaultParagraphFont"/>
+    <w:qFormat/>
     <w:uiPriority w:val="99"/>
-    <w:semiHidden/>
-    <w:unhideWhenUsed/>
-    <w:rPr>
-      <w:vertAlign w:val="superscript"/>
-    </w:rPr>
-  </w:style>
-  <w:style w:type="paragraph" w:styleId="EndnoteText">
-    <w:name w:val="endnote text"/>
-    <w:basedOn w:val="Normal"/>
-    <w:link w:val="EndnoteTextChar"/>
-    <w:uiPriority w:val="99"/>
-    <w:semiHidden/>
-    <w:unhideWhenUsed/>
-    <w:pPr>
-      <w:spacing w:after="0" w:line="240" w:lineRule="auto"/>
-    </w:pPr>
-    <w:rPr>
-      <w:sz w:val="20"/>
-      <w:szCs w:val="20"/>
-    </w:rPr>
-  </w:style>
-  <w:style w:type="character" w:styleId="EndnoteTextChar">
-    <w:name w:val="Endnote Text Char"/>
-    <w:basedOn w:val="DefaultParagraphFont"/>
-    <w:link w:val="EndnoteText"/>
-    <w:uiPriority w:val="99"/>
-    <w:semiHidden/>
-    <w:unhideWhenUsed/>
     <w:rPr>
       <w:sz w:val="20"/>
       <w:szCs w:val="20"/>
     </w:rPr>
   </w:style>
 </w:styles>
+</file>
+
+<file path=word/theme/theme1.xml><?xml version="1.0" encoding="utf-8"?>
+<a:theme xmlns:a="http://schemas.openxmlformats.org/drawingml/2006/main" name="Office">
+  <a:themeElements>
+    <a:clrScheme name="Office">
+      <a:dk1>
+        <a:sysClr val="windowText" lastClr="000000"/>
+      </a:dk1>
+      <a:lt1>
+        <a:sysClr val="window" lastClr="FFFFFF"/>
+      </a:lt1>
+      <a:dk2>
+        <a:srgbClr val="1F497D"/>
+      </a:dk2>
+      <a:lt2>
+        <a:srgbClr val="EEECE1"/>
+      </a:lt2>
+      <a:accent1>
+        <a:srgbClr val="4F81BD"/>
+      </a:accent1>
+      <a:accent2>
+        <a:srgbClr val="C0504D"/>
+      </a:accent2>
+      <a:accent3>
+        <a:srgbClr val="9BBB59"/>
+      </a:accent3>
+      <a:accent4>
+        <a:srgbClr val="8064A2"/>
+      </a:accent4>
+      <a:accent5>
+        <a:srgbClr val="4BACC6"/>
+      </a:accent5>
+      <a:accent6>
+        <a:srgbClr val="F79646"/>
+      </a:accent6>
+      <a:hlink>
+        <a:srgbClr val="0000FF"/>
+      </a:hlink>
+      <a:folHlink>
+        <a:srgbClr val="800080"/>
+      </a:folHlink>
+    </a:clrScheme>
+    <a:fontScheme name="Office">
+      <a:majorFont>
+        <a:latin typeface="Cambria"/>
+        <a:ea typeface=""/>
+        <a:cs typeface=""/>
+        <a:font script="Jpan" typeface="游ゴシック Light"/>
+        <a:font script="Hang" typeface="맑은 고딕"/>
+        <a:font script="Hans" typeface="宋体"/>
+        <a:font script="Hant" typeface="新細明體"/>
+        <a:font script="Arab" typeface="Times New Roman"/>
+        <a:font script="Hebr" typeface="Times New Roman"/>
+        <a:font script="Thai" typeface="Angsana New"/>
+        <a:font script="Ethi" typeface="Nyala"/>
+        <a:font script="Beng" typeface="Vrinda"/>
+        <a:font script="Gujr" typeface="Shruti"/>
+        <a:font script="Khmr" typeface="MoolBoran"/>
+        <a:font script="Knda" typeface="Tunga"/>
+        <a:font script="Guru" typeface="Raavi"/>
+        <a:font script="Cans" typeface="Euphemia"/>
+        <a:font script="Cher" typeface="Plantagenet Cherokee"/>
+        <a:font script="Yiii" typeface="Microsoft Yi Baiti"/>
+        <a:font script="Tibt" typeface="Microsoft Himalaya"/>
+        <a:font script="Thaa" typeface="MV Boli"/>
+        <a:font script="Deva" typeface="Mangal"/>
+        <a:font script="Telu" typeface="Gautami"/>
+        <a:font script="Taml" typeface="Latha"/>
+        <a:font script="Syrc" typeface="Estrangelo Edessa"/>
+        <a:font script="Orya" typeface="Kalinga"/>
+        <a:font script="Mlym" typeface="Kartika"/>
+        <a:font script="Laoo" typeface="DokChampa"/>
+        <a:font script="Sinh" typeface="Iskoola Pota"/>
+        <a:font script="Mong" typeface="Mongolian Baiti"/>
+        <a:font script="Viet" typeface="Times New Roman"/>
+        <a:font script="Uigh" typeface="Microsoft Uighur"/>
+        <a:font script="Geor" typeface="Sylfaen"/>
+      </a:majorFont>
+      <a:minorFont>
+        <a:latin typeface="Calibri"/>
+        <a:ea typeface=""/>
+        <a:cs typeface=""/>
+        <a:font script="Jpan" typeface="游明朝"/>
+        <a:font script="Hang" typeface="맑은 고딕"/>
+        <a:font script="Hans" typeface="宋体"/>
+        <a:font script="Hant" typeface="新細明體"/>
+        <a:font script="Arab" typeface="Arial"/>
+        <a:font script="Hebr" typeface="Arial"/>
+        <a:font script="Thai" typeface="Cordia New"/>
+        <a:font script="Ethi" typeface="Nyala"/>
+        <a:font script="Beng" typeface="Vrinda"/>
+        <a:font script="Gujr" typeface="Shruti"/>
+        <a:font script="Khmr" typeface="DaunPenh"/>
+        <a:font script="Knda" typeface="Tunga"/>
+        <a:font script="Guru" typeface="Raavi"/>
+        <a:font script="Cans" typeface="Euphemia"/>
+        <a:font script="Cher" typeface="Plantagenet Cherokee"/>
+        <a:font script="Yiii" typeface="Microsoft Yi Baiti"/>
+        <a:font script="Tibt" typeface="Microsoft Himalaya"/>
+        <a:font script="Thaa" typeface="MV Boli"/>
+        <a:font script="Deva" typeface="Mangal"/>
+        <a:font script="Telu" typeface="Gautami"/>
+        <a:font script="Taml" typeface="Latha"/>
+        <a:font script="Syrc" typeface="Estrangelo Edessa"/>
+        <a:font script="Orya" typeface="Kalinga"/>
+        <a:font script="Mlym" typeface="Kartika"/>
+        <a:font script="Laoo" typeface="DokChampa"/>
+        <a:font script="Sinh" typeface="Iskoola Pota"/>
+        <a:font script="Mong" typeface="Mongolian Baiti"/>
+        <a:font script="Viet" typeface="Arial"/>
+        <a:font script="Uigh" typeface="Microsoft Uighur"/>
+        <a:font script="Geor" typeface="Sylfaen"/>
+      </a:minorFont>
+    </a:fontScheme>
+    <a:fmtScheme name="Office">
+      <a:fillStyleLst>
+        <a:solidFill>
+          <a:schemeClr val="phClr"/>
+        </a:solidFill>
+        <a:gradFill rotWithShape="1">
+          <a:gsLst>
+            <a:gs pos="0">
+              <a:schemeClr val="phClr">
+                <a:tint val="50000"/>
+                <a:satMod val="300000"/>
+              </a:schemeClr>
+            </a:gs>
+            <a:gs pos="35000">
+              <a:schemeClr val="phClr">
+                <a:tint val="37000"/>
+                <a:satMod val="300000"/>
+              </a:schemeClr>
+            </a:gs>
+            <a:gs pos="100000">
+              <a:schemeClr val="phClr">
+                <a:tint val="15000"/>
+                <a:satMod val="350000"/>
+              </a:schemeClr>
+            </a:gs>
+          </a:gsLst>
+          <a:lin ang="16200000" scaled="1"/>
+        </a:gradFill>
+        <a:gradFill rotWithShape="1">
+          <a:gsLst>
+            <a:gs pos="0">
+              <a:schemeClr val="phClr">
+                <a:shade val="51000"/>
+                <a:satMod val="130000"/>
+              </a:schemeClr>
+            </a:gs>
+            <a:gs pos="80000">
+              <a:schemeClr val="phClr">
+                <a:shade val="93000"/>
+                <a:satMod val="130000"/>
+              </a:schemeClr>
+            </a:gs>
+            <a:gs pos="100000">
+              <a:schemeClr val="phClr">
+                <a:shade val="94000"/>
+                <a:satMod val="135000"/>
+              </a:schemeClr>
+            </a:gs>
+          </a:gsLst>
+          <a:lin ang="16200000" scaled="0"/>
+        </a:gradFill>
+      </a:fillStyleLst>
+      <a:lnStyleLst>
+        <a:ln w="9525" cap="flat" cmpd="sng" algn="ctr">
+          <a:solidFill>
+            <a:schemeClr val="phClr">
+              <a:shade val="95000"/>
+              <a:satMod val="105000"/>
+            </a:schemeClr>
+          </a:solidFill>
+          <a:prstDash val="solid"/>
+        </a:ln>
+        <a:ln w="25400" cap="flat" cmpd="sng" algn="ctr">
+          <a:solidFill>
+            <a:schemeClr val="phClr"/>
+          </a:solidFill>
+          <a:prstDash val="solid"/>
+        </a:ln>
+        <a:ln w="38100" cap="flat" cmpd="sng" algn="ctr">
+          <a:solidFill>
+            <a:schemeClr val="phClr"/>
+          </a:solidFill>
+          <a:prstDash val="solid"/>
+        </a:ln>
+      </a:lnStyleLst>
+      <a:effectStyleLst>
+        <a:effectStyle>
+          <a:effectLst>
+            <a:outerShdw blurRad="40000" dist="20000" dir="5400000" rotWithShape="0">
+              <a:srgbClr val="000000">
+                <a:alpha val="38000"/>
+              </a:srgbClr>
+            </a:outerShdw>
+          </a:effectLst>
+        </a:effectStyle>
+        <a:effectStyle>
+          <a:effectLst>
+            <a:outerShdw blurRad="40000" dist="23000" dir="5400000" rotWithShape="0">
+              <a:srgbClr val="000000">
+                <a:alpha val="35000"/>
+              </a:srgbClr>
+            </a:outerShdw>
+          </a:effectLst>
+        </a:effectStyle>
+        <a:effectStyle>
+          <a:effectLst>
+            <a:outerShdw blurRad="40000" dist="23000" dir="5400000" rotWithShape="0">
+              <a:srgbClr val="000000">
+                <a:alpha val="35000"/>
+              </a:srgbClr>
+            </a:outerShdw>
+          </a:effectLst>
+          <a:scene3d>
+            <a:camera prst="orthographicFront">
+              <a:rot lat="0" lon="0" rev="0"/>
+            </a:camera>
+            <a:lightRig rig="threePt" dir="t">
+              <a:rot lat="0" lon="0" rev="1200000"/>
+            </a:lightRig>
+          </a:scene3d>
+          <a:sp3d>
+            <a:bevelT w="63500" h="25400"/>
+          </a:sp3d>
+        </a:effectStyle>
+      </a:effectStyleLst>
+      <a:bgFillStyleLst>
+        <a:solidFill>
+          <a:schemeClr val="phClr"/>
+        </a:solidFill>
+        <a:gradFill rotWithShape="1">
+          <a:gsLst>
+            <a:gs pos="0">
+              <a:schemeClr val="phClr">
+                <a:tint val="40000"/>
+                <a:satMod val="350000"/>
+              </a:schemeClr>
+            </a:gs>
+            <a:gs pos="40000">
+              <a:schemeClr val="phClr">
+                <a:tint val="45000"/>
+                <a:satMod val="350000"/>
+                <a:shade val="99000"/>
+              </a:schemeClr>
+            </a:gs>
+            <a:gs pos="100000">
+              <a:schemeClr val="phClr">
+                <a:shade val="20000"/>
+                <a:satMod val="255000"/>
+              </a:schemeClr>
+            </a:gs>
+          </a:gsLst>
+          <a:path path="circle">
+            <a:fillToRect l="50000" t="-80000" r="50000" b="180000"/>
+          </a:path>
+        </a:gradFill>
+        <a:gradFill rotWithShape="1">
+          <a:gsLst>
+            <a:gs pos="0">
+              <a:schemeClr val="phClr">
+                <a:tint val="80000"/>
+                <a:satMod val="300000"/>
+              </a:schemeClr>
+            </a:gs>
+            <a:gs pos="100000">
+              <a:schemeClr val="phClr">
+                <a:shade val="30000"/>
+                <a:satMod val="200000"/>
+              </a:schemeClr>
+            </a:gs>
+          </a:gsLst>
+          <a:path path="circle">
+            <a:fillToRect l="50000" t="50000" r="50000" b="50000"/>
+          </a:path>
+        </a:gradFill>
+      </a:bgFillStyleLst>
+    </a:fmtScheme>
+  </a:themeElements>
+  <a:objectDefaults/>
+</a:theme>
 </file>
--- a/src/assets/Senior_Full_Stack_Developer_Caesar_Hinlo_Resume.docx
+++ b/src/assets/Senior_Full_Stack_Developer_Caesar_Hinlo_Resume.docx
@@ -280,7 +280,7 @@
         <w:fldChar w:fldCharType="begin"/>
       </w:r>
       <w:r>
-        <w:instrText xml:space="preserve"> HYPERLINK "https://www.loom.com/share/04eb2e57c6874b908bde3ae457d1c23e" </w:instrText>
+        <w:instrText xml:space="preserve"> HYPERLINK "https://www.loom.com/share/81c76aab209b4fddba94dab0ad2b5139" </w:instrText>
       </w:r>
       <w:r>
         <w:fldChar w:fldCharType="separate"/>

--- a/src/assets/Senior_Full_Stack_Developer_Caesar_Hinlo_Resume.docx
+++ b/src/assets/Senior_Full_Stack_Developer_Caesar_Hinlo_Resume.docx
@@ -33,18 +33,7 @@
           <w:sz w:val="24"/>
           <w:szCs w:val="24"/>
         </w:rPr>
-        <w:t xml:space="preserve">Senior Full-Stack </w:t>
-      </w:r>
-      <w:r>
-        <w:rPr>
-          <w:rFonts w:hint="default" w:cs="Calibri"/>
-          <w:b/>
-          <w:bCs/>
-          <w:sz w:val="24"/>
-          <w:szCs w:val="24"/>
-          <w:lang w:val="en-US"/>
-        </w:rPr>
-        <w:t xml:space="preserve">Developer  </w:t>
+        <w:t xml:space="preserve">Certified Vue.js Developer</w:t>
       </w:r>
       <w:r>
         <w:rPr>
@@ -53,61 +42,36 @@
           <w:sz w:val="20"/>
           <w:szCs w:val="20"/>
         </w:rPr>
-        <w:t>|</w:t>
-      </w:r>
-      <w:r>
-        <w:rPr>
-          <w:rFonts w:hint="default" w:cs="Calibri"/>
+        <w:t xml:space="preserve">   |   </w:t>
+      </w:r>
+      <w:r>
+        <w:rPr>
+          <w:rFonts w:ascii="Calibri" w:hAnsi="Calibri" w:eastAsia="Calibri" w:cs="Calibri"/>
+          <w:b/>
+          <w:bCs/>
+          <w:sz w:val="24"/>
+          <w:szCs w:val="24"/>
+        </w:rPr>
+        <w:t xml:space="preserve">Senior Full-Stack Engineer</w:t>
+      </w:r>
+      <w:r>
+        <w:rPr>
+          <w:rFonts w:ascii="Calibri" w:hAnsi="Calibri" w:eastAsia="Calibri" w:cs="Calibri"/>
           <w:color w:val="A6A6A6"/>
           <w:sz w:val="20"/>
           <w:szCs w:val="20"/>
-          <w:lang w:val="en-US"/>
-        </w:rPr>
-        <w:t xml:space="preserve">  </w:t>
-      </w:r>
-      <w:r>
-        <w:rPr>
-          <w:rFonts w:hint="default" w:cs="Calibri"/>
+        </w:rPr>
+        <w:t xml:space="preserve">   |   </w:t>
+      </w:r>
+      <w:r>
+        <w:rPr>
+          <w:rFonts w:ascii="Calibri" w:hAnsi="Calibri" w:eastAsia="Calibri" w:cs="Calibri"/>
           <w:b/>
           <w:bCs/>
           <w:sz w:val="24"/>
           <w:szCs w:val="24"/>
-          <w:lang w:val="en-US"/>
-        </w:rPr>
-        <w:t>Front-End Developer</w:t>
-      </w:r>
-      <w:r>
-        <w:rPr>
-          <w:rFonts w:ascii="Calibri" w:hAnsi="Calibri" w:eastAsia="Calibri" w:cs="Calibri"/>
-          <w:color w:val="A6A6A6"/>
-          <w:sz w:val="24"/>
-          <w:szCs w:val="24"/>
-        </w:rPr>
-        <w:t xml:space="preserve">   |   </w:t>
-      </w:r>
-      <w:r>
-        <w:rPr>
-          <w:rFonts w:hint="default" w:cs="Calibri"/>
-          <w:b/>
-          <w:bCs/>
-          <w:sz w:val="24"/>
-          <w:szCs w:val="24"/>
-          <w:lang w:val="en-US"/>
-        </w:rPr>
-        <w:t>Certified Vue.js</w:t>
-      </w:r>
-      <w:bookmarkStart w:id="0" w:name="_GoBack"/>
-      <w:bookmarkEnd w:id="0"/>
-      <w:r>
-        <w:rPr>
-          <w:rFonts w:hint="default" w:cs="Calibri"/>
-          <w:b/>
-          <w:bCs/>
-          <w:sz w:val="24"/>
-          <w:szCs w:val="24"/>
-          <w:lang w:val="en-US"/>
-        </w:rPr>
-        <w:t xml:space="preserve"> Developer</w:t>
+        </w:rPr>
+        <w:t xml:space="preserve">Front-End Developer</w:t>
       </w:r>
     </w:p>
     <w:p>
@@ -324,7 +288,7 @@
           <w:sz w:val="23"/>
           <w:szCs w:val="23"/>
         </w:rPr>
-        <w:t>PROFESSIONAL SUMMARY</w:t>
+        <w:t xml:space="preserve">PROFESSIONAL SUMMARY</w:t>
       </w:r>
     </w:p>
     <w:p>
@@ -337,30 +301,43 @@
           <w:sz w:val="21"/>
           <w:szCs w:val="21"/>
         </w:rPr>
-        <w:t>Senior full-stack engineer with 14 years of experience: 7 in firmware engineering and 7 in web development. Ships production platforms end to end with Vue, React, Next.js, Laravel, Python, and Node.js, covering payments, search, real-time features, and security. Technical trainer experienced in Japan-to-Philippines (JP-PH) tech transfer and legacy code modernization.</w:t>
-      </w:r>
-    </w:p>
-    <w:p>
-      <w:pPr>
-        <w:spacing w:after="0"/>
-      </w:pPr>
-      <w:r>
-        <w:rPr>
-          <w:rFonts w:ascii="Calibri" w:hAnsi="Calibri" w:eastAsia="Calibri" w:cs="Calibri"/>
-          <w:b/>
-          <w:bCs/>
-          <w:sz w:val="21"/>
-          <w:szCs w:val="21"/>
-        </w:rPr>
-        <w:t xml:space="preserve">Career highlight: </w:t>
-      </w:r>
-      <w:r>
-        <w:rPr>
-          <w:rFonts w:ascii="Calibri" w:hAnsi="Calibri" w:eastAsia="Calibri" w:cs="Calibri"/>
-          <w:sz w:val="21"/>
-          <w:szCs w:val="21"/>
-        </w:rPr>
-        <w:t>As Team Leader and Component Leader at Kyocera (formerly Epson), 2012–2020, contributed features to a product lineup that reached ¥500 billion in global sales (approx. USD 3.19 billion).</w:t>
+        <w:t xml:space="preserve">Senior Full-Stack Engineer with 14 years of experience across embedded systems and modern web development, turning complex ideas into production-ready software. Ships production platforms end to end with Vue, React, Next.js, Laravel, Python, and Node.js, covering payments, search, real-time features, and security.</w:t>
+      </w:r>
+    </w:p>
+    <w:p>
+      <w:pPr>
+        <w:spacing w:after="80"/>
+      </w:pPr>
+      <w:r>
+        <w:rPr>
+          <w:rFonts w:ascii="Calibri" w:hAnsi="Calibri" w:eastAsia="Calibri" w:cs="Calibri"/>
+          <w:b/>
+          <w:bCs/>
+          <w:sz w:val="21"/>
+          <w:szCs w:val="21"/>
+        </w:rPr>
+        <w:t xml:space="preserve">Career highlights: </w:t>
+      </w:r>
+      <w:r>
+        <w:rPr>
+          <w:rFonts w:ascii="Calibri" w:hAnsi="Calibri" w:eastAsia="Calibri" w:cs="Calibri"/>
+          <w:sz w:val="21"/>
+          <w:szCs w:val="21"/>
+        </w:rPr>
+        <w:t xml:space="preserve">Team Leader for product and engineering teams; Patent Trainer for patent documentation and submissions; ISO Auditor for internal quality-system audits; top 5% hire at Kyocera (formerly Epson), where features shipped to a product line that reached approximately USD 3.19 billion in global sales between 2012 and 2020; and 3–5 Osaka, Japan assignments leading Japan-to-Philippines technology transfer.</w:t>
+      </w:r>
+    </w:p>
+    <w:p>
+      <w:pPr>
+        <w:spacing w:after="80"/>
+      </w:pPr>
+      <w:r>
+        <w:rPr>
+          <w:rFonts w:ascii="Calibri" w:hAnsi="Calibri" w:eastAsia="Calibri" w:cs="Calibri"/>
+          <w:sz w:val="21"/>
+          <w:szCs w:val="21"/>
+        </w:rPr>
+        <w:t xml:space="preserve">Technical trainer for new hires with expertise in JP-PH tech transfer and modernizing legacy code, and creator of workflows and monitoring metrics that improved section productivity. Open to new projects and full-time roles.</w:t>
       </w:r>
     </w:p>
     <w:p>
@@ -381,20 +358,64 @@
           <w:sz w:val="23"/>
           <w:szCs w:val="23"/>
         </w:rPr>
-        <w:t>TECHNICAL SKILLS</w:t>
-      </w:r>
-    </w:p>
-    <w:p>
-      <w:pPr>
-        <w:keepLines/>
-        <w:spacing w:after="55"/>
-      </w:pPr>
-      <w:r>
-        <w:rPr>
-          <w:rFonts w:ascii="Calibri" w:hAnsi="Calibri" w:eastAsia="Calibri" w:cs="Calibri"/>
-          <w:b/>
-          <w:bCs/>
-          <w:color w:val="1F3A5F"/>
+        <w:t xml:space="preserve">SKILLS &amp; TOOLS</w:t>
+      </w:r>
+    </w:p>
+    <w:p>
+      <w:pPr>
+        <w:spacing w:after="45"/>
+      </w:pPr>
+      <w:r>
+        <w:rPr>
+          <w:rFonts w:ascii="Calibri" w:hAnsi="Calibri" w:eastAsia="Calibri" w:cs="Calibri"/>
+          <w:b/>
+          <w:bCs/>
+          <w:sz w:val="21"/>
+          <w:szCs w:val="21"/>
+        </w:rPr>
+        <w:t xml:space="preserve">Frameworks: </w:t>
+      </w:r>
+      <w:r>
+        <w:rPr>
+          <w:rFonts w:ascii="Calibri" w:hAnsi="Calibri" w:eastAsia="Calibri" w:cs="Calibri"/>
+          <w:sz w:val="21"/>
+          <w:szCs w:val="21"/>
+        </w:rPr>
+        <w:t xml:space="preserve">Vue.js (Certified), React, Next.js, Laravel, Flask, ASP.NET Core, Express.js, Node.js</w:t>
+      </w:r>
+    </w:p>
+    <w:p>
+      <w:pPr>
+        <w:spacing w:after="45"/>
+      </w:pPr>
+      <w:r>
+        <w:rPr>
+          <w:rFonts w:ascii="Calibri" w:hAnsi="Calibri" w:eastAsia="Calibri" w:cs="Calibri"/>
+          <w:b/>
+          <w:bCs/>
+          <w:sz w:val="21"/>
+          <w:szCs w:val="21"/>
+        </w:rPr>
+        <w:t xml:space="preserve">Libraries: </w:t>
+      </w:r>
+      <w:r>
+        <w:rPr>
+          <w:rFonts w:ascii="Calibri" w:hAnsi="Calibri" w:eastAsia="Calibri" w:cs="Calibri"/>
+          <w:sz w:val="21"/>
+          <w:szCs w:val="21"/>
+        </w:rPr>
+        <w:t xml:space="preserve">Pinia, Redux, Inertia.js, jQuery, Tailwind CSS, shadcn/ui, Semantic UI</w:t>
+      </w:r>
+    </w:p>
+    <w:p>
+      <w:pPr>
+        <w:spacing w:after="45"/>
+      </w:pPr>
+      <w:r>
+        <w:rPr>
+          <w:rFonts w:ascii="Calibri" w:hAnsi="Calibri" w:eastAsia="Calibri" w:cs="Calibri"/>
+          <w:b/>
+          <w:bCs/>
           <w:sz w:val="21"/>
           <w:szCs w:val="21"/>
         </w:rPr>
@@ -406,120 +427,18 @@
           <w:sz w:val="21"/>
           <w:szCs w:val="21"/>
         </w:rPr>
-        <w:t>JavaScript, TypeScript, PHP, Python, C, C++, C#, HTML, CSS, SQL</w:t>
-      </w:r>
-    </w:p>
-    <w:p>
-      <w:pPr>
-        <w:keepLines/>
-        <w:spacing w:after="55"/>
-      </w:pPr>
-      <w:r>
-        <w:rPr>
-          <w:rFonts w:ascii="Calibri" w:hAnsi="Calibri" w:eastAsia="Calibri" w:cs="Calibri"/>
-          <w:b/>
-          <w:bCs/>
-          <w:color w:val="1F3A5F"/>
-          <w:sz w:val="21"/>
-          <w:szCs w:val="21"/>
-        </w:rPr>
-        <w:t xml:space="preserve">Frameworks: </w:t>
-      </w:r>
-      <w:r>
-        <w:rPr>
-          <w:rFonts w:ascii="Calibri" w:hAnsi="Calibri" w:eastAsia="Calibri" w:cs="Calibri"/>
-          <w:sz w:val="21"/>
-          <w:szCs w:val="21"/>
-        </w:rPr>
-        <w:t>Vue.js (Certified), React, Next.js, Express.js, Node.js, Laravel, Flask, ASP.NET Core</w:t>
-      </w:r>
-    </w:p>
-    <w:p>
-      <w:pPr>
-        <w:keepLines/>
-        <w:spacing w:after="55"/>
-      </w:pPr>
-      <w:r>
-        <w:rPr>
-          <w:rFonts w:ascii="Calibri" w:hAnsi="Calibri" w:eastAsia="Calibri" w:cs="Calibri"/>
-          <w:b/>
-          <w:bCs/>
-          <w:color w:val="1F3A5F"/>
-          <w:sz w:val="21"/>
-          <w:szCs w:val="21"/>
-        </w:rPr>
-        <w:t xml:space="preserve">Libraries: </w:t>
-      </w:r>
-      <w:r>
-        <w:rPr>
-          <w:rFonts w:ascii="Calibri" w:hAnsi="Calibri" w:eastAsia="Calibri" w:cs="Calibri"/>
-          <w:sz w:val="21"/>
-          <w:szCs w:val="21"/>
-        </w:rPr>
-        <w:t>Pinia, Redux, Inertia.js, jQuery, Tailwind CSS, shadcn/ui, Semantic UI</w:t>
-      </w:r>
-    </w:p>
-    <w:p>
-      <w:pPr>
-        <w:keepLines/>
-        <w:spacing w:after="55"/>
-      </w:pPr>
-      <w:r>
-        <w:rPr>
-          <w:rFonts w:ascii="Calibri" w:hAnsi="Calibri" w:eastAsia="Calibri" w:cs="Calibri"/>
-          <w:b/>
-          <w:bCs/>
-          <w:color w:val="1F3A5F"/>
-          <w:sz w:val="21"/>
-          <w:szCs w:val="21"/>
-        </w:rPr>
-        <w:t xml:space="preserve">Databases: </w:t>
-      </w:r>
-      <w:r>
-        <w:rPr>
-          <w:rFonts w:ascii="Calibri" w:hAnsi="Calibri" w:eastAsia="Calibri" w:cs="Calibri"/>
-          <w:sz w:val="21"/>
-          <w:szCs w:val="21"/>
-        </w:rPr>
-        <w:t>MySQL, PostgreSQL, Prisma ORM, Redis, Meilisearch</w:t>
-      </w:r>
-    </w:p>
-    <w:p>
-      <w:pPr>
-        <w:keepLines/>
-        <w:spacing w:after="55"/>
-      </w:pPr>
-      <w:r>
-        <w:rPr>
-          <w:rFonts w:ascii="Calibri" w:hAnsi="Calibri" w:eastAsia="Calibri" w:cs="Calibri"/>
-          <w:b/>
-          <w:bCs/>
-          <w:color w:val="1F3A5F"/>
-          <w:sz w:val="21"/>
-          <w:szCs w:val="21"/>
-        </w:rPr>
-        <w:t xml:space="preserve">Cloud &amp; Monitoring: </w:t>
-      </w:r>
-      <w:r>
-        <w:rPr>
-          <w:rFonts w:ascii="Calibri" w:hAnsi="Calibri" w:eastAsia="Calibri" w:cs="Calibri"/>
-          <w:sz w:val="21"/>
-          <w:szCs w:val="21"/>
-        </w:rPr>
-        <w:t>Microsoft Azure (Certified), Amazon Web Services (AWS), Cloudflare R2, Laravel Forge, Sentry, Laravel Nightwatch</w:t>
-      </w:r>
-    </w:p>
-    <w:p>
-      <w:pPr>
-        <w:keepLines/>
-        <w:spacing w:after="55"/>
-      </w:pPr>
-      <w:r>
-        <w:rPr>
-          <w:rFonts w:ascii="Calibri" w:hAnsi="Calibri" w:eastAsia="Calibri" w:cs="Calibri"/>
-          <w:b/>
-          <w:bCs/>
-          <w:color w:val="1F3A5F"/>
+        <w:t xml:space="preserve">HTML, CSS, JavaScript, TypeScript, PHP, Python, C, C++, C#, SQL</w:t>
+      </w:r>
+    </w:p>
+    <w:p>
+      <w:pPr>
+        <w:spacing w:after="45"/>
+      </w:pPr>
+      <w:r>
+        <w:rPr>
+          <w:rFonts w:ascii="Calibri" w:hAnsi="Calibri" w:eastAsia="Calibri" w:cs="Calibri"/>
+          <w:b/>
+          <w:bCs/>
           <w:sz w:val="21"/>
           <w:szCs w:val="21"/>
         </w:rPr>
@@ -531,20 +450,41 @@
           <w:sz w:val="21"/>
           <w:szCs w:val="21"/>
         </w:rPr>
-        <w:t>REST API, GraphQL, Webhooks, Laravel Reverb / Echo, Xendit Payments</w:t>
-      </w:r>
-    </w:p>
-    <w:p>
-      <w:pPr>
-        <w:keepLines/>
-        <w:spacing w:after="55"/>
-      </w:pPr>
-      <w:r>
-        <w:rPr>
-          <w:rFonts w:ascii="Calibri" w:hAnsi="Calibri" w:eastAsia="Calibri" w:cs="Calibri"/>
-          <w:b/>
-          <w:bCs/>
-          <w:color w:val="1F3A5F"/>
+        <w:t xml:space="preserve">REST API, GraphQL, Webhooks, Laravel Reverb / Echo, Xendit Payments</w:t>
+      </w:r>
+    </w:p>
+    <w:p>
+      <w:pPr>
+        <w:spacing w:after="45"/>
+      </w:pPr>
+      <w:r>
+        <w:rPr>
+          <w:rFonts w:ascii="Calibri" w:hAnsi="Calibri" w:eastAsia="Calibri" w:cs="Calibri"/>
+          <w:b/>
+          <w:bCs/>
+          <w:sz w:val="21"/>
+          <w:szCs w:val="21"/>
+        </w:rPr>
+        <w:t xml:space="preserve">Databases, Cloud &amp; Monitoring: </w:t>
+      </w:r>
+      <w:r>
+        <w:rPr>
+          <w:rFonts w:ascii="Calibri" w:hAnsi="Calibri" w:eastAsia="Calibri" w:cs="Calibri"/>
+          <w:sz w:val="21"/>
+          <w:szCs w:val="21"/>
+        </w:rPr>
+        <w:t xml:space="preserve">MySQL, PostgreSQL, Microsoft SQL Server, Prisma ORM, Entity Framework Core, Redis, Meilisearch, Microsoft Azure (Certified), Amazon Web Services (AWS), Cloudflare R2, Laravel Forge, Sentry, Laravel Nightwatch</w:t>
+      </w:r>
+    </w:p>
+    <w:p>
+      <w:pPr>
+        <w:spacing w:after="45"/>
+      </w:pPr>
+      <w:r>
+        <w:rPr>
+          <w:rFonts w:ascii="Calibri" w:hAnsi="Calibri" w:eastAsia="Calibri" w:cs="Calibri"/>
+          <w:b/>
+          <w:bCs/>
           <w:sz w:val="21"/>
           <w:szCs w:val="21"/>
         </w:rPr>
@@ -556,20 +496,18 @@
           <w:sz w:val="21"/>
           <w:szCs w:val="21"/>
         </w:rPr>
-        <w:t>Linux, CI/CD, Fortify / 2FA / WebAuthn, WordPress CMS, WordPress Studio, Elementor, Webflow, GoDaddy Website Builder, Cursor, Claude Code, Clearforce, Jira</w:t>
-      </w:r>
-    </w:p>
-    <w:p>
-      <w:pPr>
-        <w:keepLines/>
-        <w:spacing w:after="55"/>
-      </w:pPr>
-      <w:r>
-        <w:rPr>
-          <w:rFonts w:ascii="Calibri" w:hAnsi="Calibri" w:eastAsia="Calibri" w:cs="Calibri"/>
-          <w:b/>
-          <w:bCs/>
-          <w:color w:val="1F3A5F"/>
+        <w:t xml:space="preserve">Linux, CI/CD, Fortify / 2FA / WebAuthn, Umbraco, WordPress CMS, WordPress Studio, Elementor, Webflow, GoDaddy Website Builder, Cursor, Claude Code, Clearforce, Jira</w:t>
+      </w:r>
+    </w:p>
+    <w:p>
+      <w:pPr>
+        <w:spacing w:after="45"/>
+      </w:pPr>
+      <w:r>
+        <w:rPr>
+          <w:rFonts w:ascii="Calibri" w:hAnsi="Calibri" w:eastAsia="Calibri" w:cs="Calibri"/>
+          <w:b/>
+          <w:bCs/>
           <w:sz w:val="21"/>
           <w:szCs w:val="21"/>
         </w:rPr>
@@ -581,7 +519,7 @@
           <w:sz w:val="21"/>
           <w:szCs w:val="21"/>
         </w:rPr>
-        <w:t>Full-Stack Development, Embedded Systems, Legacy Code Refactoring, ISO Auditing, Technical Training, AI-Assisted Development, Scrum, Waterfall, V-Model</w:t>
+        <w:t xml:space="preserve">Full-Stack Development, Embedded Systems, Legacy Code Refactoring, ISO Auditing, Technical Training, AI-Assisted Development, Scrum, Waterfall, V-Model</w:t>
       </w:r>
     </w:p>
     <w:p>
@@ -602,7 +540,7 @@
           <w:sz w:val="23"/>
           <w:szCs w:val="23"/>
         </w:rPr>
-        <w:t>PROFESSIONAL EXPERIENCE</w:t>
+        <w:t xml:space="preserve">PROFESSIONAL EXPERIENCE</w:t>
       </w:r>
     </w:p>
     <w:p>
@@ -621,7 +559,7 @@
           <w:sz w:val="22"/>
           <w:szCs w:val="22"/>
         </w:rPr>
-        <w:t>Full-Stack Developer</w:t>
+        <w:t xml:space="preserve">Full-Stack Developer</w:t>
       </w:r>
       <w:r>
         <w:rPr>
@@ -640,7 +578,7 @@
           <w:sz w:val="21"/>
           <w:szCs w:val="21"/>
         </w:rPr>
-        <w:t>2025 – Present</w:t>
+        <w:t xml:space="preserve">2025 – Present</w:t>
       </w:r>
     </w:p>
     <w:p>
@@ -657,14 +595,14 @@
           <w:sz w:val="21"/>
           <w:szCs w:val="21"/>
         </w:rPr>
-        <w:t>DevResearch Software Development Solutions (Remote)</w:t>
+        <w:t xml:space="preserve">DevResearch Software Development Solutions (Remote)</w:t>
       </w:r>
       <w:r>
         <w:rPr>
           <w:rFonts w:ascii="Calibri" w:hAnsi="Calibri" w:eastAsia="Calibri" w:cs="Calibri"/>
           <w:color w:val="A6A6A6"/>
-          <w:sz w:val="21"/>
-          <w:szCs w:val="21"/>
+          <w:sz w:val="20"/>
+          <w:szCs w:val="20"/>
         </w:rPr>
         <w:t xml:space="preserve">   |   </w:t>
       </w:r>
@@ -677,7 +615,7 @@
           <w:sz w:val="21"/>
           <w:szCs w:val="21"/>
         </w:rPr>
-        <w:t>Client: DiscoverJobs  ·  discoverjobs.org</w:t>
+        <w:t xml:space="preserve">Client: DiscoverJobs  ·  discoverjobs.org</w:t>
       </w:r>
     </w:p>
     <w:p>
@@ -707,7 +645,7 @@
           <w:sz w:val="21"/>
           <w:szCs w:val="21"/>
         </w:rPr>
-        <w:t>Built and deployed a multi-market platform (Vue 3, Inertia.js, Laravel, Tailwind) handling seeker, employer, and admin surfaces.</w:t>
+        <w:t xml:space="preserve">Built and deployed a multi-market platform (Vue 3, Inertia.js, Laravel, Tailwind) handling seeker, employer, and admin surfaces.</w:t>
       </w:r>
     </w:p>
     <w:p>
@@ -737,7 +675,7 @@
           <w:sz w:val="21"/>
           <w:szCs w:val="21"/>
         </w:rPr>
-        <w:t>Integrated automated paid listings via Xendit API/webhooks and Cloudflare R2 for file storage.</w:t>
+        <w:t xml:space="preserve">Integrated automated paid listings via Xendit API/webhooks and Cloudflare R2 for file storage.</w:t>
       </w:r>
     </w:p>
     <w:p>
@@ -767,7 +705,7 @@
           <w:sz w:val="21"/>
           <w:szCs w:val="21"/>
         </w:rPr>
-        <w:t>Engineered typo-tolerant search using Meilisearch and Redis cache warming fed by external job aggregation APIs.</w:t>
+        <w:t xml:space="preserve">Engineered typo-tolerant search using Meilisearch and Redis cache warming fed by external job aggregation APIs.</w:t>
       </w:r>
     </w:p>
     <w:p>
@@ -797,43 +735,13 @@
           <w:sz w:val="21"/>
           <w:szCs w:val="21"/>
         </w:rPr>
-        <w:t>Implemented WebSocket chat/notifications (Laravel Reverb/Echo) and robust security with 2FA, passkeys (Fortify), and RBAC policies.</w:t>
-      </w:r>
-    </w:p>
-    <w:p>
-      <w:pPr>
-        <w:pStyle w:val="16"/>
-        <w:keepNext/>
-        <w:keepLines/>
-        <w:numPr>
-          <w:ilvl w:val="0"/>
-          <w:numId w:val="1"/>
-        </w:numPr>
-        <w:spacing w:after="45"/>
-      </w:pPr>
-      <w:r>
-        <w:rPr>
-          <w:rFonts w:ascii="Calibri" w:hAnsi="Calibri" w:eastAsia="Calibri" w:cs="Calibri"/>
-          <w:b/>
-          <w:bCs/>
-          <w:sz w:val="21"/>
-          <w:szCs w:val="21"/>
-        </w:rPr>
-        <w:t xml:space="preserve">AI &amp; Microservices: </w:t>
-      </w:r>
-      <w:r>
-        <w:rPr>
-          <w:rFonts w:ascii="Calibri" w:hAnsi="Calibri" w:eastAsia="Calibri" w:cs="Calibri"/>
-          <w:sz w:val="21"/>
-          <w:szCs w:val="21"/>
-        </w:rPr>
-        <w:t>Built a BIR-accredited (Philippine tax authority) accounting microservice in under 1 month and integrated an AI admin tool (LangChain/RAG) for tax data extraction.</w:t>
-      </w:r>
-    </w:p>
-    <w:p>
-      <w:pPr>
-        <w:pStyle w:val="16"/>
-        <w:keepNext w:val="0"/>
+        <w:t xml:space="preserve">Implemented WebSocket chat and notifications (Laravel Reverb/Echo) with 2FA, passkeys (Fortify), and RBAC policies.</w:t>
+      </w:r>
+    </w:p>
+    <w:p>
+      <w:pPr>
+        <w:pStyle w:val="16"/>
+        <w:keepNext/>
         <w:keepLines/>
         <w:numPr>
           <w:ilvl w:val="0"/>
@@ -857,7 +765,251 @@
           <w:sz w:val="21"/>
           <w:szCs w:val="21"/>
         </w:rPr>
-        <w:t>Maintained PHPUnit test suites, automated Forge deployments, and health monitoring via Laravel Nightwatch.</w:t>
+        <w:t xml:space="preserve">Maintained PHPUnit test suites, automated Forge deployments, and health monitoring via Laravel Nightwatch.</w:t>
+      </w:r>
+    </w:p>
+    <w:p>
+      <w:pPr>
+        <w:keepNext/>
+        <w:spacing w:before="60" w:after="20"/>
+      </w:pPr>
+      <w:r>
+        <w:rPr>
+          <w:rFonts w:ascii="Calibri" w:hAnsi="Calibri" w:eastAsia="Calibri" w:cs="Calibri"/>
+          <w:b/>
+          <w:bCs/>
+          <w:color w:val="1F3A5F"/>
+          <w:sz w:val="21"/>
+          <w:szCs w:val="21"/>
+        </w:rPr>
+        <w:t xml:space="preserve">Product: BIR CAS  ·  Companion service to DiscoverJobs, sole developer</w:t>
+      </w:r>
+    </w:p>
+    <w:p>
+      <w:pPr>
+        <w:pStyle w:val="16"/>
+        <w:keepNext/>
+        <w:keepLines/>
+        <w:numPr>
+          <w:ilvl w:val="0"/>
+          <w:numId w:val="1"/>
+        </w:numPr>
+        <w:spacing w:after="45"/>
+      </w:pPr>
+      <w:r>
+        <w:rPr>
+          <w:rFonts w:ascii="Calibri" w:hAnsi="Calibri" w:eastAsia="Calibri" w:cs="Calibri"/>
+          <w:b/>
+          <w:bCs/>
+          <w:sz w:val="21"/>
+          <w:szCs w:val="21"/>
+        </w:rPr>
+        <w:t xml:space="preserve">AI &amp; Compliance: </w:t>
+      </w:r>
+      <w:r>
+        <w:rPr>
+          <w:rFonts w:ascii="Calibri" w:hAnsi="Calibri" w:eastAsia="Calibri" w:cs="Calibri"/>
+          <w:sz w:val="21"/>
+          <w:szCs w:val="21"/>
+        </w:rPr>
+        <w:t xml:space="preserve">Built a BIR-accredited (Philippine tax authority) computerized accounting microservice in under 1 month, tracking the full money flow required under RR No. 9-2009 from invoices and official receipts through the books, General Journal, and Ledger to a Trial Balance, financial statements, and a complete audit trail.</w:t>
+      </w:r>
+    </w:p>
+    <w:p>
+      <w:pPr>
+        <w:pStyle w:val="16"/>
+        <w:keepNext/>
+        <w:keepLines/>
+        <w:numPr>
+          <w:ilvl w:val="0"/>
+          <w:numId w:val="1"/>
+        </w:numPr>
+        <w:spacing w:after="45"/>
+      </w:pPr>
+      <w:r>
+        <w:rPr>
+          <w:rFonts w:ascii="Calibri" w:hAnsi="Calibri" w:eastAsia="Calibri" w:cs="Calibri"/>
+          <w:b/>
+          <w:bCs/>
+          <w:sz w:val="21"/>
+          <w:szCs w:val="21"/>
+        </w:rPr>
+        <w:t xml:space="preserve">AI &amp; Integration: </w:t>
+      </w:r>
+      <w:r>
+        <w:rPr>
+          <w:rFonts w:ascii="Calibri" w:hAnsi="Calibri" w:eastAsia="Calibri" w:cs="Calibri"/>
+          <w:sz w:val="21"/>
+          <w:szCs w:val="21"/>
+        </w:rPr>
+        <w:t xml:space="preserve">Uses LangChain, prompt engineering, and RAG to validate uploaded BIR Form 2307s; ships as a standalone Laravel service with an internal API client into DiscoverJobs, plus an AI admin tool (LangChain/RAG) for tax data extraction.</w:t>
+      </w:r>
+    </w:p>
+    <w:p>
+      <w:pPr>
+        <w:keepNext/>
+        <w:spacing w:before="60" w:after="20"/>
+      </w:pPr>
+      <w:r>
+        <w:rPr>
+          <w:rFonts w:ascii="Calibri" w:hAnsi="Calibri" w:eastAsia="Calibri" w:cs="Calibri"/>
+          <w:b/>
+          <w:bCs/>
+          <w:color w:val="1F3A5F"/>
+          <w:sz w:val="21"/>
+          <w:szCs w:val="21"/>
+        </w:rPr>
+        <w:t xml:space="preserve">Client: Filipino VA  ·  Remote-Work Marketplace, in development</w:t>
+      </w:r>
+    </w:p>
+    <w:p>
+      <w:pPr>
+        <w:pStyle w:val="16"/>
+        <w:keepNext/>
+        <w:keepLines/>
+        <w:numPr>
+          <w:ilvl w:val="0"/>
+          <w:numId w:val="1"/>
+        </w:numPr>
+        <w:spacing w:after="45"/>
+      </w:pPr>
+      <w:r>
+        <w:rPr>
+          <w:rFonts w:ascii="Calibri" w:hAnsi="Calibri" w:eastAsia="Calibri" w:cs="Calibri"/>
+          <w:b/>
+          <w:bCs/>
+          <w:sz w:val="21"/>
+          <w:szCs w:val="21"/>
+        </w:rPr>
+        <w:t xml:space="preserve">Marketplace: </w:t>
+      </w:r>
+      <w:r>
+        <w:rPr>
+          <w:rFonts w:ascii="Calibri" w:hAnsi="Calibri" w:eastAsia="Calibri" w:cs="Calibri"/>
+          <w:sz w:val="21"/>
+          <w:szCs w:val="21"/>
+        </w:rPr>
+        <w:t xml:space="preserve">Built a job marketplace connecting employers with pre-vetted Filipino virtual assistants, end to end at DevResearch.</w:t>
+      </w:r>
+    </w:p>
+    <w:p>
+      <w:pPr>
+        <w:pStyle w:val="16"/>
+        <w:keepNext/>
+        <w:keepLines/>
+        <w:numPr>
+          <w:ilvl w:val="0"/>
+          <w:numId w:val="1"/>
+        </w:numPr>
+        <w:spacing w:after="45"/>
+      </w:pPr>
+      <w:r>
+        <w:rPr>
+          <w:rFonts w:ascii="Calibri" w:hAnsi="Calibri" w:eastAsia="Calibri" w:cs="Calibri"/>
+          <w:b/>
+          <w:bCs/>
+          <w:sz w:val="21"/>
+          <w:szCs w:val="21"/>
+        </w:rPr>
+        <w:t xml:space="preserve">Headless CMS: </w:t>
+      </w:r>
+      <w:r>
+        <w:rPr>
+          <w:rFonts w:ascii="Calibri" w:hAnsi="Calibri" w:eastAsia="Calibri" w:cs="Calibri"/>
+          <w:sz w:val="21"/>
+          <w:szCs w:val="21"/>
+        </w:rPr>
+        <w:t xml:space="preserve">Umbraco 17 runs headless behind the Content Delivery API for CMS-managed pages and admin listing moderation.</w:t>
+      </w:r>
+    </w:p>
+    <w:p>
+      <w:pPr>
+        <w:pStyle w:val="16"/>
+        <w:keepNext/>
+        <w:keepLines/>
+        <w:numPr>
+          <w:ilvl w:val="0"/>
+          <w:numId w:val="1"/>
+        </w:numPr>
+        <w:spacing w:after="45"/>
+      </w:pPr>
+      <w:r>
+        <w:rPr>
+          <w:rFonts w:ascii="Calibri" w:hAnsi="Calibri" w:eastAsia="Calibri" w:cs="Calibri"/>
+          <w:b/>
+          <w:bCs/>
+          <w:sz w:val="21"/>
+          <w:szCs w:val="21"/>
+        </w:rPr>
+        <w:t xml:space="preserve">Backend &amp; Data: </w:t>
+      </w:r>
+      <w:r>
+        <w:rPr>
+          <w:rFonts w:ascii="Calibri" w:hAnsi="Calibri" w:eastAsia="Calibri" w:cs="Calibri"/>
+          <w:sz w:val="21"/>
+          <w:szCs w:val="21"/>
+        </w:rPr>
+        <w:t xml:space="preserve">ASP.NET Core marketplace API with EF Core, PostgreSQL, and rotating JWT refresh tokens.</w:t>
+      </w:r>
+    </w:p>
+    <w:p>
+      <w:pPr>
+        <w:pStyle w:val="16"/>
+        <w:keepNext/>
+        <w:keepLines/>
+        <w:numPr>
+          <w:ilvl w:val="0"/>
+          <w:numId w:val="1"/>
+        </w:numPr>
+        <w:spacing w:after="45"/>
+      </w:pPr>
+      <w:r>
+        <w:rPr>
+          <w:rFonts w:ascii="Calibri" w:hAnsi="Calibri" w:eastAsia="Calibri" w:cs="Calibri"/>
+          <w:b/>
+          <w:bCs/>
+          <w:sz w:val="21"/>
+          <w:szCs w:val="21"/>
+        </w:rPr>
+        <w:t xml:space="preserve">Frontend: </w:t>
+      </w:r>
+      <w:r>
+        <w:rPr>
+          <w:rFonts w:ascii="Calibri" w:hAnsi="Calibri" w:eastAsia="Calibri" w:cs="Calibri"/>
+          <w:sz w:val="21"/>
+          <w:szCs w:val="21"/>
+        </w:rPr>
+        <w:t xml:space="preserve">Prerendered Vue 3 + TypeScript + Vite frontend covering worker profiles, job posting, search and filtering, applications, and shortlisting.</w:t>
+      </w:r>
+    </w:p>
+    <w:p>
+      <w:pPr>
+        <w:pStyle w:val="16"/>
+        <w:keepNext/>
+        <w:keepLines/>
+        <w:numPr>
+          <w:ilvl w:val="0"/>
+          <w:numId w:val="1"/>
+        </w:numPr>
+        <w:spacing w:after="45"/>
+      </w:pPr>
+      <w:r>
+        <w:rPr>
+          <w:rFonts w:ascii="Calibri" w:hAnsi="Calibri" w:eastAsia="Calibri" w:cs="Calibri"/>
+          <w:b/>
+          <w:bCs/>
+          <w:sz w:val="21"/>
+          <w:szCs w:val="21"/>
+        </w:rPr>
+        <w:t xml:space="preserve">Quality: </w:t>
+      </w:r>
+      <w:r>
+        <w:rPr>
+          <w:rFonts w:ascii="Calibri" w:hAnsi="Calibri" w:eastAsia="Calibri" w:cs="Calibri"/>
+          <w:sz w:val="21"/>
+          <w:szCs w:val="21"/>
+        </w:rPr>
+        <w:t xml:space="preserve">125 unit and 35 integration tests; not yet publicly launched.</w:t>
       </w:r>
     </w:p>
     <w:p>
@@ -876,7 +1028,7 @@
           <w:sz w:val="22"/>
           <w:szCs w:val="22"/>
         </w:rPr>
-        <w:t>Full-Stack Developer</w:t>
+        <w:t xml:space="preserve">Full-Stack Developer</w:t>
       </w:r>
       <w:r>
         <w:rPr>
@@ -895,7 +1047,7 @@
           <w:sz w:val="21"/>
           <w:szCs w:val="21"/>
         </w:rPr>
-        <w:t>2021 – 2025</w:t>
+        <w:t xml:space="preserve">2021 – 2025</w:t>
       </w:r>
     </w:p>
     <w:p>
@@ -912,14 +1064,14 @@
           <w:sz w:val="21"/>
           <w:szCs w:val="21"/>
         </w:rPr>
-        <w:t>Elgada BPO Solutions (Remote)</w:t>
+        <w:t xml:space="preserve">Elgada BPO Solutions (Remote)</w:t>
       </w:r>
       <w:r>
         <w:rPr>
           <w:rFonts w:ascii="Calibri" w:hAnsi="Calibri" w:eastAsia="Calibri" w:cs="Calibri"/>
           <w:color w:val="A6A6A6"/>
-          <w:sz w:val="21"/>
-          <w:szCs w:val="21"/>
+          <w:sz w:val="20"/>
+          <w:szCs w:val="20"/>
         </w:rPr>
         <w:t xml:space="preserve">   |   </w:t>
       </w:r>
@@ -932,7 +1084,7 @@
           <w:sz w:val="21"/>
           <w:szCs w:val="21"/>
         </w:rPr>
-        <w:t>Client: Streamline Verify  ·  streamlineverify.com</w:t>
+        <w:t xml:space="preserve">Client: Streamline Verify  ·  streamlineverify.com</w:t>
       </w:r>
     </w:p>
     <w:p>
@@ -962,7 +1114,7 @@
           <w:sz w:val="21"/>
           <w:szCs w:val="21"/>
         </w:rPr>
-        <w:t>Developed core compliance features for Streamline Verify using React, Next.js, Express, Node.js, GraphQL, Vue, Laravel, and Python (Flask).</w:t>
+        <w:t xml:space="preserve">Developed core compliance features for Streamline Verify, a U.S. healthcare compliance and exclusion-screening platform, using React, Next.js, Express, Node.js, GraphQL, Vue, Laravel, and Python (Flask), with Salesforce and Sentry.</w:t>
       </w:r>
     </w:p>
     <w:p>
@@ -992,7 +1144,7 @@
           <w:sz w:val="21"/>
           <w:szCs w:val="21"/>
         </w:rPr>
-        <w:t>Boosted query speeds and responsiveness up to 40% via targeted UI and SQL optimizations; refactored legacy code for scalability.</w:t>
+        <w:t xml:space="preserve">Boosted query speeds and responsiveness up to 40% via targeted UI and SQL optimizations; refactored legacy code for scalability.</w:t>
       </w:r>
     </w:p>
     <w:p>
@@ -1022,13 +1174,13 @@
           <w:sz w:val="21"/>
           <w:szCs w:val="21"/>
         </w:rPr>
-        <w:t>Managed technical security due diligence, leading responses for client SOC 2 questionnaires and vendor risk assessments.</w:t>
-      </w:r>
-    </w:p>
-    <w:p>
-      <w:pPr>
-        <w:pStyle w:val="16"/>
-        <w:keepNext w:val="0"/>
+        <w:t xml:space="preserve">Managed technical security due diligence, leading responses for client SOC 2 questionnaires and vendor risk assessments.</w:t>
+      </w:r>
+    </w:p>
+    <w:p>
+      <w:pPr>
+        <w:pStyle w:val="16"/>
+        <w:keepNext/>
         <w:keepLines/>
         <w:numPr>
           <w:ilvl w:val="0"/>
@@ -1052,7 +1204,7 @@
           <w:sz w:val="21"/>
           <w:szCs w:val="21"/>
         </w:rPr>
-        <w:t>Mentored junior engineers, directing daily task execution, code reviews, and quality standards.</w:t>
+        <w:t xml:space="preserve">Mentored junior engineers, directing daily task execution, code reviews, and quality standards.</w:t>
       </w:r>
     </w:p>
     <w:p>
@@ -1071,7 +1223,7 @@
           <w:sz w:val="22"/>
           <w:szCs w:val="22"/>
         </w:rPr>
-        <w:t>Full-Stack Developer &amp; Board Member</w:t>
+        <w:t xml:space="preserve">Full-Stack Developer &amp; Board Member</w:t>
       </w:r>
       <w:r>
         <w:rPr>
@@ -1090,7 +1242,7 @@
           <w:sz w:val="21"/>
           <w:szCs w:val="21"/>
         </w:rPr>
-        <w:t>2020 – 2021</w:t>
+        <w:t xml:space="preserve">2020 – 2021</w:t>
       </w:r>
     </w:p>
     <w:p>
@@ -1107,7 +1259,7 @@
           <w:sz w:val="21"/>
           <w:szCs w:val="21"/>
         </w:rPr>
-        <w:t>Champion4Heroes (Remote)</w:t>
+        <w:t xml:space="preserve">Champion4Heroes (Remote)</w:t>
       </w:r>
     </w:p>
     <w:p>
@@ -1124,7 +1276,7 @@
           <w:sz w:val="21"/>
           <w:szCs w:val="21"/>
         </w:rPr>
-        <w:t>501(c)(3) nonprofit uniting World Champion athletes with Veterans to honor and memorialize their service.</w:t>
+        <w:t xml:space="preserve">501(c)(3) nonprofit uniting World Champion athletes with Veterans to honor and memorialize their service.</w:t>
       </w:r>
     </w:p>
     <w:p>
@@ -1154,13 +1306,13 @@
           <w:sz w:val="21"/>
           <w:szCs w:val="21"/>
         </w:rPr>
-        <w:t>Served as a remote Board Member, driving strategic decision-making and operational process improvements.</w:t>
-      </w:r>
-    </w:p>
-    <w:p>
-      <w:pPr>
-        <w:pStyle w:val="16"/>
-        <w:keepNext w:val="0"/>
+        <w:t xml:space="preserve">Served as a remote Board Member, driving strategic decision-making and operational process improvements.</w:t>
+      </w:r>
+    </w:p>
+    <w:p>
+      <w:pPr>
+        <w:pStyle w:val="16"/>
+        <w:keepNext/>
         <w:keepLines/>
         <w:numPr>
           <w:ilvl w:val="0"/>
@@ -1184,7 +1336,7 @@
           <w:sz w:val="21"/>
           <w:szCs w:val="21"/>
         </w:rPr>
-        <w:t>Developed and maintained the core organizational website using WordPress and Next.js.</w:t>
+        <w:t xml:space="preserve">Built and maintained the core organizational website and its content on Umbraco, tailoring the site to support the foundation’s advocacy, TBI education, and veteran outreach, including on-page SEO and social metadata.</w:t>
       </w:r>
     </w:p>
     <w:p>
@@ -1203,7 +1355,7 @@
           <w:sz w:val="22"/>
           <w:szCs w:val="22"/>
         </w:rPr>
-        <w:t>Senior Software Engineer</w:t>
+        <w:t xml:space="preserve">Senior Software Engineer</w:t>
       </w:r>
       <w:r>
         <w:rPr>
@@ -1222,7 +1374,7 @@
           <w:sz w:val="21"/>
           <w:szCs w:val="21"/>
         </w:rPr>
-        <w:t>2012 – 2020</w:t>
+        <w:t xml:space="preserve">2012 – 2020</w:t>
       </w:r>
     </w:p>
     <w:p>
@@ -1239,7 +1391,7 @@
           <w:sz w:val="21"/>
           <w:szCs w:val="21"/>
         </w:rPr>
-        <w:t>Kyocera Document Solutions</w:t>
+        <w:t xml:space="preserve">Kyocera Document Solutions</w:t>
       </w:r>
     </w:p>
     <w:p>
@@ -1256,7 +1408,7 @@
           <w:sz w:val="21"/>
           <w:szCs w:val="21"/>
         </w:rPr>
-        <w:t>Focus: Embedded software &amp; product platforms</w:t>
+        <w:t xml:space="preserve">Focus: Embedded software &amp; product platforms</w:t>
       </w:r>
     </w:p>
     <w:p>
@@ -1286,7 +1438,67 @@
           <w:sz w:val="21"/>
           <w:szCs w:val="21"/>
         </w:rPr>
-        <w:t>Led C/C++ embedded software development for multifunctional printers; built extended web features using ASP.NET Core, C#, PHP, and jQuery.</w:t>
+        <w:t xml:space="preserve">Led C/C++ embedded software development for multifunctional printers; built extended web features using ASP.NET Core, C#, PHP, and jQuery.</w:t>
+      </w:r>
+    </w:p>
+    <w:p>
+      <w:pPr>
+        <w:pStyle w:val="16"/>
+        <w:keepNext/>
+        <w:keepLines/>
+        <w:numPr>
+          <w:ilvl w:val="0"/>
+          <w:numId w:val="1"/>
+        </w:numPr>
+        <w:spacing w:after="45"/>
+      </w:pPr>
+      <w:r>
+        <w:rPr>
+          <w:rFonts w:ascii="Calibri" w:hAnsi="Calibri" w:eastAsia="Calibri" w:cs="Calibri"/>
+          <w:b/>
+          <w:bCs/>
+          <w:sz w:val="21"/>
+          <w:szCs w:val="21"/>
+        </w:rPr>
+        <w:t xml:space="preserve">Firmware &amp; Product Work: </w:t>
+      </w:r>
+      <w:r>
+        <w:rPr>
+          <w:rFonts w:ascii="Calibri" w:hAnsi="Calibri" w:eastAsia="Calibri" w:cs="Calibri"/>
+          <w:sz w:val="21"/>
+          <w:szCs w:val="21"/>
+        </w:rPr>
+        <w:t xml:space="preserve">Shipped firmware, internal frameworks, and panel UI across ECOSYS FS-1025MFP / FS-1125MFP (C), TASKalfa 2200 / 2201 (C++, Team Leader), ECOSYS M3860idnf (C++, HyPAS), and the A3 color TASKalfa MZ7001ci and MZ2501ci.</w:t>
+      </w:r>
+    </w:p>
+    <w:p>
+      <w:pPr>
+        <w:pStyle w:val="16"/>
+        <w:keepNext/>
+        <w:keepLines/>
+        <w:numPr>
+          <w:ilvl w:val="0"/>
+          <w:numId w:val="1"/>
+        </w:numPr>
+        <w:spacing w:after="45"/>
+      </w:pPr>
+      <w:r>
+        <w:rPr>
+          <w:rFonts w:ascii="Calibri" w:hAnsi="Calibri" w:eastAsia="Calibri" w:cs="Calibri"/>
+          <w:b/>
+          <w:bCs/>
+          <w:sz w:val="21"/>
+          <w:szCs w:val="21"/>
+        </w:rPr>
+        <w:t xml:space="preserve">Web &amp; Touchscreen: </w:t>
+      </w:r>
+      <w:r>
+        <w:rPr>
+          <w:rFonts w:ascii="Calibri" w:hAnsi="Calibri" w:eastAsia="Calibri" w:cs="Calibri"/>
+          <w:sz w:val="21"/>
+          <w:szCs w:val="21"/>
+        </w:rPr>
+        <w:t xml:space="preserve">Implemented the Command Center RX embedded web server (device status, toner and paper levels, maintenance kits, job monitoring, document boxes, admin configuration) with ASP.NET Core, C#, PHP, and jQuery, and connected the touchscreen layer to the MFP layer across Copy, Send, FAX, Custom Box, system menus, and Device Information workflows.</w:t>
       </w:r>
     </w:p>
     <w:p>
@@ -1316,7 +1528,7 @@
           <w:sz w:val="21"/>
           <w:szCs w:val="21"/>
         </w:rPr>
-        <w:t>Selected for 3–5 Osaka, Japan assignments to lead Japan-to-Philippines technology transfers, team training, and product rollouts.</w:t>
+        <w:t xml:space="preserve">Selected for 3–5 Osaka, Japan assignments to lead Japan-to-Philippines technology transfers, team training, and product rollouts.</w:t>
       </w:r>
     </w:p>
     <w:p>
@@ -1346,13 +1558,13 @@
           <w:sz w:val="21"/>
           <w:szCs w:val="21"/>
         </w:rPr>
-        <w:t>Taught Unit Testing standards to 30+ new developers and mentored engineers through patent documentation and submission.</w:t>
-      </w:r>
-    </w:p>
-    <w:p>
-      <w:pPr>
-        <w:pStyle w:val="16"/>
-        <w:keepNext w:val="0"/>
+        <w:t xml:space="preserve">Taught Unit Testing standards to 30+ new developers and mentored engineers through patent documentation and submission.</w:t>
+      </w:r>
+    </w:p>
+    <w:p>
+      <w:pPr>
+        <w:pStyle w:val="16"/>
+        <w:keepNext/>
         <w:keepLines/>
         <w:numPr>
           <w:ilvl w:val="0"/>
@@ -1376,7 +1588,272 @@
           <w:sz w:val="21"/>
           <w:szCs w:val="21"/>
         </w:rPr>
-        <w:t>Ranked in the top 5% of hires; served as an initial ISO internal auditor helping secure first-round certification while conducting code quality reviews.</w:t>
+        <w:t xml:space="preserve">Ranked in the top 5% of hires; served as an initial ISO internal auditor helping secure first-round certification while conducting code quality reviews.</w:t>
+      </w:r>
+    </w:p>
+    <w:p>
+      <w:pPr>
+        <w:keepNext/>
+        <w:tabs>
+          <w:tab w:val="right" w:pos="10512"/>
+        </w:tabs>
+        <w:spacing w:before="150" w:after="0"/>
+      </w:pPr>
+      <w:r>
+        <w:rPr>
+          <w:rFonts w:ascii="Calibri" w:hAnsi="Calibri" w:eastAsia="Calibri" w:cs="Calibri"/>
+          <w:b/>
+          <w:bCs/>
+          <w:sz w:val="22"/>
+          <w:szCs w:val="22"/>
+        </w:rPr>
+        <w:t xml:space="preserve">Freelance Web Developer</w:t>
+      </w:r>
+      <w:r>
+        <w:rPr>
+          <w:rFonts w:ascii="Calibri" w:hAnsi="Calibri" w:eastAsia="Calibri" w:cs="Calibri"/>
+          <w:sz w:val="21"/>
+          <w:szCs w:val="21"/>
+        </w:rPr>
+        <w:tab/>
+      </w:r>
+      <w:r>
+        <w:rPr>
+          <w:rFonts w:ascii="Calibri" w:hAnsi="Calibri" w:eastAsia="Calibri" w:cs="Calibri"/>
+          <w:b/>
+          <w:bCs/>
+          <w:color w:val="1F3A5F"/>
+          <w:sz w:val="21"/>
+          <w:szCs w:val="21"/>
+        </w:rPr>
+        <w:t xml:space="preserve">Remote</w:t>
+      </w:r>
+    </w:p>
+    <w:p>
+      <w:pPr>
+        <w:keepNext/>
+        <w:spacing w:after="40"/>
+      </w:pPr>
+      <w:r>
+        <w:rPr>
+          <w:rFonts w:ascii="Calibri" w:hAnsi="Calibri" w:eastAsia="Calibri" w:cs="Calibri"/>
+          <w:i/>
+          <w:iCs/>
+          <w:color w:val="595959"/>
+          <w:sz w:val="21"/>
+          <w:szCs w:val="21"/>
+        </w:rPr>
+        <w:t xml:space="preserve">Freelance and independent client websites, delivered end to end.</w:t>
+      </w:r>
+    </w:p>
+    <w:p>
+      <w:pPr>
+        <w:pStyle w:val="16"/>
+        <w:keepNext/>
+        <w:keepLines/>
+        <w:numPr>
+          <w:ilvl w:val="0"/>
+          <w:numId w:val="1"/>
+        </w:numPr>
+        <w:spacing w:after="45"/>
+      </w:pPr>
+      <w:r>
+        <w:rPr>
+          <w:rFonts w:ascii="Calibri" w:hAnsi="Calibri" w:eastAsia="Calibri" w:cs="Calibri"/>
+          <w:b/>
+          <w:bCs/>
+          <w:sz w:val="21"/>
+          <w:szCs w:val="21"/>
+        </w:rPr>
+        <w:t xml:space="preserve">The Retreat: </w:t>
+      </w:r>
+      <w:r>
+        <w:rPr>
+          <w:rFonts w:ascii="Calibri" w:hAnsi="Calibri" w:eastAsia="Calibri" w:cs="Calibri"/>
+          <w:sz w:val="21"/>
+          <w:szCs w:val="21"/>
+        </w:rPr>
+        <w:t xml:space="preserve">WordPress (Avada) marketing site for a hillside vacation community on Possum Kingdom Lake, Texas — lake home sales, amenities, local guide, gallery, and contact. retreat2pk.com</w:t>
+      </w:r>
+    </w:p>
+    <w:p>
+      <w:pPr>
+        <w:pStyle w:val="16"/>
+        <w:keepNext/>
+        <w:keepLines/>
+        <w:numPr>
+          <w:ilvl w:val="0"/>
+          <w:numId w:val="1"/>
+        </w:numPr>
+        <w:spacing w:after="45"/>
+      </w:pPr>
+      <w:r>
+        <w:rPr>
+          <w:rFonts w:ascii="Calibri" w:hAnsi="Calibri" w:eastAsia="Calibri" w:cs="Calibri"/>
+          <w:b/>
+          <w:bCs/>
+          <w:sz w:val="21"/>
+          <w:szCs w:val="21"/>
+        </w:rPr>
+        <w:t xml:space="preserve">The Falls RV Park: </w:t>
+      </w:r>
+      <w:r>
+        <w:rPr>
+          <w:rFonts w:ascii="Calibri" w:hAnsi="Calibri" w:eastAsia="Calibri" w:cs="Calibri"/>
+          <w:sz w:val="21"/>
+          <w:szCs w:val="21"/>
+        </w:rPr>
+        <w:t xml:space="preserve">GoDaddy Website Builder marketing and booking site for an RV park in Davis, Oklahoma — amenities, rates, policies, FAQ, gallery, and online reservations for full-hookup RV sites and onsite cabins. thefallsrvpark.com</w:t>
+      </w:r>
+    </w:p>
+    <w:p>
+      <w:pPr>
+        <w:pStyle w:val="16"/>
+        <w:keepNext/>
+        <w:keepLines/>
+        <w:numPr>
+          <w:ilvl w:val="0"/>
+          <w:numId w:val="1"/>
+        </w:numPr>
+        <w:spacing w:after="45"/>
+      </w:pPr>
+      <w:r>
+        <w:rPr>
+          <w:rFonts w:ascii="Calibri" w:hAnsi="Calibri" w:eastAsia="Calibri" w:cs="Calibri"/>
+          <w:b/>
+          <w:bCs/>
+          <w:sz w:val="21"/>
+          <w:szCs w:val="21"/>
+        </w:rPr>
+        <w:t xml:space="preserve">Cosawi: </w:t>
+      </w:r>
+      <w:r>
+        <w:rPr>
+          <w:rFonts w:ascii="Calibri" w:hAnsi="Calibri" w:eastAsia="Calibri" w:cs="Calibri"/>
+          <w:sz w:val="21"/>
+          <w:szCs w:val="21"/>
+        </w:rPr>
+        <w:t xml:space="preserve">WordPress (Divi) site for a business transformation consultancy — company story, approach, resources, partner and client showcases, and a contact form. cosawi.com</w:t>
+      </w:r>
+    </w:p>
+    <w:p>
+      <w:pPr>
+        <w:pStyle w:val="16"/>
+        <w:keepNext/>
+        <w:keepLines/>
+        <w:numPr>
+          <w:ilvl w:val="0"/>
+          <w:numId w:val="1"/>
+        </w:numPr>
+        <w:spacing w:after="45"/>
+      </w:pPr>
+      <w:r>
+        <w:rPr>
+          <w:rFonts w:ascii="Calibri" w:hAnsi="Calibri" w:eastAsia="Calibri" w:cs="Calibri"/>
+          <w:b/>
+          <w:bCs/>
+          <w:sz w:val="21"/>
+          <w:szCs w:val="21"/>
+        </w:rPr>
+        <w:t xml:space="preserve">Lanterra Group: </w:t>
+      </w:r>
+      <w:r>
+        <w:rPr>
+          <w:rFonts w:ascii="Calibri" w:hAnsi="Calibri" w:eastAsia="Calibri" w:cs="Calibri"/>
+          <w:sz w:val="21"/>
+          <w:szCs w:val="21"/>
+        </w:rPr>
+        <w:t xml:space="preserve">Webflow (Lottie) marketing site for a North Texas real estate development and construction firm — story, team, markets, services, project portfolio, careers, and contact. lanterragroup.com</w:t>
+      </w:r>
+    </w:p>
+    <w:p>
+      <w:pPr>
+        <w:pStyle w:val="16"/>
+        <w:keepNext/>
+        <w:keepLines/>
+        <w:numPr>
+          <w:ilvl w:val="0"/>
+          <w:numId w:val="1"/>
+        </w:numPr>
+        <w:spacing w:after="45"/>
+      </w:pPr>
+      <w:r>
+        <w:rPr>
+          <w:rFonts w:ascii="Calibri" w:hAnsi="Calibri" w:eastAsia="Calibri" w:cs="Calibri"/>
+          <w:b/>
+          <w:bCs/>
+          <w:sz w:val="21"/>
+          <w:szCs w:val="21"/>
+        </w:rPr>
+        <w:t xml:space="preserve">Eva D. Jones-Young: </w:t>
+      </w:r>
+      <w:r>
+        <w:rPr>
+          <w:rFonts w:ascii="Calibri" w:hAnsi="Calibri" w:eastAsia="Calibri" w:cs="Calibri"/>
+          <w:sz w:val="21"/>
+          <w:szCs w:val="21"/>
+        </w:rPr>
+        <w:t xml:space="preserve">Wix site for a 14× martial arts and 3× boxing world champion — bio, documentary, news, affiliations, merchandise, and contact. evajonesyoung.wixsite.com/sweetmagic</w:t>
+      </w:r>
+    </w:p>
+    <w:p>
+      <w:pPr>
+        <w:pStyle w:val="16"/>
+        <w:keepNext/>
+        <w:keepLines/>
+        <w:numPr>
+          <w:ilvl w:val="0"/>
+          <w:numId w:val="1"/>
+        </w:numPr>
+        <w:spacing w:after="45"/>
+      </w:pPr>
+      <w:r>
+        <w:rPr>
+          <w:rFonts w:ascii="Calibri" w:hAnsi="Calibri" w:eastAsia="Calibri" w:cs="Calibri"/>
+          <w:b/>
+          <w:bCs/>
+          <w:sz w:val="21"/>
+          <w:szCs w:val="21"/>
+        </w:rPr>
+        <w:t xml:space="preserve">Sweet Magic Popcorn: </w:t>
+      </w:r>
+      <w:r>
+        <w:rPr>
+          <w:rFonts w:ascii="Calibri" w:hAnsi="Calibri" w:eastAsia="Calibri" w:cs="Calibri"/>
+          <w:sz w:val="21"/>
+          <w:szCs w:val="21"/>
+        </w:rPr>
+        <w:t xml:space="preserve">E-commerce and brand site for Sweet Magic Popcorn LLC on GoDaddy Website Builder — packages, nutrition, brand story, media, and store links. sweetmagicpopcorn.com</w:t>
+      </w:r>
+    </w:p>
+    <w:p>
+      <w:pPr>
+        <w:pStyle w:val="16"/>
+        <w:keepNext/>
+        <w:keepLines/>
+        <w:numPr>
+          <w:ilvl w:val="0"/>
+          <w:numId w:val="1"/>
+        </w:numPr>
+        <w:spacing w:after="45"/>
+      </w:pPr>
+      <w:r>
+        <w:rPr>
+          <w:rFonts w:ascii="Calibri" w:hAnsi="Calibri" w:eastAsia="Calibri" w:cs="Calibri"/>
+          <w:b/>
+          <w:bCs/>
+          <w:sz w:val="21"/>
+          <w:szCs w:val="21"/>
+        </w:rPr>
+        <w:t xml:space="preserve">Sweet Magic Popcorn (Custom Build): </w:t>
+      </w:r>
+      <w:r>
+        <w:rPr>
+          <w:rFonts w:ascii="Calibri" w:hAnsi="Calibri" w:eastAsia="Calibri" w:cs="Calibri"/>
+          <w:sz w:val="21"/>
+          <w:szCs w:val="21"/>
+        </w:rPr>
+        <w:t xml:space="preserve">Hand-coded static HTML/CSS/JavaScript rebuild of the brand and shop on GitHub Pages, replacing the builder site — shop, packages, kernels, seasonings, nutrition, cooking, story, documentary, media, and contact, with dropdown and mobile navigation, scroll reveals, and full SEO and Open Graph metadata. hinlocaesar.github.io/sweet-popcorn</w:t>
       </w:r>
     </w:p>
     <w:p>
@@ -1397,7 +1874,7 @@
           <w:sz w:val="23"/>
           <w:szCs w:val="23"/>
         </w:rPr>
-        <w:t>EDUCATION</w:t>
+        <w:t xml:space="preserve">EDUCATION</w:t>
       </w:r>
     </w:p>
     <w:p>
@@ -1406,6 +1883,7 @@
         <w:tabs>
           <w:tab w:val="right" w:pos="10512"/>
         </w:tabs>
+        <w:spacing w:before="150" w:after="0"/>
       </w:pPr>
       <w:r>
         <w:rPr>
@@ -1415,7 +1893,7 @@
           <w:sz w:val="22"/>
           <w:szCs w:val="22"/>
         </w:rPr>
-        <w:t>Bachelor of Science in Information Technology</w:t>
+        <w:t xml:space="preserve">Bachelor of Science in Information Technology</w:t>
       </w:r>
       <w:r>
         <w:rPr>
@@ -1434,20 +1912,23 @@
           <w:sz w:val="21"/>
           <w:szCs w:val="21"/>
         </w:rPr>
-        <w:t>Graduated 2012</w:t>
-      </w:r>
-    </w:p>
-    <w:p>
-      <w:r>
-        <w:rPr>
-          <w:rFonts w:ascii="Calibri" w:hAnsi="Calibri" w:eastAsia="Calibri" w:cs="Calibri"/>
-          <w:b/>
-          <w:bCs/>
-          <w:color w:val="1F3A5F"/>
-          <w:sz w:val="21"/>
-          <w:szCs w:val="21"/>
-        </w:rPr>
-        <w:t>University of St. La Salle</w:t>
+        <w:t xml:space="preserve">Graduated 2012</w:t>
+      </w:r>
+    </w:p>
+    <w:p>
+      <w:pPr>
+        <w:keepNext w:val="0"/>
+        <w:keepLines/>
+        <w:spacing w:after="50"/>
+      </w:pPr>
+      <w:r>
+        <w:rPr>
+          <w:rFonts w:ascii="Calibri" w:hAnsi="Calibri" w:eastAsia="Calibri" w:cs="Calibri"/>
+          <w:color w:val="595959"/>
+          <w:sz w:val="21"/>
+          <w:szCs w:val="21"/>
+        </w:rPr>
+        <w:t xml:space="preserve">University of St. La Salle</w:t>
       </w:r>
     </w:p>
     <w:p>
@@ -1468,181 +1949,127 @@
           <w:sz w:val="23"/>
           <w:szCs w:val="23"/>
         </w:rPr>
-        <w:t>CERTIFICATIONS</w:t>
-      </w:r>
-    </w:p>
-    <w:p>
-      <w:pPr>
-        <w:pStyle w:val="16"/>
-        <w:keepLines/>
-        <w:numPr>
-          <w:ilvl w:val="0"/>
-          <w:numId w:val="1"/>
-        </w:numPr>
-        <w:spacing w:after="45"/>
-      </w:pPr>
-      <w:r>
-        <w:rPr>
-          <w:rFonts w:ascii="Calibri" w:hAnsi="Calibri" w:eastAsia="Calibri" w:cs="Calibri"/>
-          <w:b/>
-          <w:bCs/>
-          <w:sz w:val="21"/>
-          <w:szCs w:val="21"/>
-        </w:rPr>
-        <w:t>Certified Vue.js Developer</w:t>
-      </w:r>
-      <w:r>
-        <w:rPr>
-          <w:rFonts w:ascii="Calibri" w:hAnsi="Calibri" w:eastAsia="Calibri" w:cs="Calibri"/>
-          <w:sz w:val="21"/>
-          <w:szCs w:val="21"/>
-        </w:rPr>
-        <w:t xml:space="preserve"> (exam-based) – Certificates.dev / Vue School, in collaboration with the official Vue.js team</w:t>
-      </w:r>
-    </w:p>
-    <w:p>
-      <w:pPr>
-        <w:pStyle w:val="16"/>
-        <w:keepLines/>
-        <w:numPr>
-          <w:ilvl w:val="0"/>
-          <w:numId w:val="1"/>
-        </w:numPr>
-        <w:spacing w:after="45"/>
-      </w:pPr>
-      <w:r>
-        <w:rPr>
-          <w:rFonts w:ascii="Calibri" w:hAnsi="Calibri" w:eastAsia="Calibri" w:cs="Calibri"/>
-          <w:b/>
-          <w:bCs/>
-          <w:sz w:val="21"/>
-          <w:szCs w:val="21"/>
-        </w:rPr>
-        <w:t>Microsoft Certified: Azure Fundamentals</w:t>
-      </w:r>
-      <w:r>
-        <w:rPr>
-          <w:rFonts w:ascii="Calibri" w:hAnsi="Calibri" w:eastAsia="Calibri" w:cs="Calibri"/>
-          <w:sz w:val="21"/>
-          <w:szCs w:val="21"/>
-        </w:rPr>
-        <w:t xml:space="preserve"> (exam-based) – Credential ID A7CB7546044E9280</w:t>
-      </w:r>
-    </w:p>
-    <w:p>
-      <w:pPr>
-        <w:pStyle w:val="16"/>
-        <w:keepLines/>
-        <w:numPr>
-          <w:ilvl w:val="0"/>
-          <w:numId w:val="1"/>
-        </w:numPr>
-        <w:spacing w:after="45"/>
-      </w:pPr>
-      <w:r>
-        <w:rPr>
-          <w:rFonts w:ascii="Calibri" w:hAnsi="Calibri" w:eastAsia="Calibri" w:cs="Calibri"/>
-          <w:b/>
-          <w:bCs/>
-          <w:sz w:val="21"/>
-          <w:szCs w:val="21"/>
-        </w:rPr>
-        <w:t>Complete SQL Mastery</w:t>
-      </w:r>
-      <w:r>
-        <w:rPr>
-          <w:rFonts w:ascii="Calibri" w:hAnsi="Calibri" w:eastAsia="Calibri" w:cs="Calibri"/>
-          <w:sz w:val="21"/>
-          <w:szCs w:val="21"/>
-        </w:rPr>
-        <w:t xml:space="preserve"> – Code with Mosh</w:t>
-      </w:r>
-    </w:p>
-    <w:p>
-      <w:pPr>
-        <w:pStyle w:val="16"/>
-        <w:keepLines/>
-        <w:numPr>
-          <w:ilvl w:val="0"/>
-          <w:numId w:val="1"/>
-        </w:numPr>
-        <w:spacing w:after="45"/>
-      </w:pPr>
-      <w:r>
-        <w:rPr>
-          <w:rFonts w:ascii="Calibri" w:hAnsi="Calibri" w:eastAsia="Calibri" w:cs="Calibri"/>
-          <w:b/>
-          <w:bCs/>
-          <w:sz w:val="21"/>
-          <w:szCs w:val="21"/>
-        </w:rPr>
-        <w:t>Microsoft Foundations of Coding</w:t>
-      </w:r>
-      <w:r>
-        <w:rPr>
-          <w:rFonts w:ascii="Calibri" w:hAnsi="Calibri" w:eastAsia="Calibri" w:cs="Calibri"/>
-          <w:sz w:val="21"/>
-          <w:szCs w:val="21"/>
-        </w:rPr>
-        <w:t xml:space="preserve"> (Coursera) – Foundations of Coding Full-Stack; Foundations of Coding Back-End; Introduction to Programming With C#; Back-End Development with .NET</w:t>
-      </w:r>
-    </w:p>
-    <w:p>
-      <w:pPr>
-        <w:pStyle w:val="16"/>
-        <w:keepLines/>
-        <w:numPr>
-          <w:ilvl w:val="0"/>
-          <w:numId w:val="1"/>
-        </w:numPr>
-        <w:spacing w:after="45"/>
-      </w:pPr>
-      <w:r>
-        <w:rPr>
-          <w:rFonts w:ascii="Calibri" w:hAnsi="Calibri" w:eastAsia="Calibri" w:cs="Calibri"/>
-          <w:b/>
-          <w:bCs/>
-          <w:sz w:val="21"/>
-          <w:szCs w:val="21"/>
-        </w:rPr>
-        <w:t>Laravel Architect Badge</w:t>
-      </w:r>
-      <w:r>
-        <w:rPr>
-          <w:rFonts w:ascii="Calibri" w:hAnsi="Calibri" w:eastAsia="Calibri" w:cs="Calibri"/>
-          <w:sz w:val="21"/>
-          <w:szCs w:val="21"/>
-        </w:rPr>
-        <w:t xml:space="preserve"> – Laracasts, for completing the full Laravel Path</w:t>
-      </w:r>
-    </w:p>
-    <w:p>
-      <w:pPr>
-        <w:pStyle w:val="16"/>
-        <w:keepLines/>
-        <w:numPr>
-          <w:ilvl w:val="0"/>
-          <w:numId w:val="1"/>
-        </w:numPr>
-        <w:spacing w:after="45"/>
-      </w:pPr>
-      <w:r>
-        <w:rPr>
-          <w:rFonts w:ascii="Calibri" w:hAnsi="Calibri" w:eastAsia="Calibri" w:cs="Calibri"/>
-          <w:b/>
-          <w:bCs/>
-          <w:sz w:val="21"/>
-          <w:szCs w:val="21"/>
-        </w:rPr>
-        <w:t>Anthropic Education Courses</w:t>
-      </w:r>
-      <w:r>
-        <w:rPr>
-          <w:rFonts w:ascii="Calibri" w:hAnsi="Calibri" w:eastAsia="Calibri" w:cs="Calibri"/>
-          <w:sz w:val="21"/>
-          <w:szCs w:val="21"/>
-        </w:rPr>
-        <w:t xml:space="preserve"> – AI Fluency: Framework &amp; Foundations; AI Capabilities and Limitations; Claude 101; Claude Code 101; Claude Code in Action; Introduction to Model Context Protocol; Introduction to Agent Skills; Introduction to Subagents</w:t>
+        <w:t xml:space="preserve">CERTIFICATIONS</w:t>
+      </w:r>
+    </w:p>
+    <w:p>
+      <w:pPr>
+        <w:pStyle w:val="16"/>
+        <w:keepNext/>
+        <w:keepLines/>
+        <w:numPr>
+          <w:ilvl w:val="0"/>
+          <w:numId w:val="1"/>
+        </w:numPr>
+        <w:spacing w:after="45"/>
+      </w:pPr>
+      <w:r>
+        <w:rPr>
+          <w:rFonts w:ascii="Calibri" w:hAnsi="Calibri" w:eastAsia="Calibri" w:cs="Calibri"/>
+          <w:sz w:val="21"/>
+          <w:szCs w:val="21"/>
+        </w:rPr>
+        <w:t xml:space="preserve">Certified Vue.js Developer (exam-based) – Certificates.dev / Vue School, in collaboration with the official Vue.js team</w:t>
+      </w:r>
+    </w:p>
+    <w:p>
+      <w:pPr>
+        <w:pStyle w:val="16"/>
+        <w:keepNext/>
+        <w:keepLines/>
+        <w:numPr>
+          <w:ilvl w:val="0"/>
+          <w:numId w:val="1"/>
+        </w:numPr>
+        <w:spacing w:after="45"/>
+      </w:pPr>
+      <w:r>
+        <w:rPr>
+          <w:rFonts w:ascii="Calibri" w:hAnsi="Calibri" w:eastAsia="Calibri" w:cs="Calibri"/>
+          <w:sz w:val="21"/>
+          <w:szCs w:val="21"/>
+        </w:rPr>
+        <w:t xml:space="preserve">Microsoft Certified: Azure Fundamentals (exam-based) – Credential ID A7CB7546044E9280</w:t>
+      </w:r>
+    </w:p>
+    <w:p>
+      <w:pPr>
+        <w:pStyle w:val="16"/>
+        <w:keepNext/>
+        <w:keepLines/>
+        <w:numPr>
+          <w:ilvl w:val="0"/>
+          <w:numId w:val="1"/>
+        </w:numPr>
+        <w:spacing w:after="45"/>
+      </w:pPr>
+      <w:r>
+        <w:rPr>
+          <w:rFonts w:ascii="Calibri" w:hAnsi="Calibri" w:eastAsia="Calibri" w:cs="Calibri"/>
+          <w:sz w:val="21"/>
+          <w:szCs w:val="21"/>
+        </w:rPr>
+        <w:t xml:space="preserve">Complete SQL Mastery – Code with Mosh</w:t>
+      </w:r>
+    </w:p>
+    <w:p>
+      <w:pPr>
+        <w:pStyle w:val="16"/>
+        <w:keepNext/>
+        <w:keepLines/>
+        <w:numPr>
+          <w:ilvl w:val="0"/>
+          <w:numId w:val="1"/>
+        </w:numPr>
+        <w:spacing w:after="45"/>
+      </w:pPr>
+      <w:r>
+        <w:rPr>
+          <w:rFonts w:ascii="Calibri" w:hAnsi="Calibri" w:eastAsia="Calibri" w:cs="Calibri"/>
+          <w:sz w:val="21"/>
+          <w:szCs w:val="21"/>
+        </w:rPr>
+        <w:t xml:space="preserve">Microsoft Foundations of Coding (Coursera) – Foundations of Coding Full-Stack; Foundations of Coding Back-End; Introduction to Programming With C#; Back-End Development with .NET</w:t>
+      </w:r>
+    </w:p>
+    <w:p>
+      <w:pPr>
+        <w:pStyle w:val="16"/>
+        <w:keepNext/>
+        <w:keepLines/>
+        <w:numPr>
+          <w:ilvl w:val="0"/>
+          <w:numId w:val="1"/>
+        </w:numPr>
+        <w:spacing w:after="45"/>
+      </w:pPr>
+      <w:r>
+        <w:rPr>
+          <w:rFonts w:ascii="Calibri" w:hAnsi="Calibri" w:eastAsia="Calibri" w:cs="Calibri"/>
+          <w:sz w:val="21"/>
+          <w:szCs w:val="21"/>
+        </w:rPr>
+        <w:t xml:space="preserve">Laravel Architect Badge – Laracasts, for completing the full Laravel Path</w:t>
+      </w:r>
+    </w:p>
+    <w:p>
+      <w:pPr>
+        <w:pStyle w:val="16"/>
+        <w:keepNext/>
+        <w:keepLines/>
+        <w:numPr>
+          <w:ilvl w:val="0"/>
+          <w:numId w:val="1"/>
+        </w:numPr>
+        <w:spacing w:after="45"/>
+      </w:pPr>
+      <w:r>
+        <w:rPr>
+          <w:rFonts w:ascii="Calibri" w:hAnsi="Calibri" w:eastAsia="Calibri" w:cs="Calibri"/>
+          <w:sz w:val="21"/>
+          <w:szCs w:val="21"/>
+        </w:rPr>
+        <w:t xml:space="preserve">Anthropic Education Courses – AI Fluency: Framework &amp; Foundations; AI Capabilities and Limitations; Claude 101; Claude Code 101; Claude Code in Action; Introduction to Model Context Protocol; Introduction to Agent Skills; Introduction to Subagents</w:t>
       </w:r>
     </w:p>
     <w:p>
@@ -1663,7 +2090,7 @@
           <w:sz w:val="23"/>
           <w:szCs w:val="23"/>
         </w:rPr>
-        <w:t>REFERENCES</w:t>
+        <w:t xml:space="preserve">REFERENCES</w:t>
       </w:r>
     </w:p>
     <w:p>
@@ -1680,7 +2107,7 @@
           <w:sz w:val="21"/>
           <w:szCs w:val="21"/>
         </w:rPr>
-        <w:t>Kevin Dormido</w:t>
+        <w:t xml:space="preserve">Kevin Dormido</w:t>
       </w:r>
       <w:r>
         <w:rPr>
@@ -1695,52 +2122,9 @@
         <w:rPr>
           <w:rFonts w:ascii="Calibri" w:hAnsi="Calibri" w:eastAsia="Calibri" w:cs="Calibri"/>
           <w:color w:val="A6A6A6"/>
-          <w:sz w:val="21"/>
-          <w:szCs w:val="21"/>
-        </w:rPr>
-        <w:t xml:space="preserve">   |   </w:t>
-      </w:r>
-      <w:r>
-        <w:rPr>
-          <w:rFonts w:ascii="Calibri" w:hAnsi="Calibri" w:eastAsia="Calibri" w:cs="Calibri"/>
           <w:sz w:val="20"/>
           <w:szCs w:val="20"/>
         </w:rPr>
-        <w:t>nonoykevin27@icloud.com  ·  09285523415</w:t>
-      </w:r>
-    </w:p>
-    <w:p>
-      <w:pPr>
-        <w:keepNext w:val="0"/>
-        <w:keepLines/>
-        <w:spacing w:after="50"/>
-      </w:pPr>
-      <w:r>
-        <w:rPr>
-          <w:rFonts w:ascii="Calibri" w:hAnsi="Calibri" w:eastAsia="Calibri" w:cs="Calibri"/>
-          <w:b/>
-          <w:bCs/>
-          <w:sz w:val="21"/>
-          <w:szCs w:val="21"/>
-        </w:rPr>
-        <w:t>Jaepi Dingle</w:t>
-      </w:r>
-      <w:r>
-        <w:rPr>
-          <w:rFonts w:ascii="Calibri" w:hAnsi="Calibri" w:eastAsia="Calibri" w:cs="Calibri"/>
-          <w:color w:val="595959"/>
-          <w:sz w:val="21"/>
-          <w:szCs w:val="21"/>
-        </w:rPr>
-        <w:t xml:space="preserve">  –  Technical Consultant, CoCompetence</w:t>
-      </w:r>
-      <w:r>
-        <w:rPr>
-          <w:rFonts w:ascii="Calibri" w:hAnsi="Calibri" w:eastAsia="Calibri" w:cs="Calibri"/>
-          <w:color w:val="A6A6A6"/>
-          <w:sz w:val="21"/>
-          <w:szCs w:val="21"/>
-        </w:rPr>
         <w:t xml:space="preserve">   |   </w:t>
       </w:r>
       <w:r>
@@ -1749,7 +2133,7 @@
           <w:sz w:val="20"/>
           <w:szCs w:val="20"/>
         </w:rPr>
-        <w:t>jaepi.dingle@gmail.com  ·  09985384707</w:t>
+        <w:t xml:space="preserve">nonoykevin27@icloud.com  ·  09285523415</w:t>
       </w:r>
     </w:p>
     <w:p>
@@ -1766,7 +2150,7 @@
           <w:sz w:val="21"/>
           <w:szCs w:val="21"/>
         </w:rPr>
-        <w:t>Airyn Gale de Gracia</w:t>
+        <w:t xml:space="preserve">Jaepi Dingle</w:t>
       </w:r>
       <w:r>
         <w:rPr>
@@ -1775,58 +2159,15 @@
           <w:sz w:val="21"/>
           <w:szCs w:val="21"/>
         </w:rPr>
-        <w:t xml:space="preserve">  –  Senior QA Engineer, Full Scale</w:t>
+        <w:t xml:space="preserve">  –  Technical Consultant, CoCompetence</w:t>
       </w:r>
       <w:r>
         <w:rPr>
           <w:rFonts w:ascii="Calibri" w:hAnsi="Calibri" w:eastAsia="Calibri" w:cs="Calibri"/>
           <w:color w:val="A6A6A6"/>
-          <w:sz w:val="21"/>
-          <w:szCs w:val="21"/>
-        </w:rPr>
-        <w:t xml:space="preserve">   |   </w:t>
-      </w:r>
-      <w:r>
-        <w:rPr>
-          <w:rFonts w:ascii="Calibri" w:hAnsi="Calibri" w:eastAsia="Calibri" w:cs="Calibri"/>
           <w:sz w:val="20"/>
           <w:szCs w:val="20"/>
         </w:rPr>
-        <w:t>Airyngale.degracia@gmail.com  ·  09560582432</w:t>
-      </w:r>
-    </w:p>
-    <w:p>
-      <w:pPr>
-        <w:keepNext w:val="0"/>
-        <w:keepLines/>
-        <w:spacing w:after="50"/>
-      </w:pPr>
-      <w:r>
-        <w:rPr>
-          <w:rFonts w:ascii="Calibri" w:hAnsi="Calibri" w:eastAsia="Calibri" w:cs="Calibri"/>
-          <w:b/>
-          <w:bCs/>
-          <w:sz w:val="21"/>
-          <w:szCs w:val="21"/>
-        </w:rPr>
-        <w:t>Warren Caruana</w:t>
-      </w:r>
-      <w:r>
-        <w:rPr>
-          <w:rFonts w:ascii="Calibri" w:hAnsi="Calibri" w:eastAsia="Calibri" w:cs="Calibri"/>
-          <w:color w:val="595959"/>
-          <w:sz w:val="21"/>
-          <w:szCs w:val="21"/>
-        </w:rPr>
-        <w:t xml:space="preserve">  –  Full-Stack Developer, Deployed Outsourcing</w:t>
-      </w:r>
-      <w:r>
-        <w:rPr>
-          <w:rFonts w:ascii="Calibri" w:hAnsi="Calibri" w:eastAsia="Calibri" w:cs="Calibri"/>
-          <w:color w:val="A6A6A6"/>
-          <w:sz w:val="21"/>
-          <w:szCs w:val="21"/>
-        </w:rPr>
         <w:t xml:space="preserve">   |   </w:t>
       </w:r>
       <w:r>
@@ -1835,7 +2176,136 @@
           <w:sz w:val="20"/>
           <w:szCs w:val="20"/>
         </w:rPr>
-        <w:t>warrencaruana1@gmail.com  ·  09985925940</w:t>
+        <w:t xml:space="preserve">jaepi.dingle@gmail.com  ·  09985384707</w:t>
+      </w:r>
+    </w:p>
+    <w:p>
+      <w:pPr>
+        <w:keepNext w:val="0"/>
+        <w:keepLines/>
+        <w:spacing w:after="50"/>
+      </w:pPr>
+      <w:r>
+        <w:rPr>
+          <w:rFonts w:ascii="Calibri" w:hAnsi="Calibri" w:eastAsia="Calibri" w:cs="Calibri"/>
+          <w:b/>
+          <w:bCs/>
+          <w:sz w:val="21"/>
+          <w:szCs w:val="21"/>
+        </w:rPr>
+        <w:t xml:space="preserve">Airyn Gale de Gracia</w:t>
+      </w:r>
+      <w:r>
+        <w:rPr>
+          <w:rFonts w:ascii="Calibri" w:hAnsi="Calibri" w:eastAsia="Calibri" w:cs="Calibri"/>
+          <w:color w:val="595959"/>
+          <w:sz w:val="21"/>
+          <w:szCs w:val="21"/>
+        </w:rPr>
+        <w:t xml:space="preserve">  –  Senior QA Engineer, Full Scale</w:t>
+      </w:r>
+      <w:r>
+        <w:rPr>
+          <w:rFonts w:ascii="Calibri" w:hAnsi="Calibri" w:eastAsia="Calibri" w:cs="Calibri"/>
+          <w:color w:val="A6A6A6"/>
+          <w:sz w:val="20"/>
+          <w:szCs w:val="20"/>
+        </w:rPr>
+        <w:t xml:space="preserve">   |   </w:t>
+      </w:r>
+      <w:r>
+        <w:rPr>
+          <w:rFonts w:ascii="Calibri" w:hAnsi="Calibri" w:eastAsia="Calibri" w:cs="Calibri"/>
+          <w:sz w:val="20"/>
+          <w:szCs w:val="20"/>
+        </w:rPr>
+        <w:t xml:space="preserve">Airyngale.degracia@gmail.com  ·  09560582432</w:t>
+      </w:r>
+    </w:p>
+    <w:p>
+      <w:pPr>
+        <w:keepNext w:val="0"/>
+        <w:keepLines/>
+        <w:spacing w:after="50"/>
+      </w:pPr>
+      <w:r>
+        <w:rPr>
+          <w:rFonts w:ascii="Calibri" w:hAnsi="Calibri" w:eastAsia="Calibri" w:cs="Calibri"/>
+          <w:b/>
+          <w:bCs/>
+          <w:sz w:val="21"/>
+          <w:szCs w:val="21"/>
+        </w:rPr>
+        <w:t xml:space="preserve">Warren Caruana</w:t>
+      </w:r>
+      <w:r>
+        <w:rPr>
+          <w:rFonts w:ascii="Calibri" w:hAnsi="Calibri" w:eastAsia="Calibri" w:cs="Calibri"/>
+          <w:color w:val="595959"/>
+          <w:sz w:val="21"/>
+          <w:szCs w:val="21"/>
+        </w:rPr>
+        <w:t xml:space="preserve">  –  Full-Stack Developer, Deployed Outsourcing</w:t>
+      </w:r>
+      <w:r>
+        <w:rPr>
+          <w:rFonts w:ascii="Calibri" w:hAnsi="Calibri" w:eastAsia="Calibri" w:cs="Calibri"/>
+          <w:color w:val="A6A6A6"/>
+          <w:sz w:val="20"/>
+          <w:szCs w:val="20"/>
+        </w:rPr>
+        <w:t xml:space="preserve">   |   </w:t>
+      </w:r>
+      <w:r>
+        <w:rPr>
+          <w:rFonts w:ascii="Calibri" w:hAnsi="Calibri" w:eastAsia="Calibri" w:cs="Calibri"/>
+          <w:sz w:val="20"/>
+          <w:szCs w:val="20"/>
+        </w:rPr>
+        <w:t xml:space="preserve">warrencaruana1@gmail.com  ·  09985925940</w:t>
+      </w:r>
+    </w:p>
+    <w:p>
+      <w:pPr>
+        <w:keepNext w:val="0"/>
+        <w:keepLines/>
+        <w:spacing w:after="50"/>
+      </w:pPr>
+      <w:r>
+        <w:rPr>
+          <w:rFonts w:ascii="Calibri" w:hAnsi="Calibri" w:eastAsia="Calibri" w:cs="Calibri"/>
+          <w:b/>
+          <w:bCs/>
+          <w:sz w:val="21"/>
+          <w:szCs w:val="21"/>
+        </w:rPr>
+        <w:t xml:space="preserve">Mel Twining</w:t>
+      </w:r>
+      <w:r>
+        <w:rPr>
+          <w:rFonts w:ascii="Calibri" w:hAnsi="Calibri" w:eastAsia="Calibri" w:cs="Calibri"/>
+          <w:color w:val="595959"/>
+          <w:sz w:val="21"/>
+          <w:szCs w:val="21"/>
+        </w:rPr>
+        <w:t xml:space="preserve">  –  CEO, Champions 4 Heroes</w:t>
+      </w:r>
+      <w:r>
+        <w:rPr>
+          <w:rFonts w:ascii="Calibri" w:hAnsi="Calibri" w:eastAsia="Calibri" w:cs="Calibri"/>
+          <w:color w:val="A6A6A6"/>
+          <w:sz w:val="20"/>
+          <w:szCs w:val="20"/>
+        </w:rPr>
+        <w:t xml:space="preserve">   |   </w:t>
+      </w:r>
+      <w:r>
+        <w:rPr>
+          <w:rFonts w:ascii="Calibri" w:hAnsi="Calibri" w:eastAsia="Calibri" w:cs="Calibri"/>
+          <w:sz w:val="20"/>
+          <w:szCs w:val="20"/>
+        </w:rPr>
+        <w:t xml:space="preserve">meltwining1961@gmail.com</w:t>
       </w:r>
     </w:p>
     <w:sectPr>

--- a/src/assets/Senior_Full_Stack_Developer_Caesar_Hinlo_Resume.docx
+++ b/src/assets/Senior_Full_Stack_Developer_Caesar_Hinlo_Resume.docx
@@ -489,7 +489,7 @@
           <w:sz w:val="20"/>
           <w:szCs w:val="20"/>
         </w:rPr>
-        <w:t xml:space="preserve">Umbraco, Linux, CI/CD, Jira, WordPress CMS, WordPress Studio, Elementor, Webflow, GoDaddy Website Builder, Fortify / 2FA / WebAuth, Cursor, Claude Code, Clearforce</w:t>
+        <w:t xml:space="preserve">Umbraco, Linux, CI/CD, Jira, WordPress CMS, WordPress Studio, Elementor, Webflow, GoDaddy Website Builder, Fortify / 2FA / WebAuthn, Cursor, Claude Code, Clearforce</w:t>
       </w:r>
     </w:p>
     <w:p>

--- a/src/assets/Senior_Full_Stack_Developer_Caesar_Hinlo_Resume.docx
+++ b/src/assets/Senior_Full_Stack_Developer_Caesar_Hinlo_Resume.docx
@@ -340,42 +340,73 @@
         <w:t xml:space="preserve">For the best experience, explore my portfolio: </w:t>
       </w:r>
       <w:r>
+        <w:rPr>
+          <w:rFonts w:hint="default"/>
+          <w:lang w:val="en-US"/>
+        </w:rPr>
         <w:fldChar w:fldCharType="begin"/>
       </w:r>
       <w:r>
-        <w:instrText xml:space="preserve"> HYPERLINK "https://hinlocaesar.github.io/portfolio/" </w:instrText>
-      </w:r>
-      <w:r>
+        <w:rPr>
+          <w:rFonts w:hint="default"/>
+          <w:lang w:val="en-US"/>
+        </w:rPr>
+        <w:instrText xml:space="preserve"> HYPERLINK "https://caesarhinloportfolio.netlify.app/" </w:instrText>
+      </w:r>
+      <w:r>
+        <w:rPr>
+          <w:rFonts w:hint="default"/>
+          <w:lang w:val="en-US"/>
+        </w:rPr>
         <w:fldChar w:fldCharType="separate"/>
       </w:r>
       <w:r>
         <w:rPr>
-          <w:rFonts w:ascii="Calibri" w:hAnsi="Calibri" w:eastAsia="Calibri" w:cs="Calibri"/>
-          <w:color w:val="1F4E79"/>
-          <w:sz w:val="20"/>
-          <w:szCs w:val="20"/>
-          <w:u w:val="single"/>
-        </w:rPr>
-        <w:t>hinlocaesar.github.io/portfolio</w:t>
-      </w:r>
-      <w:r>
-        <w:rPr>
-          <w:rFonts w:ascii="Calibri" w:hAnsi="Calibri" w:eastAsia="Calibri" w:cs="Calibri"/>
-          <w:color w:val="1F4E79"/>
-          <w:sz w:val="20"/>
-          <w:szCs w:val="20"/>
-          <w:u w:val="single"/>
+          <w:rStyle w:val="15"/>
+          <w:rFonts w:hint="default"/>
+          <w:lang w:val="en-US"/>
+        </w:rPr>
+        <w:t>P</w:t>
+      </w:r>
+      <w:r>
+        <w:rPr>
+          <w:rStyle w:val="15"/>
+          <w:rFonts w:hint="default"/>
+          <w:lang w:val="en-US"/>
+        </w:rPr>
+        <w:t>ortfolio</w:t>
+      </w:r>
+      <w:r>
+        <w:rPr>
+          <w:rStyle w:val="15"/>
+          <w:rFonts w:ascii="Calibri" w:hAnsi="Calibri" w:eastAsia="Calibri" w:cs="Calibri"/>
+          <w:sz w:val="20"/>
+          <w:szCs w:val="20"/>
+        </w:rPr>
+        <w:t xml:space="preserve"> </w:t>
+      </w:r>
+      <w:r>
+        <w:rPr>
+          <w:rFonts w:hint="default"/>
+          <w:lang w:val="en-US"/>
         </w:rPr>
         <w:fldChar w:fldCharType="end"/>
       </w:r>
       <w:r>
         <w:rPr>
-          <w:rFonts w:ascii="Calibri" w:hAnsi="Calibri" w:eastAsia="Calibri" w:cs="Calibri"/>
-          <w:color w:val="222222"/>
-          <w:sz w:val="20"/>
-          <w:szCs w:val="20"/>
-        </w:rPr>
-        <w:t xml:space="preserve">  |  </w:t>
+          <w:rFonts w:hint="default"/>
+          <w:lang w:val="en-US"/>
+        </w:rPr>
+        <w:t xml:space="preserve">  </w:t>
+      </w:r>
+      <w:r>
+        <w:rPr>
+          <w:rFonts w:ascii="Calibri" w:hAnsi="Calibri" w:eastAsia="Calibri" w:cs="Calibri"/>
+          <w:color w:val="222222"/>
+          <w:sz w:val="20"/>
+          <w:szCs w:val="20"/>
+        </w:rPr>
+        <w:t xml:space="preserve">|  </w:t>
       </w:r>
       <w:r>
         <w:rPr>
@@ -414,7 +445,7 @@
           <w:sz w:val="20"/>
           <w:szCs w:val="20"/>
         </w:rPr>
-        <w:t>Video Introductio</w:t>
+        <w:t>Vi</w:t>
       </w:r>
       <w:bookmarkStart w:id="0" w:name="_GoBack"/>
       <w:bookmarkEnd w:id="0"/>
@@ -425,7 +456,7 @@
           <w:sz w:val="20"/>
           <w:szCs w:val="20"/>
         </w:rPr>
-        <w:t>n (Loom)</w:t>
+        <w:t>deo Introduction (Loom)</w:t>
       </w:r>
       <w:r>
         <w:rPr>
@@ -2993,7 +3024,7 @@
     <w:lsdException w:unhideWhenUsed="0" w:uiPriority="0" w:semiHidden="0" w:name="Body Text Indent 3"/>
     <w:lsdException w:unhideWhenUsed="0" w:uiPriority="0" w:semiHidden="0" w:name="Block Text"/>
     <w:lsdException w:qFormat="1" w:uiPriority="99" w:semiHidden="0" w:name="Hyperlink"/>
-    <w:lsdException w:unhideWhenUsed="0" w:uiPriority="0" w:semiHidden="0" w:name="FollowedHyperlink"/>
+    <w:lsdException w:qFormat="1" w:unhideWhenUsed="0" w:uiPriority="0" w:semiHidden="0" w:name="FollowedHyperlink"/>
     <w:lsdException w:qFormat="1" w:unhideWhenUsed="0" w:uiPriority="0" w:semiHidden="0" w:name="Strong"/>
     <w:lsdException w:qFormat="1" w:unhideWhenUsed="0" w:uiPriority="0" w:semiHidden="0" w:name="Emphasis"/>
     <w:lsdException w:unhideWhenUsed="0" w:uiPriority="0" w:semiHidden="0" w:name="Document Map"/>
@@ -3295,6 +3326,7 @@
   <w:style w:type="character" w:styleId="12">
     <w:name w:val="FollowedHyperlink"/>
     <w:basedOn w:val="8"/>
+    <w:qFormat/>
     <w:uiPriority w:val="0"/>
     <w:rPr>
       <w:color w:val="800080"/>
